--- a/Praca Licencjacka.docx
+++ b/Praca Licencjacka.docx
@@ -20,104 +20,5263 @@
           <w:sz w:val="28"/>
           <w:szCs w:val="28"/>
         </w:rPr>
-        <w:t>System nadzorujący prac</w:t>
-      </w:r>
-      <w:r>
+        <w:t>KATEDRA INFORMATYKI I MATEMATYKI</w:t>
+      </w:r>
+    </w:p>
+    <w:p>
+      <w:pPr>
+        <w:jc w:val="center"/>
         <w:rPr>
           <w:b/>
           <w:bCs/>
           <w:sz w:val="28"/>
           <w:szCs w:val="28"/>
         </w:rPr>
-        <w:t>ę</w:t>
-      </w:r>
-      <w:r>
+      </w:pPr>
+    </w:p>
+    <w:p>
+      <w:pPr>
+        <w:jc w:val="center"/>
         <w:rPr>
           <w:b/>
           <w:bCs/>
           <w:sz w:val="28"/>
           <w:szCs w:val="28"/>
         </w:rPr>
-        <w:t xml:space="preserve"> agentów ubezpieczeniowych w technologii JavaScrip</w:t>
-      </w:r>
-      <w:bookmarkEnd w:id="0"/>
-      <w:r>
+      </w:pPr>
+    </w:p>
+    <w:p>
+      <w:pPr>
+        <w:jc w:val="center"/>
+        <w:rPr>
+          <w:b/>
+          <w:bCs/>
+          <w:sz w:val="32"/>
+          <w:szCs w:val="32"/>
+        </w:rPr>
+      </w:pPr>
+      <w:r>
+        <w:rPr>
+          <w:b/>
+          <w:bCs/>
+          <w:sz w:val="32"/>
+          <w:szCs w:val="32"/>
+        </w:rPr>
+        <w:t>Jakub Sikora</w:t>
+      </w:r>
+    </w:p>
+    <w:p>
+      <w:pPr>
+        <w:jc w:val="center"/>
+      </w:pPr>
+      <w:r>
+        <w:t>nr albumu: 418043</w:t>
+      </w:r>
+    </w:p>
+    <w:p>
+      <w:pPr>
+        <w:jc w:val="center"/>
         <w:rPr>
           <w:b/>
           <w:bCs/>
           <w:sz w:val="28"/>
           <w:szCs w:val="28"/>
         </w:rPr>
+      </w:pPr>
+    </w:p>
+    <w:p>
+      <w:pPr>
+        <w:jc w:val="center"/>
+        <w:rPr>
+          <w:b/>
+          <w:bCs/>
+          <w:sz w:val="28"/>
+          <w:szCs w:val="28"/>
+        </w:rPr>
+      </w:pPr>
+    </w:p>
+    <w:p>
+      <w:pPr>
+        <w:jc w:val="center"/>
+        <w:rPr>
+          <w:b/>
+          <w:bCs/>
+          <w:sz w:val="28"/>
+          <w:szCs w:val="28"/>
+        </w:rPr>
+      </w:pPr>
+    </w:p>
+    <w:p>
+      <w:pPr>
+        <w:jc w:val="center"/>
+        <w:rPr>
+          <w:b/>
+          <w:bCs/>
+          <w:sz w:val="40"/>
+          <w:szCs w:val="40"/>
+        </w:rPr>
+      </w:pPr>
+      <w:r>
+        <w:rPr>
+          <w:b/>
+          <w:bCs/>
+          <w:sz w:val="40"/>
+          <w:szCs w:val="40"/>
+        </w:rPr>
+        <w:t>System nadzorujący prac</w:t>
+      </w:r>
+      <w:r>
+        <w:rPr>
+          <w:b/>
+          <w:bCs/>
+          <w:sz w:val="40"/>
+          <w:szCs w:val="40"/>
+        </w:rPr>
+        <w:t>ę</w:t>
+      </w:r>
+      <w:r>
+        <w:rPr>
+          <w:b/>
+          <w:bCs/>
+          <w:sz w:val="40"/>
+          <w:szCs w:val="40"/>
+        </w:rPr>
+        <w:t xml:space="preserve"> agentów ubezpieczeniowych w technologii JavaScrip</w:t>
+      </w:r>
+      <w:bookmarkEnd w:id="0"/>
+      <w:r>
+        <w:rPr>
+          <w:b/>
+          <w:bCs/>
+          <w:sz w:val="40"/>
+          <w:szCs w:val="40"/>
+        </w:rPr>
         <w:t>t</w:t>
       </w:r>
     </w:p>
+    <w:p>
+      <w:pPr>
+        <w:jc w:val="center"/>
+        <w:rPr>
+          <w:sz w:val="28"/>
+          <w:szCs w:val="28"/>
+          <w:lang w:val="en-US"/>
+        </w:rPr>
+      </w:pPr>
+      <w:r>
+        <w:rPr>
+          <w:sz w:val="28"/>
+          <w:szCs w:val="28"/>
+          <w:lang w:val="en-US"/>
+        </w:rPr>
+        <w:t>A JavaScript-based system for monitoring the work of insurance agents</w:t>
+      </w:r>
+    </w:p>
+    <w:p>
+      <w:pPr>
+        <w:jc w:val="center"/>
+        <w:rPr>
+          <w:b/>
+          <w:bCs/>
+          <w:sz w:val="28"/>
+          <w:szCs w:val="28"/>
+          <w:lang w:val="en-US"/>
+        </w:rPr>
+      </w:pPr>
+    </w:p>
+    <w:p>
+      <w:pPr>
+        <w:jc w:val="center"/>
+        <w:rPr>
+          <w:b/>
+          <w:bCs/>
+          <w:sz w:val="28"/>
+          <w:szCs w:val="28"/>
+          <w:lang w:val="en-US"/>
+        </w:rPr>
+      </w:pPr>
+    </w:p>
+    <w:p>
+      <w:pPr>
+        <w:jc w:val="center"/>
+        <w:rPr>
+          <w:b/>
+          <w:bCs/>
+          <w:sz w:val="28"/>
+          <w:szCs w:val="28"/>
+          <w:lang w:val="en-US"/>
+        </w:rPr>
+      </w:pPr>
+    </w:p>
+    <w:p>
+      <w:pPr>
+        <w:jc w:val="center"/>
+        <w:rPr>
+          <w:b/>
+          <w:bCs/>
+          <w:sz w:val="28"/>
+          <w:szCs w:val="28"/>
+          <w:lang w:val="en-US"/>
+        </w:rPr>
+      </w:pPr>
+    </w:p>
+    <w:p>
+      <w:pPr>
+        <w:jc w:val="center"/>
+        <w:rPr>
+          <w:b/>
+          <w:bCs/>
+          <w:sz w:val="28"/>
+          <w:szCs w:val="28"/>
+          <w:lang w:val="en-US"/>
+        </w:rPr>
+      </w:pPr>
+    </w:p>
+    <w:p>
+      <w:pPr>
+        <w:jc w:val="center"/>
+        <w:rPr>
+          <w:b/>
+          <w:bCs/>
+          <w:sz w:val="28"/>
+          <w:szCs w:val="28"/>
+          <w:lang w:val="en-US"/>
+        </w:rPr>
+      </w:pPr>
+    </w:p>
+    <w:p>
+      <w:pPr>
+        <w:ind w:firstLine="0"/>
+        <w:jc w:val="right"/>
+      </w:pPr>
+      <w:r>
+        <w:t xml:space="preserve">Praca licencjacka napisana </w:t>
+      </w:r>
+    </w:p>
+    <w:p>
+      <w:pPr>
+        <w:ind w:firstLine="0"/>
+        <w:jc w:val="right"/>
+      </w:pPr>
+      <w:r>
+        <w:t>pod kierunkiem</w:t>
+      </w:r>
+    </w:p>
+    <w:p>
+      <w:pPr>
+        <w:jc w:val="right"/>
+        <w:rPr>
+          <w:b/>
+          <w:bCs/>
+          <w:sz w:val="28"/>
+          <w:szCs w:val="28"/>
+        </w:rPr>
+      </w:pPr>
+      <w:r>
+        <w:rPr>
+          <w:b/>
+          <w:bCs/>
+          <w:sz w:val="28"/>
+          <w:szCs w:val="28"/>
+        </w:rPr>
+        <w:tab/>
+      </w:r>
+      <w:r>
+        <w:rPr>
+          <w:b/>
+          <w:bCs/>
+        </w:rPr>
+        <w:t>dr Robert</w:t>
+      </w:r>
+      <w:r>
+        <w:rPr>
+          <w:b/>
+          <w:bCs/>
+        </w:rPr>
+        <w:t>a</w:t>
+      </w:r>
+      <w:r>
+        <w:rPr>
+          <w:b/>
+          <w:bCs/>
+        </w:rPr>
+        <w:t xml:space="preserve"> Plebaniak</w:t>
+      </w:r>
+      <w:r>
+        <w:rPr>
+          <w:b/>
+          <w:bCs/>
+        </w:rPr>
+        <w:t>a</w:t>
+      </w:r>
+      <w:r>
+        <w:rPr>
+          <w:b/>
+          <w:bCs/>
+        </w:rPr>
+        <w:t xml:space="preserve">                       </w:t>
+      </w:r>
+    </w:p>
+    <w:p>
+      <w:pPr>
+        <w:jc w:val="center"/>
+        <w:rPr>
+          <w:b/>
+          <w:bCs/>
+          <w:sz w:val="28"/>
+          <w:szCs w:val="28"/>
+        </w:rPr>
+      </w:pPr>
+    </w:p>
+    <w:p>
+      <w:pPr>
+        <w:jc w:val="center"/>
+        <w:rPr>
+          <w:b/>
+          <w:bCs/>
+          <w:sz w:val="28"/>
+          <w:szCs w:val="28"/>
+        </w:rPr>
+      </w:pPr>
+    </w:p>
+    <w:p>
+      <w:pPr>
+        <w:ind w:firstLine="0"/>
+        <w:rPr>
+          <w:b/>
+          <w:bCs/>
+          <w:sz w:val="28"/>
+          <w:szCs w:val="28"/>
+        </w:rPr>
+      </w:pPr>
+    </w:p>
+    <w:p>
+      <w:pPr>
+        <w:jc w:val="center"/>
+        <w:rPr>
+          <w:b/>
+          <w:bCs/>
+          <w:sz w:val="28"/>
+          <w:szCs w:val="28"/>
+        </w:rPr>
+      </w:pPr>
+    </w:p>
+    <w:p>
+      <w:pPr>
+        <w:jc w:val="center"/>
+        <w:rPr>
+          <w:b/>
+          <w:bCs/>
+          <w:sz w:val="28"/>
+          <w:szCs w:val="28"/>
+        </w:rPr>
+      </w:pPr>
+    </w:p>
+    <w:p>
+      <w:pPr>
+        <w:ind w:firstLine="0"/>
+        <w:jc w:val="center"/>
+        <w:rPr>
+          <w:b/>
+          <w:bCs/>
+          <w:sz w:val="28"/>
+          <w:szCs w:val="28"/>
+        </w:rPr>
+      </w:pPr>
+      <w:r>
+        <w:rPr>
+          <w:b/>
+          <w:bCs/>
+          <w:sz w:val="28"/>
+          <w:szCs w:val="28"/>
+        </w:rPr>
+        <w:t>Łódź 2026</w:t>
+      </w:r>
+    </w:p>
+    <w:p>
+      <w:pPr>
+        <w:ind w:firstLine="0"/>
+        <w:jc w:val="center"/>
+        <w:rPr>
+          <w:b/>
+          <w:bCs/>
+          <w:sz w:val="28"/>
+          <w:szCs w:val="28"/>
+        </w:rPr>
+        <w:sectPr>
+          <w:footerReference w:type="default" r:id="rId8"/>
+          <w:pgSz w:w="11906" w:h="16838"/>
+          <w:pgMar w:top="1418" w:right="1418" w:bottom="1418" w:left="1985" w:header="709" w:footer="709" w:gutter="0"/>
+          <w:pgNumType w:start="1"/>
+          <w:cols w:space="708"/>
+          <w:docGrid w:linePitch="360"/>
+        </w:sectPr>
+      </w:pPr>
+    </w:p>
+    <w:sdt>
+      <w:sdtPr>
+        <w:rPr>
+          <w:rFonts w:ascii="Times New Roman" w:eastAsiaTheme="minorHAnsi" w:hAnsi="Times New Roman" w:cstheme="minorBidi"/>
+          <w:color w:val="auto"/>
+          <w:kern w:val="2"/>
+          <w:sz w:val="24"/>
+          <w:szCs w:val="24"/>
+          <w:lang w:eastAsia="en-US"/>
+          <w14:ligatures w14:val="standardContextual"/>
+        </w:rPr>
+        <w:id w:val="471410205"/>
+        <w:docPartObj>
+          <w:docPartGallery w:val="Table of Contents"/>
+          <w:docPartUnique/>
+        </w:docPartObj>
+      </w:sdtPr>
+      <w:sdtEndPr>
+        <w:rPr>
+          <w:b/>
+          <w:bCs/>
+        </w:rPr>
+      </w:sdtEndPr>
+      <w:sdtContent>
+        <w:p>
+          <w:pPr>
+            <w:pStyle w:val="Nagwekspisutreci"/>
+          </w:pPr>
+          <w:r>
+            <w:t>Spis treści</w:t>
+          </w:r>
+        </w:p>
+        <w:p>
+          <w:pPr>
+            <w:pStyle w:val="Spistreci1"/>
+            <w:tabs>
+              <w:tab w:val="left" w:pos="1200"/>
+              <w:tab w:val="right" w:leader="dot" w:pos="8493"/>
+            </w:tabs>
+            <w:rPr>
+              <w:rFonts w:asciiTheme="minorHAnsi" w:eastAsiaTheme="minorEastAsia" w:hAnsiTheme="minorHAnsi"/>
+              <w:noProof/>
+              <w:lang w:eastAsia="pl-PL"/>
+            </w:rPr>
+          </w:pPr>
+          <w:r>
+            <w:fldChar w:fldCharType="begin"/>
+          </w:r>
+          <w:r>
+            <w:instrText xml:space="preserve"> TOC \o "1-3" \h \z \u </w:instrText>
+          </w:r>
+          <w:r>
+            <w:fldChar w:fldCharType="separate"/>
+          </w:r>
+          <w:hyperlink w:anchor="_Toc230734859" w:history="1">
+            <w:r>
+              <w:rPr>
+                <w:rStyle w:val="Hipercze"/>
+                <w:noProof/>
+              </w:rPr>
+              <w:t>1.</w:t>
+            </w:r>
+            <w:r>
+              <w:rPr>
+                <w:rFonts w:asciiTheme="minorHAnsi" w:eastAsiaTheme="minorEastAsia" w:hAnsiTheme="minorHAnsi"/>
+                <w:noProof/>
+                <w:lang w:eastAsia="pl-PL"/>
+              </w:rPr>
+              <w:tab/>
+            </w:r>
+            <w:r>
+              <w:rPr>
+                <w:rStyle w:val="Hipercze"/>
+                <w:noProof/>
+              </w:rPr>
+              <w:t>Wstęp</w:t>
+            </w:r>
+            <w:r>
+              <w:rPr>
+                <w:noProof/>
+                <w:webHidden/>
+              </w:rPr>
+              <w:tab/>
+            </w:r>
+            <w:r>
+              <w:rPr>
+                <w:noProof/>
+                <w:webHidden/>
+              </w:rPr>
+              <w:fldChar w:fldCharType="begin"/>
+            </w:r>
+            <w:r>
+              <w:rPr>
+                <w:noProof/>
+                <w:webHidden/>
+              </w:rPr>
+              <w:instrText xml:space="preserve"> PAGEREF _Toc230734859 \h </w:instrText>
+            </w:r>
+            <w:r>
+              <w:rPr>
+                <w:noProof/>
+                <w:webHidden/>
+              </w:rPr>
+            </w:r>
+            <w:r>
+              <w:rPr>
+                <w:noProof/>
+                <w:webHidden/>
+              </w:rPr>
+              <w:fldChar w:fldCharType="separate"/>
+            </w:r>
+            <w:r>
+              <w:rPr>
+                <w:noProof/>
+                <w:webHidden/>
+              </w:rPr>
+              <w:t>3</w:t>
+            </w:r>
+            <w:r>
+              <w:rPr>
+                <w:noProof/>
+                <w:webHidden/>
+              </w:rPr>
+              <w:fldChar w:fldCharType="end"/>
+            </w:r>
+          </w:hyperlink>
+        </w:p>
+        <w:p>
+          <w:pPr>
+            <w:pStyle w:val="Spistreci2"/>
+            <w:tabs>
+              <w:tab w:val="left" w:pos="1680"/>
+              <w:tab w:val="right" w:leader="dot" w:pos="8493"/>
+            </w:tabs>
+            <w:rPr>
+              <w:rFonts w:asciiTheme="minorHAnsi" w:eastAsiaTheme="minorEastAsia" w:hAnsiTheme="minorHAnsi"/>
+              <w:noProof/>
+              <w:lang w:eastAsia="pl-PL"/>
+            </w:rPr>
+          </w:pPr>
+          <w:hyperlink w:anchor="_Toc230734860" w:history="1">
+            <w:r>
+              <w:rPr>
+                <w:rStyle w:val="Hipercze"/>
+                <w:noProof/>
+              </w:rPr>
+              <w:t>1.1.</w:t>
+            </w:r>
+            <w:r>
+              <w:rPr>
+                <w:rFonts w:asciiTheme="minorHAnsi" w:eastAsiaTheme="minorEastAsia" w:hAnsiTheme="minorHAnsi"/>
+                <w:noProof/>
+                <w:lang w:eastAsia="pl-PL"/>
+              </w:rPr>
+              <w:tab/>
+            </w:r>
+            <w:r>
+              <w:rPr>
+                <w:rStyle w:val="Hipercze"/>
+                <w:noProof/>
+              </w:rPr>
+              <w:t>Wprowadzenie do tematu pracy</w:t>
+            </w:r>
+            <w:r>
+              <w:rPr>
+                <w:noProof/>
+                <w:webHidden/>
+              </w:rPr>
+              <w:tab/>
+            </w:r>
+            <w:r>
+              <w:rPr>
+                <w:noProof/>
+                <w:webHidden/>
+              </w:rPr>
+              <w:fldChar w:fldCharType="begin"/>
+            </w:r>
+            <w:r>
+              <w:rPr>
+                <w:noProof/>
+                <w:webHidden/>
+              </w:rPr>
+              <w:instrText xml:space="preserve"> PAGEREF _Toc230734860 \h </w:instrText>
+            </w:r>
+            <w:r>
+              <w:rPr>
+                <w:noProof/>
+                <w:webHidden/>
+              </w:rPr>
+            </w:r>
+            <w:r>
+              <w:rPr>
+                <w:noProof/>
+                <w:webHidden/>
+              </w:rPr>
+              <w:fldChar w:fldCharType="separate"/>
+            </w:r>
+            <w:r>
+              <w:rPr>
+                <w:noProof/>
+                <w:webHidden/>
+              </w:rPr>
+              <w:t>3</w:t>
+            </w:r>
+            <w:r>
+              <w:rPr>
+                <w:noProof/>
+                <w:webHidden/>
+              </w:rPr>
+              <w:fldChar w:fldCharType="end"/>
+            </w:r>
+          </w:hyperlink>
+        </w:p>
+        <w:p>
+          <w:pPr>
+            <w:pStyle w:val="Spistreci2"/>
+            <w:tabs>
+              <w:tab w:val="left" w:pos="1680"/>
+              <w:tab w:val="right" w:leader="dot" w:pos="8493"/>
+            </w:tabs>
+            <w:rPr>
+              <w:rFonts w:asciiTheme="minorHAnsi" w:eastAsiaTheme="minorEastAsia" w:hAnsiTheme="minorHAnsi"/>
+              <w:noProof/>
+              <w:lang w:eastAsia="pl-PL"/>
+            </w:rPr>
+          </w:pPr>
+          <w:hyperlink w:anchor="_Toc230734861" w:history="1">
+            <w:r>
+              <w:rPr>
+                <w:rStyle w:val="Hipercze"/>
+                <w:noProof/>
+              </w:rPr>
+              <w:t>1.2.</w:t>
+            </w:r>
+            <w:r>
+              <w:rPr>
+                <w:rFonts w:asciiTheme="minorHAnsi" w:eastAsiaTheme="minorEastAsia" w:hAnsiTheme="minorHAnsi"/>
+                <w:noProof/>
+                <w:lang w:eastAsia="pl-PL"/>
+              </w:rPr>
+              <w:tab/>
+            </w:r>
+            <w:r>
+              <w:rPr>
+                <w:rStyle w:val="Hipercze"/>
+                <w:noProof/>
+              </w:rPr>
+              <w:t>Cel i zakres pracy</w:t>
+            </w:r>
+            <w:r>
+              <w:rPr>
+                <w:noProof/>
+                <w:webHidden/>
+              </w:rPr>
+              <w:tab/>
+            </w:r>
+            <w:r>
+              <w:rPr>
+                <w:noProof/>
+                <w:webHidden/>
+              </w:rPr>
+              <w:fldChar w:fldCharType="begin"/>
+            </w:r>
+            <w:r>
+              <w:rPr>
+                <w:noProof/>
+                <w:webHidden/>
+              </w:rPr>
+              <w:instrText xml:space="preserve"> PAGEREF _Toc230734861 \h </w:instrText>
+            </w:r>
+            <w:r>
+              <w:rPr>
+                <w:noProof/>
+                <w:webHidden/>
+              </w:rPr>
+            </w:r>
+            <w:r>
+              <w:rPr>
+                <w:noProof/>
+                <w:webHidden/>
+              </w:rPr>
+              <w:fldChar w:fldCharType="separate"/>
+            </w:r>
+            <w:r>
+              <w:rPr>
+                <w:noProof/>
+                <w:webHidden/>
+              </w:rPr>
+              <w:t>3</w:t>
+            </w:r>
+            <w:r>
+              <w:rPr>
+                <w:noProof/>
+                <w:webHidden/>
+              </w:rPr>
+              <w:fldChar w:fldCharType="end"/>
+            </w:r>
+          </w:hyperlink>
+        </w:p>
+        <w:p>
+          <w:pPr>
+            <w:pStyle w:val="Spistreci2"/>
+            <w:tabs>
+              <w:tab w:val="left" w:pos="1680"/>
+              <w:tab w:val="right" w:leader="dot" w:pos="8493"/>
+            </w:tabs>
+            <w:rPr>
+              <w:rFonts w:asciiTheme="minorHAnsi" w:eastAsiaTheme="minorEastAsia" w:hAnsiTheme="minorHAnsi"/>
+              <w:noProof/>
+              <w:lang w:eastAsia="pl-PL"/>
+            </w:rPr>
+          </w:pPr>
+          <w:hyperlink w:anchor="_Toc230734862" w:history="1">
+            <w:r>
+              <w:rPr>
+                <w:rStyle w:val="Hipercze"/>
+                <w:noProof/>
+              </w:rPr>
+              <w:t>1.3.</w:t>
+            </w:r>
+            <w:r>
+              <w:rPr>
+                <w:rFonts w:asciiTheme="minorHAnsi" w:eastAsiaTheme="minorEastAsia" w:hAnsiTheme="minorHAnsi"/>
+                <w:noProof/>
+                <w:lang w:eastAsia="pl-PL"/>
+              </w:rPr>
+              <w:tab/>
+            </w:r>
+            <w:r>
+              <w:rPr>
+                <w:rStyle w:val="Hipercze"/>
+                <w:noProof/>
+              </w:rPr>
+              <w:t>Uzasadnienie wyboru tematu</w:t>
+            </w:r>
+            <w:r>
+              <w:rPr>
+                <w:noProof/>
+                <w:webHidden/>
+              </w:rPr>
+              <w:tab/>
+            </w:r>
+            <w:r>
+              <w:rPr>
+                <w:noProof/>
+                <w:webHidden/>
+              </w:rPr>
+              <w:fldChar w:fldCharType="begin"/>
+            </w:r>
+            <w:r>
+              <w:rPr>
+                <w:noProof/>
+                <w:webHidden/>
+              </w:rPr>
+              <w:instrText xml:space="preserve"> PAGEREF _Toc230734862 \h </w:instrText>
+            </w:r>
+            <w:r>
+              <w:rPr>
+                <w:noProof/>
+                <w:webHidden/>
+              </w:rPr>
+            </w:r>
+            <w:r>
+              <w:rPr>
+                <w:noProof/>
+                <w:webHidden/>
+              </w:rPr>
+              <w:fldChar w:fldCharType="separate"/>
+            </w:r>
+            <w:r>
+              <w:rPr>
+                <w:noProof/>
+                <w:webHidden/>
+              </w:rPr>
+              <w:t>3</w:t>
+            </w:r>
+            <w:r>
+              <w:rPr>
+                <w:noProof/>
+                <w:webHidden/>
+              </w:rPr>
+              <w:fldChar w:fldCharType="end"/>
+            </w:r>
+          </w:hyperlink>
+        </w:p>
+        <w:p>
+          <w:pPr>
+            <w:pStyle w:val="Spistreci2"/>
+            <w:tabs>
+              <w:tab w:val="left" w:pos="1680"/>
+              <w:tab w:val="right" w:leader="dot" w:pos="8493"/>
+            </w:tabs>
+            <w:rPr>
+              <w:rFonts w:asciiTheme="minorHAnsi" w:eastAsiaTheme="minorEastAsia" w:hAnsiTheme="minorHAnsi"/>
+              <w:noProof/>
+              <w:lang w:eastAsia="pl-PL"/>
+            </w:rPr>
+          </w:pPr>
+          <w:hyperlink w:anchor="_Toc230734863" w:history="1">
+            <w:r>
+              <w:rPr>
+                <w:rStyle w:val="Hipercze"/>
+                <w:noProof/>
+              </w:rPr>
+              <w:t>1.4.</w:t>
+            </w:r>
+            <w:r>
+              <w:rPr>
+                <w:rFonts w:asciiTheme="minorHAnsi" w:eastAsiaTheme="minorEastAsia" w:hAnsiTheme="minorHAnsi"/>
+                <w:noProof/>
+                <w:lang w:eastAsia="pl-PL"/>
+              </w:rPr>
+              <w:tab/>
+            </w:r>
+            <w:r>
+              <w:rPr>
+                <w:rStyle w:val="Hipercze"/>
+                <w:noProof/>
+              </w:rPr>
+              <w:t>Struktura pracy</w:t>
+            </w:r>
+            <w:r>
+              <w:rPr>
+                <w:noProof/>
+                <w:webHidden/>
+              </w:rPr>
+              <w:tab/>
+            </w:r>
+            <w:r>
+              <w:rPr>
+                <w:noProof/>
+                <w:webHidden/>
+              </w:rPr>
+              <w:fldChar w:fldCharType="begin"/>
+            </w:r>
+            <w:r>
+              <w:rPr>
+                <w:noProof/>
+                <w:webHidden/>
+              </w:rPr>
+              <w:instrText xml:space="preserve"> PAGEREF _Toc230734863 \h </w:instrText>
+            </w:r>
+            <w:r>
+              <w:rPr>
+                <w:noProof/>
+                <w:webHidden/>
+              </w:rPr>
+            </w:r>
+            <w:r>
+              <w:rPr>
+                <w:noProof/>
+                <w:webHidden/>
+              </w:rPr>
+              <w:fldChar w:fldCharType="separate"/>
+            </w:r>
+            <w:r>
+              <w:rPr>
+                <w:noProof/>
+                <w:webHidden/>
+              </w:rPr>
+              <w:t>3</w:t>
+            </w:r>
+            <w:r>
+              <w:rPr>
+                <w:noProof/>
+                <w:webHidden/>
+              </w:rPr>
+              <w:fldChar w:fldCharType="end"/>
+            </w:r>
+          </w:hyperlink>
+        </w:p>
+        <w:p>
+          <w:pPr>
+            <w:pStyle w:val="Spistreci1"/>
+            <w:tabs>
+              <w:tab w:val="left" w:pos="1200"/>
+              <w:tab w:val="right" w:leader="dot" w:pos="8493"/>
+            </w:tabs>
+            <w:rPr>
+              <w:rFonts w:asciiTheme="minorHAnsi" w:eastAsiaTheme="minorEastAsia" w:hAnsiTheme="minorHAnsi"/>
+              <w:noProof/>
+              <w:lang w:eastAsia="pl-PL"/>
+            </w:rPr>
+          </w:pPr>
+          <w:hyperlink w:anchor="_Toc230734864" w:history="1">
+            <w:r>
+              <w:rPr>
+                <w:rStyle w:val="Hipercze"/>
+                <w:noProof/>
+              </w:rPr>
+              <w:t>2.</w:t>
+            </w:r>
+            <w:r>
+              <w:rPr>
+                <w:rFonts w:asciiTheme="minorHAnsi" w:eastAsiaTheme="minorEastAsia" w:hAnsiTheme="minorHAnsi"/>
+                <w:noProof/>
+                <w:lang w:eastAsia="pl-PL"/>
+              </w:rPr>
+              <w:tab/>
+            </w:r>
+            <w:r>
+              <w:rPr>
+                <w:rStyle w:val="Hipercze"/>
+                <w:noProof/>
+              </w:rPr>
+              <w:t>Analiza problemu i założenia systemu</w:t>
+            </w:r>
+            <w:r>
+              <w:rPr>
+                <w:noProof/>
+                <w:webHidden/>
+              </w:rPr>
+              <w:tab/>
+            </w:r>
+            <w:r>
+              <w:rPr>
+                <w:noProof/>
+                <w:webHidden/>
+              </w:rPr>
+              <w:fldChar w:fldCharType="begin"/>
+            </w:r>
+            <w:r>
+              <w:rPr>
+                <w:noProof/>
+                <w:webHidden/>
+              </w:rPr>
+              <w:instrText xml:space="preserve"> PAGEREF _Toc230734864 \h </w:instrText>
+            </w:r>
+            <w:r>
+              <w:rPr>
+                <w:noProof/>
+                <w:webHidden/>
+              </w:rPr>
+            </w:r>
+            <w:r>
+              <w:rPr>
+                <w:noProof/>
+                <w:webHidden/>
+              </w:rPr>
+              <w:fldChar w:fldCharType="separate"/>
+            </w:r>
+            <w:r>
+              <w:rPr>
+                <w:noProof/>
+                <w:webHidden/>
+              </w:rPr>
+              <w:t>3</w:t>
+            </w:r>
+            <w:r>
+              <w:rPr>
+                <w:noProof/>
+                <w:webHidden/>
+              </w:rPr>
+              <w:fldChar w:fldCharType="end"/>
+            </w:r>
+          </w:hyperlink>
+        </w:p>
+        <w:p>
+          <w:pPr>
+            <w:pStyle w:val="Spistreci2"/>
+            <w:tabs>
+              <w:tab w:val="left" w:pos="1680"/>
+              <w:tab w:val="right" w:leader="dot" w:pos="8493"/>
+            </w:tabs>
+            <w:rPr>
+              <w:rFonts w:asciiTheme="minorHAnsi" w:eastAsiaTheme="minorEastAsia" w:hAnsiTheme="minorHAnsi"/>
+              <w:noProof/>
+              <w:lang w:eastAsia="pl-PL"/>
+            </w:rPr>
+          </w:pPr>
+          <w:hyperlink w:anchor="_Toc230734865" w:history="1">
+            <w:r>
+              <w:rPr>
+                <w:rStyle w:val="Hipercze"/>
+                <w:noProof/>
+              </w:rPr>
+              <w:t>2.1.</w:t>
+            </w:r>
+            <w:r>
+              <w:rPr>
+                <w:rFonts w:asciiTheme="minorHAnsi" w:eastAsiaTheme="minorEastAsia" w:hAnsiTheme="minorHAnsi"/>
+                <w:noProof/>
+                <w:lang w:eastAsia="pl-PL"/>
+              </w:rPr>
+              <w:tab/>
+            </w:r>
+            <w:r>
+              <w:rPr>
+                <w:rStyle w:val="Hipercze"/>
+                <w:noProof/>
+              </w:rPr>
+              <w:t>Charakterystyka pracy agentów ubezpieczeniowych</w:t>
+            </w:r>
+            <w:r>
+              <w:rPr>
+                <w:noProof/>
+                <w:webHidden/>
+              </w:rPr>
+              <w:tab/>
+            </w:r>
+            <w:r>
+              <w:rPr>
+                <w:noProof/>
+                <w:webHidden/>
+              </w:rPr>
+              <w:fldChar w:fldCharType="begin"/>
+            </w:r>
+            <w:r>
+              <w:rPr>
+                <w:noProof/>
+                <w:webHidden/>
+              </w:rPr>
+              <w:instrText xml:space="preserve"> PAGEREF _Toc230734865 \h </w:instrText>
+            </w:r>
+            <w:r>
+              <w:rPr>
+                <w:noProof/>
+                <w:webHidden/>
+              </w:rPr>
+            </w:r>
+            <w:r>
+              <w:rPr>
+                <w:noProof/>
+                <w:webHidden/>
+              </w:rPr>
+              <w:fldChar w:fldCharType="separate"/>
+            </w:r>
+            <w:r>
+              <w:rPr>
+                <w:noProof/>
+                <w:webHidden/>
+              </w:rPr>
+              <w:t>3</w:t>
+            </w:r>
+            <w:r>
+              <w:rPr>
+                <w:noProof/>
+                <w:webHidden/>
+              </w:rPr>
+              <w:fldChar w:fldCharType="end"/>
+            </w:r>
+          </w:hyperlink>
+        </w:p>
+        <w:p>
+          <w:pPr>
+            <w:pStyle w:val="Spistreci2"/>
+            <w:tabs>
+              <w:tab w:val="left" w:pos="1680"/>
+              <w:tab w:val="right" w:leader="dot" w:pos="8493"/>
+            </w:tabs>
+            <w:rPr>
+              <w:rFonts w:asciiTheme="minorHAnsi" w:eastAsiaTheme="minorEastAsia" w:hAnsiTheme="minorHAnsi"/>
+              <w:noProof/>
+              <w:lang w:eastAsia="pl-PL"/>
+            </w:rPr>
+          </w:pPr>
+          <w:hyperlink w:anchor="_Toc230734866" w:history="1">
+            <w:r>
+              <w:rPr>
+                <w:rStyle w:val="Hipercze"/>
+                <w:noProof/>
+              </w:rPr>
+              <w:t>2.2.</w:t>
+            </w:r>
+            <w:r>
+              <w:rPr>
+                <w:rFonts w:asciiTheme="minorHAnsi" w:eastAsiaTheme="minorEastAsia" w:hAnsiTheme="minorHAnsi"/>
+                <w:noProof/>
+                <w:lang w:eastAsia="pl-PL"/>
+              </w:rPr>
+              <w:tab/>
+            </w:r>
+            <w:r>
+              <w:rPr>
+                <w:rStyle w:val="Hipercze"/>
+                <w:noProof/>
+              </w:rPr>
+              <w:t>Problem nadzorowania pracy agentów</w:t>
+            </w:r>
+            <w:r>
+              <w:rPr>
+                <w:noProof/>
+                <w:webHidden/>
+              </w:rPr>
+              <w:tab/>
+            </w:r>
+            <w:r>
+              <w:rPr>
+                <w:noProof/>
+                <w:webHidden/>
+              </w:rPr>
+              <w:fldChar w:fldCharType="begin"/>
+            </w:r>
+            <w:r>
+              <w:rPr>
+                <w:noProof/>
+                <w:webHidden/>
+              </w:rPr>
+              <w:instrText xml:space="preserve"> PAGEREF _Toc230734866 \h </w:instrText>
+            </w:r>
+            <w:r>
+              <w:rPr>
+                <w:noProof/>
+                <w:webHidden/>
+              </w:rPr>
+            </w:r>
+            <w:r>
+              <w:rPr>
+                <w:noProof/>
+                <w:webHidden/>
+              </w:rPr>
+              <w:fldChar w:fldCharType="separate"/>
+            </w:r>
+            <w:r>
+              <w:rPr>
+                <w:noProof/>
+                <w:webHidden/>
+              </w:rPr>
+              <w:t>3</w:t>
+            </w:r>
+            <w:r>
+              <w:rPr>
+                <w:noProof/>
+                <w:webHidden/>
+              </w:rPr>
+              <w:fldChar w:fldCharType="end"/>
+            </w:r>
+          </w:hyperlink>
+        </w:p>
+        <w:p>
+          <w:pPr>
+            <w:pStyle w:val="Spistreci2"/>
+            <w:tabs>
+              <w:tab w:val="left" w:pos="1680"/>
+              <w:tab w:val="right" w:leader="dot" w:pos="8493"/>
+            </w:tabs>
+            <w:rPr>
+              <w:rFonts w:asciiTheme="minorHAnsi" w:eastAsiaTheme="minorEastAsia" w:hAnsiTheme="minorHAnsi"/>
+              <w:noProof/>
+              <w:lang w:eastAsia="pl-PL"/>
+            </w:rPr>
+          </w:pPr>
+          <w:hyperlink w:anchor="_Toc230734867" w:history="1">
+            <w:r>
+              <w:rPr>
+                <w:rStyle w:val="Hipercze"/>
+                <w:noProof/>
+              </w:rPr>
+              <w:t>2.3.</w:t>
+            </w:r>
+            <w:r>
+              <w:rPr>
+                <w:rFonts w:asciiTheme="minorHAnsi" w:eastAsiaTheme="minorEastAsia" w:hAnsiTheme="minorHAnsi"/>
+                <w:noProof/>
+                <w:lang w:eastAsia="pl-PL"/>
+              </w:rPr>
+              <w:tab/>
+            </w:r>
+            <w:r>
+              <w:rPr>
+                <w:rStyle w:val="Hipercze"/>
+                <w:noProof/>
+              </w:rPr>
+              <w:t>Wymagania funkcjonowania i niefunkcjonalne systemu</w:t>
+            </w:r>
+            <w:r>
+              <w:rPr>
+                <w:noProof/>
+                <w:webHidden/>
+              </w:rPr>
+              <w:tab/>
+            </w:r>
+            <w:r>
+              <w:rPr>
+                <w:noProof/>
+                <w:webHidden/>
+              </w:rPr>
+              <w:fldChar w:fldCharType="begin"/>
+            </w:r>
+            <w:r>
+              <w:rPr>
+                <w:noProof/>
+                <w:webHidden/>
+              </w:rPr>
+              <w:instrText xml:space="preserve"> PAGEREF _Toc230734867 \h </w:instrText>
+            </w:r>
+            <w:r>
+              <w:rPr>
+                <w:noProof/>
+                <w:webHidden/>
+              </w:rPr>
+            </w:r>
+            <w:r>
+              <w:rPr>
+                <w:noProof/>
+                <w:webHidden/>
+              </w:rPr>
+              <w:fldChar w:fldCharType="separate"/>
+            </w:r>
+            <w:r>
+              <w:rPr>
+                <w:noProof/>
+                <w:webHidden/>
+              </w:rPr>
+              <w:t>3</w:t>
+            </w:r>
+            <w:r>
+              <w:rPr>
+                <w:noProof/>
+                <w:webHidden/>
+              </w:rPr>
+              <w:fldChar w:fldCharType="end"/>
+            </w:r>
+          </w:hyperlink>
+        </w:p>
+        <w:p>
+          <w:pPr>
+            <w:pStyle w:val="Spistreci2"/>
+            <w:tabs>
+              <w:tab w:val="left" w:pos="1680"/>
+              <w:tab w:val="right" w:leader="dot" w:pos="8493"/>
+            </w:tabs>
+            <w:rPr>
+              <w:rFonts w:asciiTheme="minorHAnsi" w:eastAsiaTheme="minorEastAsia" w:hAnsiTheme="minorHAnsi"/>
+              <w:noProof/>
+              <w:lang w:eastAsia="pl-PL"/>
+            </w:rPr>
+          </w:pPr>
+          <w:hyperlink w:anchor="_Toc230734868" w:history="1">
+            <w:r>
+              <w:rPr>
+                <w:rStyle w:val="Hipercze"/>
+                <w:noProof/>
+              </w:rPr>
+              <w:t>2.4.</w:t>
+            </w:r>
+            <w:r>
+              <w:rPr>
+                <w:rFonts w:asciiTheme="minorHAnsi" w:eastAsiaTheme="minorEastAsia" w:hAnsiTheme="minorHAnsi"/>
+                <w:noProof/>
+                <w:lang w:eastAsia="pl-PL"/>
+              </w:rPr>
+              <w:tab/>
+            </w:r>
+            <w:r>
+              <w:rPr>
+                <w:rStyle w:val="Hipercze"/>
+                <w:noProof/>
+              </w:rPr>
+              <w:t>Role użytkowników systemu</w:t>
+            </w:r>
+            <w:r>
+              <w:rPr>
+                <w:noProof/>
+                <w:webHidden/>
+              </w:rPr>
+              <w:tab/>
+            </w:r>
+            <w:r>
+              <w:rPr>
+                <w:noProof/>
+                <w:webHidden/>
+              </w:rPr>
+              <w:fldChar w:fldCharType="begin"/>
+            </w:r>
+            <w:r>
+              <w:rPr>
+                <w:noProof/>
+                <w:webHidden/>
+              </w:rPr>
+              <w:instrText xml:space="preserve"> PAGEREF _Toc230734868 \h </w:instrText>
+            </w:r>
+            <w:r>
+              <w:rPr>
+                <w:noProof/>
+                <w:webHidden/>
+              </w:rPr>
+            </w:r>
+            <w:r>
+              <w:rPr>
+                <w:noProof/>
+                <w:webHidden/>
+              </w:rPr>
+              <w:fldChar w:fldCharType="separate"/>
+            </w:r>
+            <w:r>
+              <w:rPr>
+                <w:noProof/>
+                <w:webHidden/>
+              </w:rPr>
+              <w:t>3</w:t>
+            </w:r>
+            <w:r>
+              <w:rPr>
+                <w:noProof/>
+                <w:webHidden/>
+              </w:rPr>
+              <w:fldChar w:fldCharType="end"/>
+            </w:r>
+          </w:hyperlink>
+        </w:p>
+        <w:p>
+          <w:pPr>
+            <w:pStyle w:val="Spistreci1"/>
+            <w:tabs>
+              <w:tab w:val="left" w:pos="1200"/>
+              <w:tab w:val="right" w:leader="dot" w:pos="8493"/>
+            </w:tabs>
+            <w:rPr>
+              <w:rFonts w:asciiTheme="minorHAnsi" w:eastAsiaTheme="minorEastAsia" w:hAnsiTheme="minorHAnsi"/>
+              <w:noProof/>
+              <w:lang w:eastAsia="pl-PL"/>
+            </w:rPr>
+          </w:pPr>
+          <w:hyperlink w:anchor="_Toc230734869" w:history="1">
+            <w:r>
+              <w:rPr>
+                <w:rStyle w:val="Hipercze"/>
+                <w:noProof/>
+              </w:rPr>
+              <w:t>3.</w:t>
+            </w:r>
+            <w:r>
+              <w:rPr>
+                <w:rFonts w:asciiTheme="minorHAnsi" w:eastAsiaTheme="minorEastAsia" w:hAnsiTheme="minorHAnsi"/>
+                <w:noProof/>
+                <w:lang w:eastAsia="pl-PL"/>
+              </w:rPr>
+              <w:tab/>
+            </w:r>
+            <w:r>
+              <w:rPr>
+                <w:rStyle w:val="Hipercze"/>
+                <w:noProof/>
+              </w:rPr>
+              <w:t>Przegląd podobnych rozwiązań i wykorzystywanych technologii</w:t>
+            </w:r>
+            <w:r>
+              <w:rPr>
+                <w:noProof/>
+                <w:webHidden/>
+              </w:rPr>
+              <w:tab/>
+            </w:r>
+            <w:r>
+              <w:rPr>
+                <w:noProof/>
+                <w:webHidden/>
+              </w:rPr>
+              <w:fldChar w:fldCharType="begin"/>
+            </w:r>
+            <w:r>
+              <w:rPr>
+                <w:noProof/>
+                <w:webHidden/>
+              </w:rPr>
+              <w:instrText xml:space="preserve"> PAGEREF _Toc230734869 \h </w:instrText>
+            </w:r>
+            <w:r>
+              <w:rPr>
+                <w:noProof/>
+                <w:webHidden/>
+              </w:rPr>
+            </w:r>
+            <w:r>
+              <w:rPr>
+                <w:noProof/>
+                <w:webHidden/>
+              </w:rPr>
+              <w:fldChar w:fldCharType="separate"/>
+            </w:r>
+            <w:r>
+              <w:rPr>
+                <w:noProof/>
+                <w:webHidden/>
+              </w:rPr>
+              <w:t>4</w:t>
+            </w:r>
+            <w:r>
+              <w:rPr>
+                <w:noProof/>
+                <w:webHidden/>
+              </w:rPr>
+              <w:fldChar w:fldCharType="end"/>
+            </w:r>
+          </w:hyperlink>
+        </w:p>
+        <w:p>
+          <w:pPr>
+            <w:pStyle w:val="Spistreci2"/>
+            <w:tabs>
+              <w:tab w:val="left" w:pos="1680"/>
+              <w:tab w:val="right" w:leader="dot" w:pos="8493"/>
+            </w:tabs>
+            <w:rPr>
+              <w:rFonts w:asciiTheme="minorHAnsi" w:eastAsiaTheme="minorEastAsia" w:hAnsiTheme="minorHAnsi"/>
+              <w:noProof/>
+              <w:lang w:eastAsia="pl-PL"/>
+            </w:rPr>
+          </w:pPr>
+          <w:hyperlink w:anchor="_Toc230734870" w:history="1">
+            <w:r>
+              <w:rPr>
+                <w:rStyle w:val="Hipercze"/>
+                <w:noProof/>
+              </w:rPr>
+              <w:t>3.1.</w:t>
+            </w:r>
+            <w:r>
+              <w:rPr>
+                <w:rFonts w:asciiTheme="minorHAnsi" w:eastAsiaTheme="minorEastAsia" w:hAnsiTheme="minorHAnsi"/>
+                <w:noProof/>
+                <w:lang w:eastAsia="pl-PL"/>
+              </w:rPr>
+              <w:tab/>
+            </w:r>
+            <w:r>
+              <w:rPr>
+                <w:rStyle w:val="Hipercze"/>
+                <w:noProof/>
+              </w:rPr>
+              <w:t>Charakterystyka podobnych systemów</w:t>
+            </w:r>
+            <w:r>
+              <w:rPr>
+                <w:noProof/>
+                <w:webHidden/>
+              </w:rPr>
+              <w:tab/>
+            </w:r>
+            <w:r>
+              <w:rPr>
+                <w:noProof/>
+                <w:webHidden/>
+              </w:rPr>
+              <w:fldChar w:fldCharType="begin"/>
+            </w:r>
+            <w:r>
+              <w:rPr>
+                <w:noProof/>
+                <w:webHidden/>
+              </w:rPr>
+              <w:instrText xml:space="preserve"> PAGEREF _Toc230734870 \h </w:instrText>
+            </w:r>
+            <w:r>
+              <w:rPr>
+                <w:noProof/>
+                <w:webHidden/>
+              </w:rPr>
+            </w:r>
+            <w:r>
+              <w:rPr>
+                <w:noProof/>
+                <w:webHidden/>
+              </w:rPr>
+              <w:fldChar w:fldCharType="separate"/>
+            </w:r>
+            <w:r>
+              <w:rPr>
+                <w:noProof/>
+                <w:webHidden/>
+              </w:rPr>
+              <w:t>4</w:t>
+            </w:r>
+            <w:r>
+              <w:rPr>
+                <w:noProof/>
+                <w:webHidden/>
+              </w:rPr>
+              <w:fldChar w:fldCharType="end"/>
+            </w:r>
+          </w:hyperlink>
+        </w:p>
+        <w:p>
+          <w:pPr>
+            <w:pStyle w:val="Spistreci2"/>
+            <w:tabs>
+              <w:tab w:val="left" w:pos="1680"/>
+              <w:tab w:val="right" w:leader="dot" w:pos="8493"/>
+            </w:tabs>
+            <w:rPr>
+              <w:rFonts w:asciiTheme="minorHAnsi" w:eastAsiaTheme="minorEastAsia" w:hAnsiTheme="minorHAnsi"/>
+              <w:noProof/>
+              <w:lang w:eastAsia="pl-PL"/>
+            </w:rPr>
+          </w:pPr>
+          <w:hyperlink w:anchor="_Toc230734871" w:history="1">
+            <w:r>
+              <w:rPr>
+                <w:rStyle w:val="Hipercze"/>
+                <w:noProof/>
+              </w:rPr>
+              <w:t>3.2.</w:t>
+            </w:r>
+            <w:r>
+              <w:rPr>
+                <w:rFonts w:asciiTheme="minorHAnsi" w:eastAsiaTheme="minorEastAsia" w:hAnsiTheme="minorHAnsi"/>
+                <w:noProof/>
+                <w:lang w:eastAsia="pl-PL"/>
+              </w:rPr>
+              <w:tab/>
+            </w:r>
+            <w:r>
+              <w:rPr>
+                <w:rStyle w:val="Hipercze"/>
+                <w:noProof/>
+              </w:rPr>
+              <w:t>Uzasadnienie wyboru technologii JavaScript</w:t>
+            </w:r>
+            <w:r>
+              <w:rPr>
+                <w:noProof/>
+                <w:webHidden/>
+              </w:rPr>
+              <w:tab/>
+            </w:r>
+            <w:r>
+              <w:rPr>
+                <w:noProof/>
+                <w:webHidden/>
+              </w:rPr>
+              <w:fldChar w:fldCharType="begin"/>
+            </w:r>
+            <w:r>
+              <w:rPr>
+                <w:noProof/>
+                <w:webHidden/>
+              </w:rPr>
+              <w:instrText xml:space="preserve"> PAGEREF _Toc230734871 \h </w:instrText>
+            </w:r>
+            <w:r>
+              <w:rPr>
+                <w:noProof/>
+                <w:webHidden/>
+              </w:rPr>
+            </w:r>
+            <w:r>
+              <w:rPr>
+                <w:noProof/>
+                <w:webHidden/>
+              </w:rPr>
+              <w:fldChar w:fldCharType="separate"/>
+            </w:r>
+            <w:r>
+              <w:rPr>
+                <w:noProof/>
+                <w:webHidden/>
+              </w:rPr>
+              <w:t>4</w:t>
+            </w:r>
+            <w:r>
+              <w:rPr>
+                <w:noProof/>
+                <w:webHidden/>
+              </w:rPr>
+              <w:fldChar w:fldCharType="end"/>
+            </w:r>
+          </w:hyperlink>
+        </w:p>
+        <w:p>
+          <w:pPr>
+            <w:pStyle w:val="Spistreci2"/>
+            <w:tabs>
+              <w:tab w:val="left" w:pos="1680"/>
+              <w:tab w:val="right" w:leader="dot" w:pos="8493"/>
+            </w:tabs>
+            <w:rPr>
+              <w:rFonts w:asciiTheme="minorHAnsi" w:eastAsiaTheme="minorEastAsia" w:hAnsiTheme="minorHAnsi"/>
+              <w:noProof/>
+              <w:lang w:eastAsia="pl-PL"/>
+            </w:rPr>
+          </w:pPr>
+          <w:hyperlink w:anchor="_Toc230734872" w:history="1">
+            <w:r>
+              <w:rPr>
+                <w:rStyle w:val="Hipercze"/>
+                <w:noProof/>
+                <w:lang w:val="en-US"/>
+              </w:rPr>
+              <w:t>3.3.</w:t>
+            </w:r>
+            <w:r>
+              <w:rPr>
+                <w:rFonts w:asciiTheme="minorHAnsi" w:eastAsiaTheme="minorEastAsia" w:hAnsiTheme="minorHAnsi"/>
+                <w:noProof/>
+                <w:lang w:eastAsia="pl-PL"/>
+              </w:rPr>
+              <w:tab/>
+            </w:r>
+            <w:r>
+              <w:rPr>
+                <w:rStyle w:val="Hipercze"/>
+                <w:noProof/>
+                <w:lang w:val="en-US"/>
+              </w:rPr>
+              <w:t>Technologie front-end i back-end</w:t>
+            </w:r>
+            <w:r>
+              <w:rPr>
+                <w:noProof/>
+                <w:webHidden/>
+              </w:rPr>
+              <w:tab/>
+            </w:r>
+            <w:r>
+              <w:rPr>
+                <w:noProof/>
+                <w:webHidden/>
+              </w:rPr>
+              <w:fldChar w:fldCharType="begin"/>
+            </w:r>
+            <w:r>
+              <w:rPr>
+                <w:noProof/>
+                <w:webHidden/>
+              </w:rPr>
+              <w:instrText xml:space="preserve"> PAGEREF _Toc230734872 \h </w:instrText>
+            </w:r>
+            <w:r>
+              <w:rPr>
+                <w:noProof/>
+                <w:webHidden/>
+              </w:rPr>
+            </w:r>
+            <w:r>
+              <w:rPr>
+                <w:noProof/>
+                <w:webHidden/>
+              </w:rPr>
+              <w:fldChar w:fldCharType="separate"/>
+            </w:r>
+            <w:r>
+              <w:rPr>
+                <w:noProof/>
+                <w:webHidden/>
+              </w:rPr>
+              <w:t>4</w:t>
+            </w:r>
+            <w:r>
+              <w:rPr>
+                <w:noProof/>
+                <w:webHidden/>
+              </w:rPr>
+              <w:fldChar w:fldCharType="end"/>
+            </w:r>
+          </w:hyperlink>
+        </w:p>
+        <w:p>
+          <w:pPr>
+            <w:pStyle w:val="Spistreci2"/>
+            <w:tabs>
+              <w:tab w:val="left" w:pos="1680"/>
+              <w:tab w:val="right" w:leader="dot" w:pos="8493"/>
+            </w:tabs>
+            <w:rPr>
+              <w:rFonts w:asciiTheme="minorHAnsi" w:eastAsiaTheme="minorEastAsia" w:hAnsiTheme="minorHAnsi"/>
+              <w:noProof/>
+              <w:lang w:eastAsia="pl-PL"/>
+            </w:rPr>
+          </w:pPr>
+          <w:hyperlink w:anchor="_Toc230734873" w:history="1">
+            <w:r>
+              <w:rPr>
+                <w:rStyle w:val="Hipercze"/>
+                <w:noProof/>
+              </w:rPr>
+              <w:t>3.4.</w:t>
+            </w:r>
+            <w:r>
+              <w:rPr>
+                <w:rFonts w:asciiTheme="minorHAnsi" w:eastAsiaTheme="minorEastAsia" w:hAnsiTheme="minorHAnsi"/>
+                <w:noProof/>
+                <w:lang w:eastAsia="pl-PL"/>
+              </w:rPr>
+              <w:tab/>
+            </w:r>
+            <w:r>
+              <w:rPr>
+                <w:rStyle w:val="Hipercze"/>
+                <w:noProof/>
+              </w:rPr>
+              <w:t>Baza danych</w:t>
+            </w:r>
+            <w:r>
+              <w:rPr>
+                <w:noProof/>
+                <w:webHidden/>
+              </w:rPr>
+              <w:tab/>
+            </w:r>
+            <w:r>
+              <w:rPr>
+                <w:noProof/>
+                <w:webHidden/>
+              </w:rPr>
+              <w:fldChar w:fldCharType="begin"/>
+            </w:r>
+            <w:r>
+              <w:rPr>
+                <w:noProof/>
+                <w:webHidden/>
+              </w:rPr>
+              <w:instrText xml:space="preserve"> PAGEREF _Toc230734873 \h </w:instrText>
+            </w:r>
+            <w:r>
+              <w:rPr>
+                <w:noProof/>
+                <w:webHidden/>
+              </w:rPr>
+            </w:r>
+            <w:r>
+              <w:rPr>
+                <w:noProof/>
+                <w:webHidden/>
+              </w:rPr>
+              <w:fldChar w:fldCharType="separate"/>
+            </w:r>
+            <w:r>
+              <w:rPr>
+                <w:noProof/>
+                <w:webHidden/>
+              </w:rPr>
+              <w:t>4</w:t>
+            </w:r>
+            <w:r>
+              <w:rPr>
+                <w:noProof/>
+                <w:webHidden/>
+              </w:rPr>
+              <w:fldChar w:fldCharType="end"/>
+            </w:r>
+          </w:hyperlink>
+        </w:p>
+        <w:p>
+          <w:pPr>
+            <w:pStyle w:val="Spistreci2"/>
+            <w:tabs>
+              <w:tab w:val="left" w:pos="1680"/>
+              <w:tab w:val="right" w:leader="dot" w:pos="8493"/>
+            </w:tabs>
+            <w:rPr>
+              <w:rFonts w:asciiTheme="minorHAnsi" w:eastAsiaTheme="minorEastAsia" w:hAnsiTheme="minorHAnsi"/>
+              <w:noProof/>
+              <w:lang w:eastAsia="pl-PL"/>
+            </w:rPr>
+          </w:pPr>
+          <w:hyperlink w:anchor="_Toc230734874" w:history="1">
+            <w:r>
+              <w:rPr>
+                <w:rStyle w:val="Hipercze"/>
+                <w:noProof/>
+              </w:rPr>
+              <w:t>3.5.</w:t>
+            </w:r>
+            <w:r>
+              <w:rPr>
+                <w:rFonts w:asciiTheme="minorHAnsi" w:eastAsiaTheme="minorEastAsia" w:hAnsiTheme="minorHAnsi"/>
+                <w:noProof/>
+                <w:lang w:eastAsia="pl-PL"/>
+              </w:rPr>
+              <w:tab/>
+            </w:r>
+            <w:r>
+              <w:rPr>
+                <w:rStyle w:val="Hipercze"/>
+                <w:noProof/>
+              </w:rPr>
+              <w:t>Narzędzia programistyczne</w:t>
+            </w:r>
+            <w:r>
+              <w:rPr>
+                <w:noProof/>
+                <w:webHidden/>
+              </w:rPr>
+              <w:tab/>
+            </w:r>
+            <w:r>
+              <w:rPr>
+                <w:noProof/>
+                <w:webHidden/>
+              </w:rPr>
+              <w:fldChar w:fldCharType="begin"/>
+            </w:r>
+            <w:r>
+              <w:rPr>
+                <w:noProof/>
+                <w:webHidden/>
+              </w:rPr>
+              <w:instrText xml:space="preserve"> PAGEREF _Toc230734874 \h </w:instrText>
+            </w:r>
+            <w:r>
+              <w:rPr>
+                <w:noProof/>
+                <w:webHidden/>
+              </w:rPr>
+            </w:r>
+            <w:r>
+              <w:rPr>
+                <w:noProof/>
+                <w:webHidden/>
+              </w:rPr>
+              <w:fldChar w:fldCharType="separate"/>
+            </w:r>
+            <w:r>
+              <w:rPr>
+                <w:noProof/>
+                <w:webHidden/>
+              </w:rPr>
+              <w:t>4</w:t>
+            </w:r>
+            <w:r>
+              <w:rPr>
+                <w:noProof/>
+                <w:webHidden/>
+              </w:rPr>
+              <w:fldChar w:fldCharType="end"/>
+            </w:r>
+          </w:hyperlink>
+        </w:p>
+        <w:p>
+          <w:pPr>
+            <w:pStyle w:val="Spistreci1"/>
+            <w:tabs>
+              <w:tab w:val="left" w:pos="1200"/>
+              <w:tab w:val="right" w:leader="dot" w:pos="8493"/>
+            </w:tabs>
+            <w:rPr>
+              <w:rFonts w:asciiTheme="minorHAnsi" w:eastAsiaTheme="minorEastAsia" w:hAnsiTheme="minorHAnsi"/>
+              <w:noProof/>
+              <w:lang w:eastAsia="pl-PL"/>
+            </w:rPr>
+          </w:pPr>
+          <w:hyperlink w:anchor="_Toc230734875" w:history="1">
+            <w:r>
+              <w:rPr>
+                <w:rStyle w:val="Hipercze"/>
+                <w:noProof/>
+              </w:rPr>
+              <w:t>4.</w:t>
+            </w:r>
+            <w:r>
+              <w:rPr>
+                <w:rFonts w:asciiTheme="minorHAnsi" w:eastAsiaTheme="minorEastAsia" w:hAnsiTheme="minorHAnsi"/>
+                <w:noProof/>
+                <w:lang w:eastAsia="pl-PL"/>
+              </w:rPr>
+              <w:tab/>
+            </w:r>
+            <w:r>
+              <w:rPr>
+                <w:rStyle w:val="Hipercze"/>
+                <w:noProof/>
+              </w:rPr>
+              <w:t>Projekt systemu</w:t>
+            </w:r>
+            <w:r>
+              <w:rPr>
+                <w:noProof/>
+                <w:webHidden/>
+              </w:rPr>
+              <w:tab/>
+            </w:r>
+            <w:r>
+              <w:rPr>
+                <w:noProof/>
+                <w:webHidden/>
+              </w:rPr>
+              <w:fldChar w:fldCharType="begin"/>
+            </w:r>
+            <w:r>
+              <w:rPr>
+                <w:noProof/>
+                <w:webHidden/>
+              </w:rPr>
+              <w:instrText xml:space="preserve"> PAGEREF _Toc230734875 \h </w:instrText>
+            </w:r>
+            <w:r>
+              <w:rPr>
+                <w:noProof/>
+                <w:webHidden/>
+              </w:rPr>
+            </w:r>
+            <w:r>
+              <w:rPr>
+                <w:noProof/>
+                <w:webHidden/>
+              </w:rPr>
+              <w:fldChar w:fldCharType="separate"/>
+            </w:r>
+            <w:r>
+              <w:rPr>
+                <w:noProof/>
+                <w:webHidden/>
+              </w:rPr>
+              <w:t>4</w:t>
+            </w:r>
+            <w:r>
+              <w:rPr>
+                <w:noProof/>
+                <w:webHidden/>
+              </w:rPr>
+              <w:fldChar w:fldCharType="end"/>
+            </w:r>
+          </w:hyperlink>
+        </w:p>
+        <w:p>
+          <w:pPr>
+            <w:pStyle w:val="Spistreci2"/>
+            <w:tabs>
+              <w:tab w:val="left" w:pos="1680"/>
+              <w:tab w:val="right" w:leader="dot" w:pos="8493"/>
+            </w:tabs>
+            <w:rPr>
+              <w:rFonts w:asciiTheme="minorHAnsi" w:eastAsiaTheme="minorEastAsia" w:hAnsiTheme="minorHAnsi"/>
+              <w:noProof/>
+              <w:lang w:eastAsia="pl-PL"/>
+            </w:rPr>
+          </w:pPr>
+          <w:hyperlink w:anchor="_Toc230734876" w:history="1">
+            <w:r>
+              <w:rPr>
+                <w:rStyle w:val="Hipercze"/>
+                <w:noProof/>
+              </w:rPr>
+              <w:t>4.1.</w:t>
+            </w:r>
+            <w:r>
+              <w:rPr>
+                <w:rFonts w:asciiTheme="minorHAnsi" w:eastAsiaTheme="minorEastAsia" w:hAnsiTheme="minorHAnsi"/>
+                <w:noProof/>
+                <w:lang w:eastAsia="pl-PL"/>
+              </w:rPr>
+              <w:tab/>
+            </w:r>
+            <w:r>
+              <w:rPr>
+                <w:rStyle w:val="Hipercze"/>
+                <w:noProof/>
+              </w:rPr>
+              <w:t>Ogólna architektura systemu</w:t>
+            </w:r>
+            <w:r>
+              <w:rPr>
+                <w:noProof/>
+                <w:webHidden/>
+              </w:rPr>
+              <w:tab/>
+            </w:r>
+            <w:r>
+              <w:rPr>
+                <w:noProof/>
+                <w:webHidden/>
+              </w:rPr>
+              <w:fldChar w:fldCharType="begin"/>
+            </w:r>
+            <w:r>
+              <w:rPr>
+                <w:noProof/>
+                <w:webHidden/>
+              </w:rPr>
+              <w:instrText xml:space="preserve"> PAGEREF _Toc230734876 \h </w:instrText>
+            </w:r>
+            <w:r>
+              <w:rPr>
+                <w:noProof/>
+                <w:webHidden/>
+              </w:rPr>
+            </w:r>
+            <w:r>
+              <w:rPr>
+                <w:noProof/>
+                <w:webHidden/>
+              </w:rPr>
+              <w:fldChar w:fldCharType="separate"/>
+            </w:r>
+            <w:r>
+              <w:rPr>
+                <w:noProof/>
+                <w:webHidden/>
+              </w:rPr>
+              <w:t>4</w:t>
+            </w:r>
+            <w:r>
+              <w:rPr>
+                <w:noProof/>
+                <w:webHidden/>
+              </w:rPr>
+              <w:fldChar w:fldCharType="end"/>
+            </w:r>
+          </w:hyperlink>
+        </w:p>
+        <w:p>
+          <w:pPr>
+            <w:pStyle w:val="Spistreci2"/>
+            <w:tabs>
+              <w:tab w:val="left" w:pos="1680"/>
+              <w:tab w:val="right" w:leader="dot" w:pos="8493"/>
+            </w:tabs>
+            <w:rPr>
+              <w:rFonts w:asciiTheme="minorHAnsi" w:eastAsiaTheme="minorEastAsia" w:hAnsiTheme="minorHAnsi"/>
+              <w:noProof/>
+              <w:lang w:eastAsia="pl-PL"/>
+            </w:rPr>
+          </w:pPr>
+          <w:hyperlink w:anchor="_Toc230734877" w:history="1">
+            <w:r>
+              <w:rPr>
+                <w:rStyle w:val="Hipercze"/>
+                <w:noProof/>
+              </w:rPr>
+              <w:t>4.2.</w:t>
+            </w:r>
+            <w:r>
+              <w:rPr>
+                <w:rFonts w:asciiTheme="minorHAnsi" w:eastAsiaTheme="minorEastAsia" w:hAnsiTheme="minorHAnsi"/>
+                <w:noProof/>
+                <w:lang w:eastAsia="pl-PL"/>
+              </w:rPr>
+              <w:tab/>
+            </w:r>
+            <w:r>
+              <w:rPr>
+                <w:rStyle w:val="Hipercze"/>
+                <w:noProof/>
+              </w:rPr>
+              <w:t>Model ról i uprawnień użytkowników</w:t>
+            </w:r>
+            <w:r>
+              <w:rPr>
+                <w:noProof/>
+                <w:webHidden/>
+              </w:rPr>
+              <w:tab/>
+            </w:r>
+            <w:r>
+              <w:rPr>
+                <w:noProof/>
+                <w:webHidden/>
+              </w:rPr>
+              <w:fldChar w:fldCharType="begin"/>
+            </w:r>
+            <w:r>
+              <w:rPr>
+                <w:noProof/>
+                <w:webHidden/>
+              </w:rPr>
+              <w:instrText xml:space="preserve"> PAGEREF _Toc230734877 \h </w:instrText>
+            </w:r>
+            <w:r>
+              <w:rPr>
+                <w:noProof/>
+                <w:webHidden/>
+              </w:rPr>
+            </w:r>
+            <w:r>
+              <w:rPr>
+                <w:noProof/>
+                <w:webHidden/>
+              </w:rPr>
+              <w:fldChar w:fldCharType="separate"/>
+            </w:r>
+            <w:r>
+              <w:rPr>
+                <w:noProof/>
+                <w:webHidden/>
+              </w:rPr>
+              <w:t>5</w:t>
+            </w:r>
+            <w:r>
+              <w:rPr>
+                <w:noProof/>
+                <w:webHidden/>
+              </w:rPr>
+              <w:fldChar w:fldCharType="end"/>
+            </w:r>
+          </w:hyperlink>
+        </w:p>
+        <w:p>
+          <w:pPr>
+            <w:pStyle w:val="Spistreci2"/>
+            <w:tabs>
+              <w:tab w:val="left" w:pos="1680"/>
+              <w:tab w:val="right" w:leader="dot" w:pos="8493"/>
+            </w:tabs>
+            <w:rPr>
+              <w:rFonts w:asciiTheme="minorHAnsi" w:eastAsiaTheme="minorEastAsia" w:hAnsiTheme="minorHAnsi"/>
+              <w:noProof/>
+              <w:lang w:eastAsia="pl-PL"/>
+            </w:rPr>
+          </w:pPr>
+          <w:hyperlink w:anchor="_Toc230734878" w:history="1">
+            <w:r>
+              <w:rPr>
+                <w:rStyle w:val="Hipercze"/>
+                <w:noProof/>
+              </w:rPr>
+              <w:t>4.3.</w:t>
+            </w:r>
+            <w:r>
+              <w:rPr>
+                <w:rFonts w:asciiTheme="minorHAnsi" w:eastAsiaTheme="minorEastAsia" w:hAnsiTheme="minorHAnsi"/>
+                <w:noProof/>
+                <w:lang w:eastAsia="pl-PL"/>
+              </w:rPr>
+              <w:tab/>
+            </w:r>
+            <w:r>
+              <w:rPr>
+                <w:rStyle w:val="Hipercze"/>
+                <w:noProof/>
+              </w:rPr>
+              <w:t>Model danych systemu</w:t>
+            </w:r>
+            <w:r>
+              <w:rPr>
+                <w:noProof/>
+                <w:webHidden/>
+              </w:rPr>
+              <w:tab/>
+            </w:r>
+            <w:r>
+              <w:rPr>
+                <w:noProof/>
+                <w:webHidden/>
+              </w:rPr>
+              <w:fldChar w:fldCharType="begin"/>
+            </w:r>
+            <w:r>
+              <w:rPr>
+                <w:noProof/>
+                <w:webHidden/>
+              </w:rPr>
+              <w:instrText xml:space="preserve"> PAGEREF _Toc230734878 \h </w:instrText>
+            </w:r>
+            <w:r>
+              <w:rPr>
+                <w:noProof/>
+                <w:webHidden/>
+              </w:rPr>
+            </w:r>
+            <w:r>
+              <w:rPr>
+                <w:noProof/>
+                <w:webHidden/>
+              </w:rPr>
+              <w:fldChar w:fldCharType="separate"/>
+            </w:r>
+            <w:r>
+              <w:rPr>
+                <w:noProof/>
+                <w:webHidden/>
+              </w:rPr>
+              <w:t>5</w:t>
+            </w:r>
+            <w:r>
+              <w:rPr>
+                <w:noProof/>
+                <w:webHidden/>
+              </w:rPr>
+              <w:fldChar w:fldCharType="end"/>
+            </w:r>
+          </w:hyperlink>
+        </w:p>
+        <w:p>
+          <w:pPr>
+            <w:pStyle w:val="Spistreci2"/>
+            <w:tabs>
+              <w:tab w:val="left" w:pos="1680"/>
+              <w:tab w:val="right" w:leader="dot" w:pos="8493"/>
+            </w:tabs>
+            <w:rPr>
+              <w:rFonts w:asciiTheme="minorHAnsi" w:eastAsiaTheme="minorEastAsia" w:hAnsiTheme="minorHAnsi"/>
+              <w:noProof/>
+              <w:lang w:eastAsia="pl-PL"/>
+            </w:rPr>
+          </w:pPr>
+          <w:hyperlink w:anchor="_Toc230734879" w:history="1">
+            <w:r>
+              <w:rPr>
+                <w:rStyle w:val="Hipercze"/>
+                <w:noProof/>
+              </w:rPr>
+              <w:t>4.4.</w:t>
+            </w:r>
+            <w:r>
+              <w:rPr>
+                <w:rFonts w:asciiTheme="minorHAnsi" w:eastAsiaTheme="minorEastAsia" w:hAnsiTheme="minorHAnsi"/>
+                <w:noProof/>
+                <w:lang w:eastAsia="pl-PL"/>
+              </w:rPr>
+              <w:tab/>
+            </w:r>
+            <w:r>
+              <w:rPr>
+                <w:rStyle w:val="Hipercze"/>
+                <w:noProof/>
+              </w:rPr>
+              <w:t>Projekt bazy danych</w:t>
+            </w:r>
+            <w:r>
+              <w:rPr>
+                <w:noProof/>
+                <w:webHidden/>
+              </w:rPr>
+              <w:tab/>
+            </w:r>
+            <w:r>
+              <w:rPr>
+                <w:noProof/>
+                <w:webHidden/>
+              </w:rPr>
+              <w:fldChar w:fldCharType="begin"/>
+            </w:r>
+            <w:r>
+              <w:rPr>
+                <w:noProof/>
+                <w:webHidden/>
+              </w:rPr>
+              <w:instrText xml:space="preserve"> PAGEREF _Toc230734879 \h </w:instrText>
+            </w:r>
+            <w:r>
+              <w:rPr>
+                <w:noProof/>
+                <w:webHidden/>
+              </w:rPr>
+            </w:r>
+            <w:r>
+              <w:rPr>
+                <w:noProof/>
+                <w:webHidden/>
+              </w:rPr>
+              <w:fldChar w:fldCharType="separate"/>
+            </w:r>
+            <w:r>
+              <w:rPr>
+                <w:noProof/>
+                <w:webHidden/>
+              </w:rPr>
+              <w:t>5</w:t>
+            </w:r>
+            <w:r>
+              <w:rPr>
+                <w:noProof/>
+                <w:webHidden/>
+              </w:rPr>
+              <w:fldChar w:fldCharType="end"/>
+            </w:r>
+          </w:hyperlink>
+        </w:p>
+        <w:p>
+          <w:pPr>
+            <w:pStyle w:val="Spistreci2"/>
+            <w:tabs>
+              <w:tab w:val="left" w:pos="1680"/>
+              <w:tab w:val="right" w:leader="dot" w:pos="8493"/>
+            </w:tabs>
+            <w:rPr>
+              <w:rFonts w:asciiTheme="minorHAnsi" w:eastAsiaTheme="minorEastAsia" w:hAnsiTheme="minorHAnsi"/>
+              <w:noProof/>
+              <w:lang w:eastAsia="pl-PL"/>
+            </w:rPr>
+          </w:pPr>
+          <w:hyperlink w:anchor="_Toc230734880" w:history="1">
+            <w:r>
+              <w:rPr>
+                <w:rStyle w:val="Hipercze"/>
+                <w:noProof/>
+              </w:rPr>
+              <w:t>4.5.</w:t>
+            </w:r>
+            <w:r>
+              <w:rPr>
+                <w:rFonts w:asciiTheme="minorHAnsi" w:eastAsiaTheme="minorEastAsia" w:hAnsiTheme="minorHAnsi"/>
+                <w:noProof/>
+                <w:lang w:eastAsia="pl-PL"/>
+              </w:rPr>
+              <w:tab/>
+            </w:r>
+            <w:r>
+              <w:rPr>
+                <w:rStyle w:val="Hipercze"/>
+                <w:noProof/>
+              </w:rPr>
+              <w:t>Projekt głównych modułów aplikacji</w:t>
+            </w:r>
+            <w:r>
+              <w:rPr>
+                <w:noProof/>
+                <w:webHidden/>
+              </w:rPr>
+              <w:tab/>
+            </w:r>
+            <w:r>
+              <w:rPr>
+                <w:noProof/>
+                <w:webHidden/>
+              </w:rPr>
+              <w:fldChar w:fldCharType="begin"/>
+            </w:r>
+            <w:r>
+              <w:rPr>
+                <w:noProof/>
+                <w:webHidden/>
+              </w:rPr>
+              <w:instrText xml:space="preserve"> PAGEREF _Toc230734880 \h </w:instrText>
+            </w:r>
+            <w:r>
+              <w:rPr>
+                <w:noProof/>
+                <w:webHidden/>
+              </w:rPr>
+            </w:r>
+            <w:r>
+              <w:rPr>
+                <w:noProof/>
+                <w:webHidden/>
+              </w:rPr>
+              <w:fldChar w:fldCharType="separate"/>
+            </w:r>
+            <w:r>
+              <w:rPr>
+                <w:noProof/>
+                <w:webHidden/>
+              </w:rPr>
+              <w:t>5</w:t>
+            </w:r>
+            <w:r>
+              <w:rPr>
+                <w:noProof/>
+                <w:webHidden/>
+              </w:rPr>
+              <w:fldChar w:fldCharType="end"/>
+            </w:r>
+          </w:hyperlink>
+        </w:p>
+        <w:p>
+          <w:pPr>
+            <w:pStyle w:val="Spistreci2"/>
+            <w:tabs>
+              <w:tab w:val="left" w:pos="1680"/>
+              <w:tab w:val="right" w:leader="dot" w:pos="8493"/>
+            </w:tabs>
+            <w:rPr>
+              <w:rFonts w:asciiTheme="minorHAnsi" w:eastAsiaTheme="minorEastAsia" w:hAnsiTheme="minorHAnsi"/>
+              <w:noProof/>
+              <w:lang w:eastAsia="pl-PL"/>
+            </w:rPr>
+          </w:pPr>
+          <w:hyperlink w:anchor="_Toc230734881" w:history="1">
+            <w:r>
+              <w:rPr>
+                <w:rStyle w:val="Hipercze"/>
+                <w:noProof/>
+              </w:rPr>
+              <w:t>4.6.</w:t>
+            </w:r>
+            <w:r>
+              <w:rPr>
+                <w:rFonts w:asciiTheme="minorHAnsi" w:eastAsiaTheme="minorEastAsia" w:hAnsiTheme="minorHAnsi"/>
+                <w:noProof/>
+                <w:lang w:eastAsia="pl-PL"/>
+              </w:rPr>
+              <w:tab/>
+            </w:r>
+            <w:r>
+              <w:rPr>
+                <w:rStyle w:val="Hipercze"/>
+                <w:noProof/>
+              </w:rPr>
+              <w:t>Projekt interfejsu użytkownika</w:t>
+            </w:r>
+            <w:r>
+              <w:rPr>
+                <w:noProof/>
+                <w:webHidden/>
+              </w:rPr>
+              <w:tab/>
+            </w:r>
+            <w:r>
+              <w:rPr>
+                <w:noProof/>
+                <w:webHidden/>
+              </w:rPr>
+              <w:fldChar w:fldCharType="begin"/>
+            </w:r>
+            <w:r>
+              <w:rPr>
+                <w:noProof/>
+                <w:webHidden/>
+              </w:rPr>
+              <w:instrText xml:space="preserve"> PAGEREF _Toc230734881 \h </w:instrText>
+            </w:r>
+            <w:r>
+              <w:rPr>
+                <w:noProof/>
+                <w:webHidden/>
+              </w:rPr>
+            </w:r>
+            <w:r>
+              <w:rPr>
+                <w:noProof/>
+                <w:webHidden/>
+              </w:rPr>
+              <w:fldChar w:fldCharType="separate"/>
+            </w:r>
+            <w:r>
+              <w:rPr>
+                <w:noProof/>
+                <w:webHidden/>
+              </w:rPr>
+              <w:t>5</w:t>
+            </w:r>
+            <w:r>
+              <w:rPr>
+                <w:noProof/>
+                <w:webHidden/>
+              </w:rPr>
+              <w:fldChar w:fldCharType="end"/>
+            </w:r>
+          </w:hyperlink>
+        </w:p>
+        <w:p>
+          <w:pPr>
+            <w:pStyle w:val="Spistreci2"/>
+            <w:tabs>
+              <w:tab w:val="left" w:pos="1680"/>
+              <w:tab w:val="right" w:leader="dot" w:pos="8493"/>
+            </w:tabs>
+            <w:rPr>
+              <w:rFonts w:asciiTheme="minorHAnsi" w:eastAsiaTheme="minorEastAsia" w:hAnsiTheme="minorHAnsi"/>
+              <w:noProof/>
+              <w:lang w:eastAsia="pl-PL"/>
+            </w:rPr>
+          </w:pPr>
+          <w:hyperlink w:anchor="_Toc230734882" w:history="1">
+            <w:r>
+              <w:rPr>
+                <w:rStyle w:val="Hipercze"/>
+                <w:noProof/>
+              </w:rPr>
+              <w:t>4.7.</w:t>
+            </w:r>
+            <w:r>
+              <w:rPr>
+                <w:rFonts w:asciiTheme="minorHAnsi" w:eastAsiaTheme="minorEastAsia" w:hAnsiTheme="minorHAnsi"/>
+                <w:noProof/>
+                <w:lang w:eastAsia="pl-PL"/>
+              </w:rPr>
+              <w:tab/>
+            </w:r>
+            <w:r>
+              <w:rPr>
+                <w:rStyle w:val="Hipercze"/>
+                <w:noProof/>
+              </w:rPr>
+              <w:t>Założenia dotyczące bezpieczeństwa systemu</w:t>
+            </w:r>
+            <w:r>
+              <w:rPr>
+                <w:noProof/>
+                <w:webHidden/>
+              </w:rPr>
+              <w:tab/>
+            </w:r>
+            <w:r>
+              <w:rPr>
+                <w:noProof/>
+                <w:webHidden/>
+              </w:rPr>
+              <w:fldChar w:fldCharType="begin"/>
+            </w:r>
+            <w:r>
+              <w:rPr>
+                <w:noProof/>
+                <w:webHidden/>
+              </w:rPr>
+              <w:instrText xml:space="preserve"> PAGEREF _Toc230734882 \h </w:instrText>
+            </w:r>
+            <w:r>
+              <w:rPr>
+                <w:noProof/>
+                <w:webHidden/>
+              </w:rPr>
+            </w:r>
+            <w:r>
+              <w:rPr>
+                <w:noProof/>
+                <w:webHidden/>
+              </w:rPr>
+              <w:fldChar w:fldCharType="separate"/>
+            </w:r>
+            <w:r>
+              <w:rPr>
+                <w:noProof/>
+                <w:webHidden/>
+              </w:rPr>
+              <w:t>5</w:t>
+            </w:r>
+            <w:r>
+              <w:rPr>
+                <w:noProof/>
+                <w:webHidden/>
+              </w:rPr>
+              <w:fldChar w:fldCharType="end"/>
+            </w:r>
+          </w:hyperlink>
+        </w:p>
+        <w:p>
+          <w:pPr>
+            <w:pStyle w:val="Spistreci1"/>
+            <w:tabs>
+              <w:tab w:val="left" w:pos="1200"/>
+              <w:tab w:val="right" w:leader="dot" w:pos="8493"/>
+            </w:tabs>
+            <w:rPr>
+              <w:rFonts w:asciiTheme="minorHAnsi" w:eastAsiaTheme="minorEastAsia" w:hAnsiTheme="minorHAnsi"/>
+              <w:noProof/>
+              <w:lang w:eastAsia="pl-PL"/>
+            </w:rPr>
+          </w:pPr>
+          <w:hyperlink w:anchor="_Toc230734883" w:history="1">
+            <w:r>
+              <w:rPr>
+                <w:rStyle w:val="Hipercze"/>
+                <w:noProof/>
+              </w:rPr>
+              <w:t>5.</w:t>
+            </w:r>
+            <w:r>
+              <w:rPr>
+                <w:rFonts w:asciiTheme="minorHAnsi" w:eastAsiaTheme="minorEastAsia" w:hAnsiTheme="minorHAnsi"/>
+                <w:noProof/>
+                <w:lang w:eastAsia="pl-PL"/>
+              </w:rPr>
+              <w:tab/>
+            </w:r>
+            <w:r>
+              <w:rPr>
+                <w:rStyle w:val="Hipercze"/>
+                <w:noProof/>
+              </w:rPr>
+              <w:t>Implementacji i opis działania aplikacji</w:t>
+            </w:r>
+            <w:r>
+              <w:rPr>
+                <w:noProof/>
+                <w:webHidden/>
+              </w:rPr>
+              <w:tab/>
+            </w:r>
+            <w:r>
+              <w:rPr>
+                <w:noProof/>
+                <w:webHidden/>
+              </w:rPr>
+              <w:fldChar w:fldCharType="begin"/>
+            </w:r>
+            <w:r>
+              <w:rPr>
+                <w:noProof/>
+                <w:webHidden/>
+              </w:rPr>
+              <w:instrText xml:space="preserve"> PAGEREF _Toc230734883 \h </w:instrText>
+            </w:r>
+            <w:r>
+              <w:rPr>
+                <w:noProof/>
+                <w:webHidden/>
+              </w:rPr>
+            </w:r>
+            <w:r>
+              <w:rPr>
+                <w:noProof/>
+                <w:webHidden/>
+              </w:rPr>
+              <w:fldChar w:fldCharType="separate"/>
+            </w:r>
+            <w:r>
+              <w:rPr>
+                <w:noProof/>
+                <w:webHidden/>
+              </w:rPr>
+              <w:t>5</w:t>
+            </w:r>
+            <w:r>
+              <w:rPr>
+                <w:noProof/>
+                <w:webHidden/>
+              </w:rPr>
+              <w:fldChar w:fldCharType="end"/>
+            </w:r>
+          </w:hyperlink>
+        </w:p>
+        <w:p>
+          <w:pPr>
+            <w:pStyle w:val="Spistreci2"/>
+            <w:tabs>
+              <w:tab w:val="left" w:pos="1680"/>
+              <w:tab w:val="right" w:leader="dot" w:pos="8493"/>
+            </w:tabs>
+            <w:rPr>
+              <w:rFonts w:asciiTheme="minorHAnsi" w:eastAsiaTheme="minorEastAsia" w:hAnsiTheme="minorHAnsi"/>
+              <w:noProof/>
+              <w:lang w:eastAsia="pl-PL"/>
+            </w:rPr>
+          </w:pPr>
+          <w:hyperlink w:anchor="_Toc230734884" w:history="1">
+            <w:r>
+              <w:rPr>
+                <w:rStyle w:val="Hipercze"/>
+                <w:noProof/>
+              </w:rPr>
+              <w:t>5.1.</w:t>
+            </w:r>
+            <w:r>
+              <w:rPr>
+                <w:rFonts w:asciiTheme="minorHAnsi" w:eastAsiaTheme="minorEastAsia" w:hAnsiTheme="minorHAnsi"/>
+                <w:noProof/>
+                <w:lang w:eastAsia="pl-PL"/>
+              </w:rPr>
+              <w:tab/>
+            </w:r>
+            <w:r>
+              <w:rPr>
+                <w:rStyle w:val="Hipercze"/>
+                <w:noProof/>
+              </w:rPr>
+              <w:t>Struktura projektu aplikacji</w:t>
+            </w:r>
+            <w:r>
+              <w:rPr>
+                <w:noProof/>
+                <w:webHidden/>
+              </w:rPr>
+              <w:tab/>
+            </w:r>
+            <w:r>
+              <w:rPr>
+                <w:noProof/>
+                <w:webHidden/>
+              </w:rPr>
+              <w:fldChar w:fldCharType="begin"/>
+            </w:r>
+            <w:r>
+              <w:rPr>
+                <w:noProof/>
+                <w:webHidden/>
+              </w:rPr>
+              <w:instrText xml:space="preserve"> PAGEREF _Toc230734884 \h </w:instrText>
+            </w:r>
+            <w:r>
+              <w:rPr>
+                <w:noProof/>
+                <w:webHidden/>
+              </w:rPr>
+            </w:r>
+            <w:r>
+              <w:rPr>
+                <w:noProof/>
+                <w:webHidden/>
+              </w:rPr>
+              <w:fldChar w:fldCharType="separate"/>
+            </w:r>
+            <w:r>
+              <w:rPr>
+                <w:noProof/>
+                <w:webHidden/>
+              </w:rPr>
+              <w:t>5</w:t>
+            </w:r>
+            <w:r>
+              <w:rPr>
+                <w:noProof/>
+                <w:webHidden/>
+              </w:rPr>
+              <w:fldChar w:fldCharType="end"/>
+            </w:r>
+          </w:hyperlink>
+        </w:p>
+        <w:p>
+          <w:pPr>
+            <w:pStyle w:val="Spistreci2"/>
+            <w:tabs>
+              <w:tab w:val="left" w:pos="1680"/>
+              <w:tab w:val="right" w:leader="dot" w:pos="8493"/>
+            </w:tabs>
+            <w:rPr>
+              <w:rFonts w:asciiTheme="minorHAnsi" w:eastAsiaTheme="minorEastAsia" w:hAnsiTheme="minorHAnsi"/>
+              <w:noProof/>
+              <w:lang w:eastAsia="pl-PL"/>
+            </w:rPr>
+          </w:pPr>
+          <w:hyperlink w:anchor="_Toc230734885" w:history="1">
+            <w:r>
+              <w:rPr>
+                <w:rStyle w:val="Hipercze"/>
+                <w:noProof/>
+              </w:rPr>
+              <w:t>5.2.</w:t>
+            </w:r>
+            <w:r>
+              <w:rPr>
+                <w:rFonts w:asciiTheme="minorHAnsi" w:eastAsiaTheme="minorEastAsia" w:hAnsiTheme="minorHAnsi"/>
+                <w:noProof/>
+                <w:lang w:eastAsia="pl-PL"/>
+              </w:rPr>
+              <w:tab/>
+            </w:r>
+            <w:r>
+              <w:rPr>
+                <w:rStyle w:val="Hipercze"/>
+                <w:noProof/>
+              </w:rPr>
+              <w:t>Implementacja logowania i autoryzacji</w:t>
+            </w:r>
+            <w:r>
+              <w:rPr>
+                <w:noProof/>
+                <w:webHidden/>
+              </w:rPr>
+              <w:tab/>
+            </w:r>
+            <w:r>
+              <w:rPr>
+                <w:noProof/>
+                <w:webHidden/>
+              </w:rPr>
+              <w:fldChar w:fldCharType="begin"/>
+            </w:r>
+            <w:r>
+              <w:rPr>
+                <w:noProof/>
+                <w:webHidden/>
+              </w:rPr>
+              <w:instrText xml:space="preserve"> PAGEREF _Toc230734885 \h </w:instrText>
+            </w:r>
+            <w:r>
+              <w:rPr>
+                <w:noProof/>
+                <w:webHidden/>
+              </w:rPr>
+            </w:r>
+            <w:r>
+              <w:rPr>
+                <w:noProof/>
+                <w:webHidden/>
+              </w:rPr>
+              <w:fldChar w:fldCharType="separate"/>
+            </w:r>
+            <w:r>
+              <w:rPr>
+                <w:noProof/>
+                <w:webHidden/>
+              </w:rPr>
+              <w:t>5</w:t>
+            </w:r>
+            <w:r>
+              <w:rPr>
+                <w:noProof/>
+                <w:webHidden/>
+              </w:rPr>
+              <w:fldChar w:fldCharType="end"/>
+            </w:r>
+          </w:hyperlink>
+        </w:p>
+        <w:p>
+          <w:pPr>
+            <w:pStyle w:val="Spistreci2"/>
+            <w:tabs>
+              <w:tab w:val="left" w:pos="1680"/>
+              <w:tab w:val="right" w:leader="dot" w:pos="8493"/>
+            </w:tabs>
+            <w:rPr>
+              <w:rFonts w:asciiTheme="minorHAnsi" w:eastAsiaTheme="minorEastAsia" w:hAnsiTheme="minorHAnsi"/>
+              <w:noProof/>
+              <w:lang w:eastAsia="pl-PL"/>
+            </w:rPr>
+          </w:pPr>
+          <w:hyperlink w:anchor="_Toc230734886" w:history="1">
+            <w:r>
+              <w:rPr>
+                <w:rStyle w:val="Hipercze"/>
+                <w:noProof/>
+              </w:rPr>
+              <w:t>5.3.</w:t>
+            </w:r>
+            <w:r>
+              <w:rPr>
+                <w:rFonts w:asciiTheme="minorHAnsi" w:eastAsiaTheme="minorEastAsia" w:hAnsiTheme="minorHAnsi"/>
+                <w:noProof/>
+                <w:lang w:eastAsia="pl-PL"/>
+              </w:rPr>
+              <w:tab/>
+            </w:r>
+            <w:r>
+              <w:rPr>
+                <w:rStyle w:val="Hipercze"/>
+                <w:noProof/>
+              </w:rPr>
+              <w:t>Panel administratora lub przełożonego</w:t>
+            </w:r>
+            <w:r>
+              <w:rPr>
+                <w:noProof/>
+                <w:webHidden/>
+              </w:rPr>
+              <w:tab/>
+            </w:r>
+            <w:r>
+              <w:rPr>
+                <w:noProof/>
+                <w:webHidden/>
+              </w:rPr>
+              <w:fldChar w:fldCharType="begin"/>
+            </w:r>
+            <w:r>
+              <w:rPr>
+                <w:noProof/>
+                <w:webHidden/>
+              </w:rPr>
+              <w:instrText xml:space="preserve"> PAGEREF _Toc230734886 \h </w:instrText>
+            </w:r>
+            <w:r>
+              <w:rPr>
+                <w:noProof/>
+                <w:webHidden/>
+              </w:rPr>
+            </w:r>
+            <w:r>
+              <w:rPr>
+                <w:noProof/>
+                <w:webHidden/>
+              </w:rPr>
+              <w:fldChar w:fldCharType="separate"/>
+            </w:r>
+            <w:r>
+              <w:rPr>
+                <w:noProof/>
+                <w:webHidden/>
+              </w:rPr>
+              <w:t>6</w:t>
+            </w:r>
+            <w:r>
+              <w:rPr>
+                <w:noProof/>
+                <w:webHidden/>
+              </w:rPr>
+              <w:fldChar w:fldCharType="end"/>
+            </w:r>
+          </w:hyperlink>
+        </w:p>
+        <w:p>
+          <w:pPr>
+            <w:pStyle w:val="Spistreci2"/>
+            <w:tabs>
+              <w:tab w:val="left" w:pos="1680"/>
+              <w:tab w:val="right" w:leader="dot" w:pos="8493"/>
+            </w:tabs>
+            <w:rPr>
+              <w:rFonts w:asciiTheme="minorHAnsi" w:eastAsiaTheme="minorEastAsia" w:hAnsiTheme="minorHAnsi"/>
+              <w:noProof/>
+              <w:lang w:eastAsia="pl-PL"/>
+            </w:rPr>
+          </w:pPr>
+          <w:hyperlink w:anchor="_Toc230734887" w:history="1">
+            <w:r>
+              <w:rPr>
+                <w:rStyle w:val="Hipercze"/>
+                <w:noProof/>
+              </w:rPr>
+              <w:t>5.4.</w:t>
+            </w:r>
+            <w:r>
+              <w:rPr>
+                <w:rFonts w:asciiTheme="minorHAnsi" w:eastAsiaTheme="minorEastAsia" w:hAnsiTheme="minorHAnsi"/>
+                <w:noProof/>
+                <w:lang w:eastAsia="pl-PL"/>
+              </w:rPr>
+              <w:tab/>
+            </w:r>
+            <w:r>
+              <w:rPr>
+                <w:rStyle w:val="Hipercze"/>
+                <w:noProof/>
+              </w:rPr>
+              <w:t>Panel agenta</w:t>
+            </w:r>
+            <w:r>
+              <w:rPr>
+                <w:noProof/>
+                <w:webHidden/>
+              </w:rPr>
+              <w:tab/>
+            </w:r>
+            <w:r>
+              <w:rPr>
+                <w:noProof/>
+                <w:webHidden/>
+              </w:rPr>
+              <w:fldChar w:fldCharType="begin"/>
+            </w:r>
+            <w:r>
+              <w:rPr>
+                <w:noProof/>
+                <w:webHidden/>
+              </w:rPr>
+              <w:instrText xml:space="preserve"> PAGEREF _Toc230734887 \h </w:instrText>
+            </w:r>
+            <w:r>
+              <w:rPr>
+                <w:noProof/>
+                <w:webHidden/>
+              </w:rPr>
+            </w:r>
+            <w:r>
+              <w:rPr>
+                <w:noProof/>
+                <w:webHidden/>
+              </w:rPr>
+              <w:fldChar w:fldCharType="separate"/>
+            </w:r>
+            <w:r>
+              <w:rPr>
+                <w:noProof/>
+                <w:webHidden/>
+              </w:rPr>
+              <w:t>6</w:t>
+            </w:r>
+            <w:r>
+              <w:rPr>
+                <w:noProof/>
+                <w:webHidden/>
+              </w:rPr>
+              <w:fldChar w:fldCharType="end"/>
+            </w:r>
+          </w:hyperlink>
+        </w:p>
+        <w:p>
+          <w:pPr>
+            <w:pStyle w:val="Spistreci2"/>
+            <w:tabs>
+              <w:tab w:val="left" w:pos="1680"/>
+              <w:tab w:val="right" w:leader="dot" w:pos="8493"/>
+            </w:tabs>
+            <w:rPr>
+              <w:rFonts w:asciiTheme="minorHAnsi" w:eastAsiaTheme="minorEastAsia" w:hAnsiTheme="minorHAnsi"/>
+              <w:noProof/>
+              <w:lang w:eastAsia="pl-PL"/>
+            </w:rPr>
+          </w:pPr>
+          <w:hyperlink w:anchor="_Toc230734888" w:history="1">
+            <w:r>
+              <w:rPr>
+                <w:rStyle w:val="Hipercze"/>
+                <w:noProof/>
+              </w:rPr>
+              <w:t>5.5.</w:t>
+            </w:r>
+            <w:r>
+              <w:rPr>
+                <w:rFonts w:asciiTheme="minorHAnsi" w:eastAsiaTheme="minorEastAsia" w:hAnsiTheme="minorHAnsi"/>
+                <w:noProof/>
+                <w:lang w:eastAsia="pl-PL"/>
+              </w:rPr>
+              <w:tab/>
+            </w:r>
+            <w:r>
+              <w:rPr>
+                <w:rStyle w:val="Hipercze"/>
+                <w:noProof/>
+              </w:rPr>
+              <w:t>Zarządzanie zadaniami i spotkaniami</w:t>
+            </w:r>
+            <w:r>
+              <w:rPr>
+                <w:noProof/>
+                <w:webHidden/>
+              </w:rPr>
+              <w:tab/>
+            </w:r>
+            <w:r>
+              <w:rPr>
+                <w:noProof/>
+                <w:webHidden/>
+              </w:rPr>
+              <w:fldChar w:fldCharType="begin"/>
+            </w:r>
+            <w:r>
+              <w:rPr>
+                <w:noProof/>
+                <w:webHidden/>
+              </w:rPr>
+              <w:instrText xml:space="preserve"> PAGEREF _Toc230734888 \h </w:instrText>
+            </w:r>
+            <w:r>
+              <w:rPr>
+                <w:noProof/>
+                <w:webHidden/>
+              </w:rPr>
+            </w:r>
+            <w:r>
+              <w:rPr>
+                <w:noProof/>
+                <w:webHidden/>
+              </w:rPr>
+              <w:fldChar w:fldCharType="separate"/>
+            </w:r>
+            <w:r>
+              <w:rPr>
+                <w:noProof/>
+                <w:webHidden/>
+              </w:rPr>
+              <w:t>6</w:t>
+            </w:r>
+            <w:r>
+              <w:rPr>
+                <w:noProof/>
+                <w:webHidden/>
+              </w:rPr>
+              <w:fldChar w:fldCharType="end"/>
+            </w:r>
+          </w:hyperlink>
+        </w:p>
+        <w:p>
+          <w:pPr>
+            <w:pStyle w:val="Spistreci2"/>
+            <w:tabs>
+              <w:tab w:val="left" w:pos="1680"/>
+              <w:tab w:val="right" w:leader="dot" w:pos="8493"/>
+            </w:tabs>
+            <w:rPr>
+              <w:rFonts w:asciiTheme="minorHAnsi" w:eastAsiaTheme="minorEastAsia" w:hAnsiTheme="minorHAnsi"/>
+              <w:noProof/>
+              <w:lang w:eastAsia="pl-PL"/>
+            </w:rPr>
+          </w:pPr>
+          <w:hyperlink w:anchor="_Toc230734889" w:history="1">
+            <w:r>
+              <w:rPr>
+                <w:rStyle w:val="Hipercze"/>
+                <w:noProof/>
+              </w:rPr>
+              <w:t>5.6.</w:t>
+            </w:r>
+            <w:r>
+              <w:rPr>
+                <w:rFonts w:asciiTheme="minorHAnsi" w:eastAsiaTheme="minorEastAsia" w:hAnsiTheme="minorHAnsi"/>
+                <w:noProof/>
+                <w:lang w:eastAsia="pl-PL"/>
+              </w:rPr>
+              <w:tab/>
+            </w:r>
+            <w:r>
+              <w:rPr>
+                <w:rStyle w:val="Hipercze"/>
+                <w:noProof/>
+              </w:rPr>
+              <w:t>Notatki i dokumentowanie pracy</w:t>
+            </w:r>
+            <w:r>
+              <w:rPr>
+                <w:noProof/>
+                <w:webHidden/>
+              </w:rPr>
+              <w:tab/>
+            </w:r>
+            <w:r>
+              <w:rPr>
+                <w:noProof/>
+                <w:webHidden/>
+              </w:rPr>
+              <w:fldChar w:fldCharType="begin"/>
+            </w:r>
+            <w:r>
+              <w:rPr>
+                <w:noProof/>
+                <w:webHidden/>
+              </w:rPr>
+              <w:instrText xml:space="preserve"> PAGEREF _Toc230734889 \h </w:instrText>
+            </w:r>
+            <w:r>
+              <w:rPr>
+                <w:noProof/>
+                <w:webHidden/>
+              </w:rPr>
+            </w:r>
+            <w:r>
+              <w:rPr>
+                <w:noProof/>
+                <w:webHidden/>
+              </w:rPr>
+              <w:fldChar w:fldCharType="separate"/>
+            </w:r>
+            <w:r>
+              <w:rPr>
+                <w:noProof/>
+                <w:webHidden/>
+              </w:rPr>
+              <w:t>6</w:t>
+            </w:r>
+            <w:r>
+              <w:rPr>
+                <w:noProof/>
+                <w:webHidden/>
+              </w:rPr>
+              <w:fldChar w:fldCharType="end"/>
+            </w:r>
+          </w:hyperlink>
+        </w:p>
+        <w:p>
+          <w:pPr>
+            <w:pStyle w:val="Spistreci2"/>
+            <w:tabs>
+              <w:tab w:val="left" w:pos="1680"/>
+              <w:tab w:val="right" w:leader="dot" w:pos="8493"/>
+            </w:tabs>
+            <w:rPr>
+              <w:rFonts w:asciiTheme="minorHAnsi" w:eastAsiaTheme="minorEastAsia" w:hAnsiTheme="minorHAnsi"/>
+              <w:noProof/>
+              <w:lang w:eastAsia="pl-PL"/>
+            </w:rPr>
+          </w:pPr>
+          <w:hyperlink w:anchor="_Toc230734890" w:history="1">
+            <w:r>
+              <w:rPr>
+                <w:rStyle w:val="Hipercze"/>
+                <w:noProof/>
+              </w:rPr>
+              <w:t>5.7.</w:t>
+            </w:r>
+            <w:r>
+              <w:rPr>
+                <w:rFonts w:asciiTheme="minorHAnsi" w:eastAsiaTheme="minorEastAsia" w:hAnsiTheme="minorHAnsi"/>
+                <w:noProof/>
+                <w:lang w:eastAsia="pl-PL"/>
+              </w:rPr>
+              <w:tab/>
+            </w:r>
+            <w:r>
+              <w:rPr>
+                <w:rStyle w:val="Hipercze"/>
+                <w:noProof/>
+              </w:rPr>
+              <w:t>Raportowanie i podgląd aktywności</w:t>
+            </w:r>
+            <w:r>
+              <w:rPr>
+                <w:noProof/>
+                <w:webHidden/>
+              </w:rPr>
+              <w:tab/>
+            </w:r>
+            <w:r>
+              <w:rPr>
+                <w:noProof/>
+                <w:webHidden/>
+              </w:rPr>
+              <w:fldChar w:fldCharType="begin"/>
+            </w:r>
+            <w:r>
+              <w:rPr>
+                <w:noProof/>
+                <w:webHidden/>
+              </w:rPr>
+              <w:instrText xml:space="preserve"> PAGEREF _Toc230734890 \h </w:instrText>
+            </w:r>
+            <w:r>
+              <w:rPr>
+                <w:noProof/>
+                <w:webHidden/>
+              </w:rPr>
+            </w:r>
+            <w:r>
+              <w:rPr>
+                <w:noProof/>
+                <w:webHidden/>
+              </w:rPr>
+              <w:fldChar w:fldCharType="separate"/>
+            </w:r>
+            <w:r>
+              <w:rPr>
+                <w:noProof/>
+                <w:webHidden/>
+              </w:rPr>
+              <w:t>6</w:t>
+            </w:r>
+            <w:r>
+              <w:rPr>
+                <w:noProof/>
+                <w:webHidden/>
+              </w:rPr>
+              <w:fldChar w:fldCharType="end"/>
+            </w:r>
+          </w:hyperlink>
+        </w:p>
+        <w:p>
+          <w:pPr>
+            <w:pStyle w:val="Spistreci2"/>
+            <w:tabs>
+              <w:tab w:val="left" w:pos="1680"/>
+              <w:tab w:val="right" w:leader="dot" w:pos="8493"/>
+            </w:tabs>
+            <w:rPr>
+              <w:rFonts w:asciiTheme="minorHAnsi" w:eastAsiaTheme="minorEastAsia" w:hAnsiTheme="minorHAnsi"/>
+              <w:noProof/>
+              <w:lang w:eastAsia="pl-PL"/>
+            </w:rPr>
+          </w:pPr>
+          <w:hyperlink w:anchor="_Toc230734891" w:history="1">
+            <w:r>
+              <w:rPr>
+                <w:rStyle w:val="Hipercze"/>
+                <w:noProof/>
+              </w:rPr>
+              <w:t>5.8.</w:t>
+            </w:r>
+            <w:r>
+              <w:rPr>
+                <w:rFonts w:asciiTheme="minorHAnsi" w:eastAsiaTheme="minorEastAsia" w:hAnsiTheme="minorHAnsi"/>
+                <w:noProof/>
+                <w:lang w:eastAsia="pl-PL"/>
+              </w:rPr>
+              <w:tab/>
+            </w:r>
+            <w:r>
+              <w:rPr>
+                <w:rStyle w:val="Hipercze"/>
+                <w:noProof/>
+              </w:rPr>
+              <w:t>Walidacja danych i obsługa błędów</w:t>
+            </w:r>
+            <w:r>
+              <w:rPr>
+                <w:noProof/>
+                <w:webHidden/>
+              </w:rPr>
+              <w:tab/>
+            </w:r>
+            <w:r>
+              <w:rPr>
+                <w:noProof/>
+                <w:webHidden/>
+              </w:rPr>
+              <w:fldChar w:fldCharType="begin"/>
+            </w:r>
+            <w:r>
+              <w:rPr>
+                <w:noProof/>
+                <w:webHidden/>
+              </w:rPr>
+              <w:instrText xml:space="preserve"> PAGEREF _Toc230734891 \h </w:instrText>
+            </w:r>
+            <w:r>
+              <w:rPr>
+                <w:noProof/>
+                <w:webHidden/>
+              </w:rPr>
+            </w:r>
+            <w:r>
+              <w:rPr>
+                <w:noProof/>
+                <w:webHidden/>
+              </w:rPr>
+              <w:fldChar w:fldCharType="separate"/>
+            </w:r>
+            <w:r>
+              <w:rPr>
+                <w:noProof/>
+                <w:webHidden/>
+              </w:rPr>
+              <w:t>6</w:t>
+            </w:r>
+            <w:r>
+              <w:rPr>
+                <w:noProof/>
+                <w:webHidden/>
+              </w:rPr>
+              <w:fldChar w:fldCharType="end"/>
+            </w:r>
+          </w:hyperlink>
+        </w:p>
+        <w:p>
+          <w:pPr>
+            <w:pStyle w:val="Spistreci2"/>
+            <w:tabs>
+              <w:tab w:val="left" w:pos="1680"/>
+              <w:tab w:val="right" w:leader="dot" w:pos="8493"/>
+            </w:tabs>
+            <w:rPr>
+              <w:rFonts w:asciiTheme="minorHAnsi" w:eastAsiaTheme="minorEastAsia" w:hAnsiTheme="minorHAnsi"/>
+              <w:noProof/>
+              <w:lang w:eastAsia="pl-PL"/>
+            </w:rPr>
+          </w:pPr>
+          <w:hyperlink w:anchor="_Toc230734892" w:history="1">
+            <w:r>
+              <w:rPr>
+                <w:rStyle w:val="Hipercze"/>
+                <w:noProof/>
+              </w:rPr>
+              <w:t>5.9.</w:t>
+            </w:r>
+            <w:r>
+              <w:rPr>
+                <w:rFonts w:asciiTheme="minorHAnsi" w:eastAsiaTheme="minorEastAsia" w:hAnsiTheme="minorHAnsi"/>
+                <w:noProof/>
+                <w:lang w:eastAsia="pl-PL"/>
+              </w:rPr>
+              <w:tab/>
+            </w:r>
+            <w:r>
+              <w:rPr>
+                <w:rStyle w:val="Hipercze"/>
+                <w:noProof/>
+              </w:rPr>
+              <w:t>Problemy implementacyjne i sposoby ich rozwiązania</w:t>
+            </w:r>
+            <w:r>
+              <w:rPr>
+                <w:noProof/>
+                <w:webHidden/>
+              </w:rPr>
+              <w:tab/>
+            </w:r>
+            <w:r>
+              <w:rPr>
+                <w:noProof/>
+                <w:webHidden/>
+              </w:rPr>
+              <w:fldChar w:fldCharType="begin"/>
+            </w:r>
+            <w:r>
+              <w:rPr>
+                <w:noProof/>
+                <w:webHidden/>
+              </w:rPr>
+              <w:instrText xml:space="preserve"> PAGEREF _Toc230734892 \h </w:instrText>
+            </w:r>
+            <w:r>
+              <w:rPr>
+                <w:noProof/>
+                <w:webHidden/>
+              </w:rPr>
+            </w:r>
+            <w:r>
+              <w:rPr>
+                <w:noProof/>
+                <w:webHidden/>
+              </w:rPr>
+              <w:fldChar w:fldCharType="separate"/>
+            </w:r>
+            <w:r>
+              <w:rPr>
+                <w:noProof/>
+                <w:webHidden/>
+              </w:rPr>
+              <w:t>6</w:t>
+            </w:r>
+            <w:r>
+              <w:rPr>
+                <w:noProof/>
+                <w:webHidden/>
+              </w:rPr>
+              <w:fldChar w:fldCharType="end"/>
+            </w:r>
+          </w:hyperlink>
+        </w:p>
+        <w:p>
+          <w:pPr>
+            <w:pStyle w:val="Spistreci1"/>
+            <w:tabs>
+              <w:tab w:val="left" w:pos="1200"/>
+              <w:tab w:val="right" w:leader="dot" w:pos="8493"/>
+            </w:tabs>
+            <w:rPr>
+              <w:rFonts w:asciiTheme="minorHAnsi" w:eastAsiaTheme="minorEastAsia" w:hAnsiTheme="minorHAnsi"/>
+              <w:noProof/>
+              <w:lang w:eastAsia="pl-PL"/>
+            </w:rPr>
+          </w:pPr>
+          <w:hyperlink w:anchor="_Toc230734893" w:history="1">
+            <w:r>
+              <w:rPr>
+                <w:rStyle w:val="Hipercze"/>
+                <w:noProof/>
+              </w:rPr>
+              <w:t>6.</w:t>
+            </w:r>
+            <w:r>
+              <w:rPr>
+                <w:rFonts w:asciiTheme="minorHAnsi" w:eastAsiaTheme="minorEastAsia" w:hAnsiTheme="minorHAnsi"/>
+                <w:noProof/>
+                <w:lang w:eastAsia="pl-PL"/>
+              </w:rPr>
+              <w:tab/>
+            </w:r>
+            <w:r>
+              <w:rPr>
+                <w:rStyle w:val="Hipercze"/>
+                <w:noProof/>
+              </w:rPr>
+              <w:t>Testowanie i weryfikacja systemu</w:t>
+            </w:r>
+            <w:r>
+              <w:rPr>
+                <w:noProof/>
+                <w:webHidden/>
+              </w:rPr>
+              <w:tab/>
+            </w:r>
+            <w:r>
+              <w:rPr>
+                <w:noProof/>
+                <w:webHidden/>
+              </w:rPr>
+              <w:fldChar w:fldCharType="begin"/>
+            </w:r>
+            <w:r>
+              <w:rPr>
+                <w:noProof/>
+                <w:webHidden/>
+              </w:rPr>
+              <w:instrText xml:space="preserve"> PAGEREF _Toc230734893 \h </w:instrText>
+            </w:r>
+            <w:r>
+              <w:rPr>
+                <w:noProof/>
+                <w:webHidden/>
+              </w:rPr>
+            </w:r>
+            <w:r>
+              <w:rPr>
+                <w:noProof/>
+                <w:webHidden/>
+              </w:rPr>
+              <w:fldChar w:fldCharType="separate"/>
+            </w:r>
+            <w:r>
+              <w:rPr>
+                <w:noProof/>
+                <w:webHidden/>
+              </w:rPr>
+              <w:t>7</w:t>
+            </w:r>
+            <w:r>
+              <w:rPr>
+                <w:noProof/>
+                <w:webHidden/>
+              </w:rPr>
+              <w:fldChar w:fldCharType="end"/>
+            </w:r>
+          </w:hyperlink>
+        </w:p>
+        <w:p>
+          <w:pPr>
+            <w:pStyle w:val="Spistreci2"/>
+            <w:tabs>
+              <w:tab w:val="left" w:pos="1680"/>
+              <w:tab w:val="right" w:leader="dot" w:pos="8493"/>
+            </w:tabs>
+            <w:rPr>
+              <w:rFonts w:asciiTheme="minorHAnsi" w:eastAsiaTheme="minorEastAsia" w:hAnsiTheme="minorHAnsi"/>
+              <w:noProof/>
+              <w:lang w:eastAsia="pl-PL"/>
+            </w:rPr>
+          </w:pPr>
+          <w:hyperlink w:anchor="_Toc230734894" w:history="1">
+            <w:r>
+              <w:rPr>
+                <w:rStyle w:val="Hipercze"/>
+                <w:noProof/>
+              </w:rPr>
+              <w:t>6.1.</w:t>
+            </w:r>
+            <w:r>
+              <w:rPr>
+                <w:rFonts w:asciiTheme="minorHAnsi" w:eastAsiaTheme="minorEastAsia" w:hAnsiTheme="minorHAnsi"/>
+                <w:noProof/>
+                <w:lang w:eastAsia="pl-PL"/>
+              </w:rPr>
+              <w:tab/>
+            </w:r>
+            <w:r>
+              <w:rPr>
+                <w:rStyle w:val="Hipercze"/>
+                <w:noProof/>
+              </w:rPr>
+              <w:t>Cel i zakres testowania aplikacji</w:t>
+            </w:r>
+            <w:r>
+              <w:rPr>
+                <w:noProof/>
+                <w:webHidden/>
+              </w:rPr>
+              <w:tab/>
+            </w:r>
+            <w:r>
+              <w:rPr>
+                <w:noProof/>
+                <w:webHidden/>
+              </w:rPr>
+              <w:fldChar w:fldCharType="begin"/>
+            </w:r>
+            <w:r>
+              <w:rPr>
+                <w:noProof/>
+                <w:webHidden/>
+              </w:rPr>
+              <w:instrText xml:space="preserve"> PAGEREF _Toc230734894 \h </w:instrText>
+            </w:r>
+            <w:r>
+              <w:rPr>
+                <w:noProof/>
+                <w:webHidden/>
+              </w:rPr>
+            </w:r>
+            <w:r>
+              <w:rPr>
+                <w:noProof/>
+                <w:webHidden/>
+              </w:rPr>
+              <w:fldChar w:fldCharType="separate"/>
+            </w:r>
+            <w:r>
+              <w:rPr>
+                <w:noProof/>
+                <w:webHidden/>
+              </w:rPr>
+              <w:t>7</w:t>
+            </w:r>
+            <w:r>
+              <w:rPr>
+                <w:noProof/>
+                <w:webHidden/>
+              </w:rPr>
+              <w:fldChar w:fldCharType="end"/>
+            </w:r>
+          </w:hyperlink>
+        </w:p>
+        <w:p>
+          <w:pPr>
+            <w:pStyle w:val="Spistreci2"/>
+            <w:tabs>
+              <w:tab w:val="left" w:pos="1680"/>
+              <w:tab w:val="right" w:leader="dot" w:pos="8493"/>
+            </w:tabs>
+            <w:rPr>
+              <w:rFonts w:asciiTheme="minorHAnsi" w:eastAsiaTheme="minorEastAsia" w:hAnsiTheme="minorHAnsi"/>
+              <w:noProof/>
+              <w:lang w:eastAsia="pl-PL"/>
+            </w:rPr>
+          </w:pPr>
+          <w:hyperlink w:anchor="_Toc230734895" w:history="1">
+            <w:r>
+              <w:rPr>
+                <w:rStyle w:val="Hipercze"/>
+                <w:noProof/>
+              </w:rPr>
+              <w:t>6.2.</w:t>
+            </w:r>
+            <w:r>
+              <w:rPr>
+                <w:rFonts w:asciiTheme="minorHAnsi" w:eastAsiaTheme="minorEastAsia" w:hAnsiTheme="minorHAnsi"/>
+                <w:noProof/>
+                <w:lang w:eastAsia="pl-PL"/>
+              </w:rPr>
+              <w:tab/>
+            </w:r>
+            <w:r>
+              <w:rPr>
+                <w:rStyle w:val="Hipercze"/>
+                <w:noProof/>
+              </w:rPr>
+              <w:t>Środowisko testowe</w:t>
+            </w:r>
+            <w:r>
+              <w:rPr>
+                <w:noProof/>
+                <w:webHidden/>
+              </w:rPr>
+              <w:tab/>
+            </w:r>
+            <w:r>
+              <w:rPr>
+                <w:noProof/>
+                <w:webHidden/>
+              </w:rPr>
+              <w:fldChar w:fldCharType="begin"/>
+            </w:r>
+            <w:r>
+              <w:rPr>
+                <w:noProof/>
+                <w:webHidden/>
+              </w:rPr>
+              <w:instrText xml:space="preserve"> PAGEREF _Toc230734895 \h </w:instrText>
+            </w:r>
+            <w:r>
+              <w:rPr>
+                <w:noProof/>
+                <w:webHidden/>
+              </w:rPr>
+            </w:r>
+            <w:r>
+              <w:rPr>
+                <w:noProof/>
+                <w:webHidden/>
+              </w:rPr>
+              <w:fldChar w:fldCharType="separate"/>
+            </w:r>
+            <w:r>
+              <w:rPr>
+                <w:noProof/>
+                <w:webHidden/>
+              </w:rPr>
+              <w:t>7</w:t>
+            </w:r>
+            <w:r>
+              <w:rPr>
+                <w:noProof/>
+                <w:webHidden/>
+              </w:rPr>
+              <w:fldChar w:fldCharType="end"/>
+            </w:r>
+          </w:hyperlink>
+        </w:p>
+        <w:p>
+          <w:pPr>
+            <w:pStyle w:val="Spistreci2"/>
+            <w:tabs>
+              <w:tab w:val="left" w:pos="1680"/>
+              <w:tab w:val="right" w:leader="dot" w:pos="8493"/>
+            </w:tabs>
+            <w:rPr>
+              <w:rFonts w:asciiTheme="minorHAnsi" w:eastAsiaTheme="minorEastAsia" w:hAnsiTheme="minorHAnsi"/>
+              <w:noProof/>
+              <w:lang w:eastAsia="pl-PL"/>
+            </w:rPr>
+          </w:pPr>
+          <w:hyperlink w:anchor="_Toc230734896" w:history="1">
+            <w:r>
+              <w:rPr>
+                <w:rStyle w:val="Hipercze"/>
+                <w:noProof/>
+              </w:rPr>
+              <w:t>6.3.</w:t>
+            </w:r>
+            <w:r>
+              <w:rPr>
+                <w:rFonts w:asciiTheme="minorHAnsi" w:eastAsiaTheme="minorEastAsia" w:hAnsiTheme="minorHAnsi"/>
+                <w:noProof/>
+                <w:lang w:eastAsia="pl-PL"/>
+              </w:rPr>
+              <w:tab/>
+            </w:r>
+            <w:r>
+              <w:rPr>
+                <w:rStyle w:val="Hipercze"/>
+                <w:noProof/>
+              </w:rPr>
+              <w:t>Scenariusze testowe</w:t>
+            </w:r>
+            <w:r>
+              <w:rPr>
+                <w:noProof/>
+                <w:webHidden/>
+              </w:rPr>
+              <w:tab/>
+            </w:r>
+            <w:r>
+              <w:rPr>
+                <w:noProof/>
+                <w:webHidden/>
+              </w:rPr>
+              <w:fldChar w:fldCharType="begin"/>
+            </w:r>
+            <w:r>
+              <w:rPr>
+                <w:noProof/>
+                <w:webHidden/>
+              </w:rPr>
+              <w:instrText xml:space="preserve"> PAGEREF _Toc230734896 \h </w:instrText>
+            </w:r>
+            <w:r>
+              <w:rPr>
+                <w:noProof/>
+                <w:webHidden/>
+              </w:rPr>
+            </w:r>
+            <w:r>
+              <w:rPr>
+                <w:noProof/>
+                <w:webHidden/>
+              </w:rPr>
+              <w:fldChar w:fldCharType="separate"/>
+            </w:r>
+            <w:r>
+              <w:rPr>
+                <w:noProof/>
+                <w:webHidden/>
+              </w:rPr>
+              <w:t>7</w:t>
+            </w:r>
+            <w:r>
+              <w:rPr>
+                <w:noProof/>
+                <w:webHidden/>
+              </w:rPr>
+              <w:fldChar w:fldCharType="end"/>
+            </w:r>
+          </w:hyperlink>
+        </w:p>
+        <w:p>
+          <w:pPr>
+            <w:pStyle w:val="Spistreci2"/>
+            <w:tabs>
+              <w:tab w:val="left" w:pos="1680"/>
+              <w:tab w:val="right" w:leader="dot" w:pos="8493"/>
+            </w:tabs>
+            <w:rPr>
+              <w:rFonts w:asciiTheme="minorHAnsi" w:eastAsiaTheme="minorEastAsia" w:hAnsiTheme="minorHAnsi"/>
+              <w:noProof/>
+              <w:lang w:eastAsia="pl-PL"/>
+            </w:rPr>
+          </w:pPr>
+          <w:hyperlink w:anchor="_Toc230734897" w:history="1">
+            <w:r>
+              <w:rPr>
+                <w:rStyle w:val="Hipercze"/>
+                <w:noProof/>
+              </w:rPr>
+              <w:t>6.4.</w:t>
+            </w:r>
+            <w:r>
+              <w:rPr>
+                <w:rFonts w:asciiTheme="minorHAnsi" w:eastAsiaTheme="minorEastAsia" w:hAnsiTheme="minorHAnsi"/>
+                <w:noProof/>
+                <w:lang w:eastAsia="pl-PL"/>
+              </w:rPr>
+              <w:tab/>
+            </w:r>
+            <w:r>
+              <w:rPr>
+                <w:rStyle w:val="Hipercze"/>
+                <w:noProof/>
+              </w:rPr>
+              <w:t>Testowanie głównych funkcji systemu</w:t>
+            </w:r>
+            <w:r>
+              <w:rPr>
+                <w:noProof/>
+                <w:webHidden/>
+              </w:rPr>
+              <w:tab/>
+            </w:r>
+            <w:r>
+              <w:rPr>
+                <w:noProof/>
+                <w:webHidden/>
+              </w:rPr>
+              <w:fldChar w:fldCharType="begin"/>
+            </w:r>
+            <w:r>
+              <w:rPr>
+                <w:noProof/>
+                <w:webHidden/>
+              </w:rPr>
+              <w:instrText xml:space="preserve"> PAGEREF _Toc230734897 \h </w:instrText>
+            </w:r>
+            <w:r>
+              <w:rPr>
+                <w:noProof/>
+                <w:webHidden/>
+              </w:rPr>
+            </w:r>
+            <w:r>
+              <w:rPr>
+                <w:noProof/>
+                <w:webHidden/>
+              </w:rPr>
+              <w:fldChar w:fldCharType="separate"/>
+            </w:r>
+            <w:r>
+              <w:rPr>
+                <w:noProof/>
+                <w:webHidden/>
+              </w:rPr>
+              <w:t>7</w:t>
+            </w:r>
+            <w:r>
+              <w:rPr>
+                <w:noProof/>
+                <w:webHidden/>
+              </w:rPr>
+              <w:fldChar w:fldCharType="end"/>
+            </w:r>
+          </w:hyperlink>
+        </w:p>
+        <w:p>
+          <w:pPr>
+            <w:pStyle w:val="Spistreci2"/>
+            <w:tabs>
+              <w:tab w:val="left" w:pos="1680"/>
+              <w:tab w:val="right" w:leader="dot" w:pos="8493"/>
+            </w:tabs>
+            <w:rPr>
+              <w:rFonts w:asciiTheme="minorHAnsi" w:eastAsiaTheme="minorEastAsia" w:hAnsiTheme="minorHAnsi"/>
+              <w:noProof/>
+              <w:lang w:eastAsia="pl-PL"/>
+            </w:rPr>
+          </w:pPr>
+          <w:hyperlink w:anchor="_Toc230734898" w:history="1">
+            <w:r>
+              <w:rPr>
+                <w:rStyle w:val="Hipercze"/>
+                <w:noProof/>
+              </w:rPr>
+              <w:t>6.5.</w:t>
+            </w:r>
+            <w:r>
+              <w:rPr>
+                <w:rFonts w:asciiTheme="minorHAnsi" w:eastAsiaTheme="minorEastAsia" w:hAnsiTheme="minorHAnsi"/>
+                <w:noProof/>
+                <w:lang w:eastAsia="pl-PL"/>
+              </w:rPr>
+              <w:tab/>
+            </w:r>
+            <w:r>
+              <w:rPr>
+                <w:rStyle w:val="Hipercze"/>
+                <w:noProof/>
+              </w:rPr>
+              <w:t>Wyniki testów i ocena działania aplikacji</w:t>
+            </w:r>
+            <w:r>
+              <w:rPr>
+                <w:noProof/>
+                <w:webHidden/>
+              </w:rPr>
+              <w:tab/>
+            </w:r>
+            <w:r>
+              <w:rPr>
+                <w:noProof/>
+                <w:webHidden/>
+              </w:rPr>
+              <w:fldChar w:fldCharType="begin"/>
+            </w:r>
+            <w:r>
+              <w:rPr>
+                <w:noProof/>
+                <w:webHidden/>
+              </w:rPr>
+              <w:instrText xml:space="preserve"> PAGEREF _Toc230734898 \h </w:instrText>
+            </w:r>
+            <w:r>
+              <w:rPr>
+                <w:noProof/>
+                <w:webHidden/>
+              </w:rPr>
+            </w:r>
+            <w:r>
+              <w:rPr>
+                <w:noProof/>
+                <w:webHidden/>
+              </w:rPr>
+              <w:fldChar w:fldCharType="separate"/>
+            </w:r>
+            <w:r>
+              <w:rPr>
+                <w:noProof/>
+                <w:webHidden/>
+              </w:rPr>
+              <w:t>7</w:t>
+            </w:r>
+            <w:r>
+              <w:rPr>
+                <w:noProof/>
+                <w:webHidden/>
+              </w:rPr>
+              <w:fldChar w:fldCharType="end"/>
+            </w:r>
+          </w:hyperlink>
+        </w:p>
+        <w:p>
+          <w:pPr>
+            <w:pStyle w:val="Spistreci1"/>
+            <w:tabs>
+              <w:tab w:val="left" w:pos="1200"/>
+              <w:tab w:val="right" w:leader="dot" w:pos="8493"/>
+            </w:tabs>
+            <w:rPr>
+              <w:rFonts w:asciiTheme="minorHAnsi" w:eastAsiaTheme="minorEastAsia" w:hAnsiTheme="minorHAnsi"/>
+              <w:noProof/>
+              <w:lang w:eastAsia="pl-PL"/>
+            </w:rPr>
+          </w:pPr>
+          <w:hyperlink w:anchor="_Toc230734899" w:history="1">
+            <w:r>
+              <w:rPr>
+                <w:rStyle w:val="Hipercze"/>
+                <w:noProof/>
+              </w:rPr>
+              <w:t>7.</w:t>
+            </w:r>
+            <w:r>
+              <w:rPr>
+                <w:rFonts w:asciiTheme="minorHAnsi" w:eastAsiaTheme="minorEastAsia" w:hAnsiTheme="minorHAnsi"/>
+                <w:noProof/>
+                <w:lang w:eastAsia="pl-PL"/>
+              </w:rPr>
+              <w:tab/>
+            </w:r>
+            <w:r>
+              <w:rPr>
+                <w:rStyle w:val="Hipercze"/>
+                <w:noProof/>
+              </w:rPr>
+              <w:t>Podsumowanie i możliwe kierunki rozwoju aplikacji</w:t>
+            </w:r>
+            <w:r>
+              <w:rPr>
+                <w:noProof/>
+                <w:webHidden/>
+              </w:rPr>
+              <w:tab/>
+            </w:r>
+            <w:r>
+              <w:rPr>
+                <w:noProof/>
+                <w:webHidden/>
+              </w:rPr>
+              <w:fldChar w:fldCharType="begin"/>
+            </w:r>
+            <w:r>
+              <w:rPr>
+                <w:noProof/>
+                <w:webHidden/>
+              </w:rPr>
+              <w:instrText xml:space="preserve"> PAGEREF _Toc230734899 \h </w:instrText>
+            </w:r>
+            <w:r>
+              <w:rPr>
+                <w:noProof/>
+                <w:webHidden/>
+              </w:rPr>
+            </w:r>
+            <w:r>
+              <w:rPr>
+                <w:noProof/>
+                <w:webHidden/>
+              </w:rPr>
+              <w:fldChar w:fldCharType="separate"/>
+            </w:r>
+            <w:r>
+              <w:rPr>
+                <w:noProof/>
+                <w:webHidden/>
+              </w:rPr>
+              <w:t>7</w:t>
+            </w:r>
+            <w:r>
+              <w:rPr>
+                <w:noProof/>
+                <w:webHidden/>
+              </w:rPr>
+              <w:fldChar w:fldCharType="end"/>
+            </w:r>
+          </w:hyperlink>
+        </w:p>
+        <w:p>
+          <w:pPr>
+            <w:pStyle w:val="Spistreci2"/>
+            <w:tabs>
+              <w:tab w:val="left" w:pos="1680"/>
+              <w:tab w:val="right" w:leader="dot" w:pos="8493"/>
+            </w:tabs>
+            <w:rPr>
+              <w:rFonts w:asciiTheme="minorHAnsi" w:eastAsiaTheme="minorEastAsia" w:hAnsiTheme="minorHAnsi"/>
+              <w:noProof/>
+              <w:lang w:eastAsia="pl-PL"/>
+            </w:rPr>
+          </w:pPr>
+          <w:hyperlink w:anchor="_Toc230734900" w:history="1">
+            <w:r>
+              <w:rPr>
+                <w:rStyle w:val="Hipercze"/>
+                <w:noProof/>
+              </w:rPr>
+              <w:t>7.1.</w:t>
+            </w:r>
+            <w:r>
+              <w:rPr>
+                <w:rFonts w:asciiTheme="minorHAnsi" w:eastAsiaTheme="minorEastAsia" w:hAnsiTheme="minorHAnsi"/>
+                <w:noProof/>
+                <w:lang w:eastAsia="pl-PL"/>
+              </w:rPr>
+              <w:tab/>
+            </w:r>
+            <w:r>
+              <w:rPr>
+                <w:rStyle w:val="Hipercze"/>
+                <w:noProof/>
+              </w:rPr>
+              <w:t>Ocena realizacji celu pracy</w:t>
+            </w:r>
+            <w:r>
+              <w:rPr>
+                <w:noProof/>
+                <w:webHidden/>
+              </w:rPr>
+              <w:tab/>
+            </w:r>
+            <w:r>
+              <w:rPr>
+                <w:noProof/>
+                <w:webHidden/>
+              </w:rPr>
+              <w:fldChar w:fldCharType="begin"/>
+            </w:r>
+            <w:r>
+              <w:rPr>
+                <w:noProof/>
+                <w:webHidden/>
+              </w:rPr>
+              <w:instrText xml:space="preserve"> PAGEREF _Toc230734900 \h </w:instrText>
+            </w:r>
+            <w:r>
+              <w:rPr>
+                <w:noProof/>
+                <w:webHidden/>
+              </w:rPr>
+            </w:r>
+            <w:r>
+              <w:rPr>
+                <w:noProof/>
+                <w:webHidden/>
+              </w:rPr>
+              <w:fldChar w:fldCharType="separate"/>
+            </w:r>
+            <w:r>
+              <w:rPr>
+                <w:noProof/>
+                <w:webHidden/>
+              </w:rPr>
+              <w:t>7</w:t>
+            </w:r>
+            <w:r>
+              <w:rPr>
+                <w:noProof/>
+                <w:webHidden/>
+              </w:rPr>
+              <w:fldChar w:fldCharType="end"/>
+            </w:r>
+          </w:hyperlink>
+        </w:p>
+        <w:p>
+          <w:pPr>
+            <w:pStyle w:val="Spistreci2"/>
+            <w:tabs>
+              <w:tab w:val="left" w:pos="1680"/>
+              <w:tab w:val="right" w:leader="dot" w:pos="8493"/>
+            </w:tabs>
+            <w:rPr>
+              <w:rFonts w:asciiTheme="minorHAnsi" w:eastAsiaTheme="minorEastAsia" w:hAnsiTheme="minorHAnsi"/>
+              <w:noProof/>
+              <w:lang w:eastAsia="pl-PL"/>
+            </w:rPr>
+          </w:pPr>
+          <w:hyperlink w:anchor="_Toc230734901" w:history="1">
+            <w:r>
+              <w:rPr>
+                <w:rStyle w:val="Hipercze"/>
+                <w:noProof/>
+              </w:rPr>
+              <w:t>7.2.</w:t>
+            </w:r>
+            <w:r>
+              <w:rPr>
+                <w:rFonts w:asciiTheme="minorHAnsi" w:eastAsiaTheme="minorEastAsia" w:hAnsiTheme="minorHAnsi"/>
+                <w:noProof/>
+                <w:lang w:eastAsia="pl-PL"/>
+              </w:rPr>
+              <w:tab/>
+            </w:r>
+            <w:r>
+              <w:rPr>
+                <w:rStyle w:val="Hipercze"/>
+                <w:noProof/>
+              </w:rPr>
+              <w:t>Najważniejsze rezultaty pracy</w:t>
+            </w:r>
+            <w:r>
+              <w:rPr>
+                <w:noProof/>
+                <w:webHidden/>
+              </w:rPr>
+              <w:tab/>
+            </w:r>
+            <w:r>
+              <w:rPr>
+                <w:noProof/>
+                <w:webHidden/>
+              </w:rPr>
+              <w:fldChar w:fldCharType="begin"/>
+            </w:r>
+            <w:r>
+              <w:rPr>
+                <w:noProof/>
+                <w:webHidden/>
+              </w:rPr>
+              <w:instrText xml:space="preserve"> PAGEREF _Toc230734901 \h </w:instrText>
+            </w:r>
+            <w:r>
+              <w:rPr>
+                <w:noProof/>
+                <w:webHidden/>
+              </w:rPr>
+            </w:r>
+            <w:r>
+              <w:rPr>
+                <w:noProof/>
+                <w:webHidden/>
+              </w:rPr>
+              <w:fldChar w:fldCharType="separate"/>
+            </w:r>
+            <w:r>
+              <w:rPr>
+                <w:noProof/>
+                <w:webHidden/>
+              </w:rPr>
+              <w:t>7</w:t>
+            </w:r>
+            <w:r>
+              <w:rPr>
+                <w:noProof/>
+                <w:webHidden/>
+              </w:rPr>
+              <w:fldChar w:fldCharType="end"/>
+            </w:r>
+          </w:hyperlink>
+        </w:p>
+        <w:p>
+          <w:pPr>
+            <w:pStyle w:val="Spistreci2"/>
+            <w:tabs>
+              <w:tab w:val="left" w:pos="1680"/>
+              <w:tab w:val="right" w:leader="dot" w:pos="8493"/>
+            </w:tabs>
+            <w:rPr>
+              <w:rFonts w:asciiTheme="minorHAnsi" w:eastAsiaTheme="minorEastAsia" w:hAnsiTheme="minorHAnsi"/>
+              <w:noProof/>
+              <w:lang w:eastAsia="pl-PL"/>
+            </w:rPr>
+          </w:pPr>
+          <w:hyperlink w:anchor="_Toc230734902" w:history="1">
+            <w:r>
+              <w:rPr>
+                <w:rStyle w:val="Hipercze"/>
+                <w:noProof/>
+              </w:rPr>
+              <w:t>7.3.</w:t>
+            </w:r>
+            <w:r>
+              <w:rPr>
+                <w:rFonts w:asciiTheme="minorHAnsi" w:eastAsiaTheme="minorEastAsia" w:hAnsiTheme="minorHAnsi"/>
+                <w:noProof/>
+                <w:lang w:eastAsia="pl-PL"/>
+              </w:rPr>
+              <w:tab/>
+            </w:r>
+            <w:r>
+              <w:rPr>
+                <w:rStyle w:val="Hipercze"/>
+                <w:noProof/>
+              </w:rPr>
+              <w:t>Ograniczenia wykonanego systemu</w:t>
+            </w:r>
+            <w:r>
+              <w:rPr>
+                <w:noProof/>
+                <w:webHidden/>
+              </w:rPr>
+              <w:tab/>
+            </w:r>
+            <w:r>
+              <w:rPr>
+                <w:noProof/>
+                <w:webHidden/>
+              </w:rPr>
+              <w:fldChar w:fldCharType="begin"/>
+            </w:r>
+            <w:r>
+              <w:rPr>
+                <w:noProof/>
+                <w:webHidden/>
+              </w:rPr>
+              <w:instrText xml:space="preserve"> PAGEREF _Toc230734902 \h </w:instrText>
+            </w:r>
+            <w:r>
+              <w:rPr>
+                <w:noProof/>
+                <w:webHidden/>
+              </w:rPr>
+            </w:r>
+            <w:r>
+              <w:rPr>
+                <w:noProof/>
+                <w:webHidden/>
+              </w:rPr>
+              <w:fldChar w:fldCharType="separate"/>
+            </w:r>
+            <w:r>
+              <w:rPr>
+                <w:noProof/>
+                <w:webHidden/>
+              </w:rPr>
+              <w:t>7</w:t>
+            </w:r>
+            <w:r>
+              <w:rPr>
+                <w:noProof/>
+                <w:webHidden/>
+              </w:rPr>
+              <w:fldChar w:fldCharType="end"/>
+            </w:r>
+          </w:hyperlink>
+        </w:p>
+        <w:p>
+          <w:pPr>
+            <w:pStyle w:val="Spistreci2"/>
+            <w:tabs>
+              <w:tab w:val="left" w:pos="1680"/>
+              <w:tab w:val="right" w:leader="dot" w:pos="8493"/>
+            </w:tabs>
+            <w:rPr>
+              <w:rFonts w:asciiTheme="minorHAnsi" w:eastAsiaTheme="minorEastAsia" w:hAnsiTheme="minorHAnsi"/>
+              <w:noProof/>
+              <w:lang w:eastAsia="pl-PL"/>
+            </w:rPr>
+          </w:pPr>
+          <w:hyperlink w:anchor="_Toc230734903" w:history="1">
+            <w:r>
+              <w:rPr>
+                <w:rStyle w:val="Hipercze"/>
+                <w:noProof/>
+              </w:rPr>
+              <w:t>7.4.</w:t>
+            </w:r>
+            <w:r>
+              <w:rPr>
+                <w:rFonts w:asciiTheme="minorHAnsi" w:eastAsiaTheme="minorEastAsia" w:hAnsiTheme="minorHAnsi"/>
+                <w:noProof/>
+                <w:lang w:eastAsia="pl-PL"/>
+              </w:rPr>
+              <w:tab/>
+            </w:r>
+            <w:r>
+              <w:rPr>
+                <w:rStyle w:val="Hipercze"/>
+                <w:noProof/>
+              </w:rPr>
+              <w:t>Możliwe kierunki dalszego rozwoju</w:t>
+            </w:r>
+            <w:r>
+              <w:rPr>
+                <w:noProof/>
+                <w:webHidden/>
+              </w:rPr>
+              <w:tab/>
+            </w:r>
+            <w:r>
+              <w:rPr>
+                <w:noProof/>
+                <w:webHidden/>
+              </w:rPr>
+              <w:fldChar w:fldCharType="begin"/>
+            </w:r>
+            <w:r>
+              <w:rPr>
+                <w:noProof/>
+                <w:webHidden/>
+              </w:rPr>
+              <w:instrText xml:space="preserve"> PAGEREF _Toc230734903 \h </w:instrText>
+            </w:r>
+            <w:r>
+              <w:rPr>
+                <w:noProof/>
+                <w:webHidden/>
+              </w:rPr>
+            </w:r>
+            <w:r>
+              <w:rPr>
+                <w:noProof/>
+                <w:webHidden/>
+              </w:rPr>
+              <w:fldChar w:fldCharType="separate"/>
+            </w:r>
+            <w:r>
+              <w:rPr>
+                <w:noProof/>
+                <w:webHidden/>
+              </w:rPr>
+              <w:t>8</w:t>
+            </w:r>
+            <w:r>
+              <w:rPr>
+                <w:noProof/>
+                <w:webHidden/>
+              </w:rPr>
+              <w:fldChar w:fldCharType="end"/>
+            </w:r>
+          </w:hyperlink>
+        </w:p>
+        <w:p>
+          <w:pPr>
+            <w:pStyle w:val="Spistreci2"/>
+            <w:tabs>
+              <w:tab w:val="left" w:pos="1680"/>
+              <w:tab w:val="right" w:leader="dot" w:pos="8493"/>
+            </w:tabs>
+            <w:rPr>
+              <w:rFonts w:asciiTheme="minorHAnsi" w:eastAsiaTheme="minorEastAsia" w:hAnsiTheme="minorHAnsi"/>
+              <w:noProof/>
+              <w:lang w:eastAsia="pl-PL"/>
+            </w:rPr>
+          </w:pPr>
+          <w:hyperlink w:anchor="_Toc230734904" w:history="1">
+            <w:r>
+              <w:rPr>
+                <w:rStyle w:val="Hipercze"/>
+                <w:noProof/>
+              </w:rPr>
+              <w:t>7.5.</w:t>
+            </w:r>
+            <w:r>
+              <w:rPr>
+                <w:rFonts w:asciiTheme="minorHAnsi" w:eastAsiaTheme="minorEastAsia" w:hAnsiTheme="minorHAnsi"/>
+                <w:noProof/>
+                <w:lang w:eastAsia="pl-PL"/>
+              </w:rPr>
+              <w:tab/>
+            </w:r>
+            <w:r>
+              <w:rPr>
+                <w:rStyle w:val="Hipercze"/>
+                <w:noProof/>
+              </w:rPr>
+              <w:t>Wnioski końcowe</w:t>
+            </w:r>
+            <w:r>
+              <w:rPr>
+                <w:noProof/>
+                <w:webHidden/>
+              </w:rPr>
+              <w:tab/>
+            </w:r>
+            <w:r>
+              <w:rPr>
+                <w:noProof/>
+                <w:webHidden/>
+              </w:rPr>
+              <w:fldChar w:fldCharType="begin"/>
+            </w:r>
+            <w:r>
+              <w:rPr>
+                <w:noProof/>
+                <w:webHidden/>
+              </w:rPr>
+              <w:instrText xml:space="preserve"> PAGEREF _Toc230734904 \h </w:instrText>
+            </w:r>
+            <w:r>
+              <w:rPr>
+                <w:noProof/>
+                <w:webHidden/>
+              </w:rPr>
+            </w:r>
+            <w:r>
+              <w:rPr>
+                <w:noProof/>
+                <w:webHidden/>
+              </w:rPr>
+              <w:fldChar w:fldCharType="separate"/>
+            </w:r>
+            <w:r>
+              <w:rPr>
+                <w:noProof/>
+                <w:webHidden/>
+              </w:rPr>
+              <w:t>8</w:t>
+            </w:r>
+            <w:r>
+              <w:rPr>
+                <w:noProof/>
+                <w:webHidden/>
+              </w:rPr>
+              <w:fldChar w:fldCharType="end"/>
+            </w:r>
+          </w:hyperlink>
+        </w:p>
+        <w:p>
+          <w:pPr>
+            <w:pStyle w:val="Spistreci1"/>
+            <w:tabs>
+              <w:tab w:val="left" w:pos="1200"/>
+              <w:tab w:val="right" w:leader="dot" w:pos="8493"/>
+            </w:tabs>
+            <w:rPr>
+              <w:rFonts w:asciiTheme="minorHAnsi" w:eastAsiaTheme="minorEastAsia" w:hAnsiTheme="minorHAnsi"/>
+              <w:noProof/>
+              <w:lang w:eastAsia="pl-PL"/>
+            </w:rPr>
+          </w:pPr>
+          <w:hyperlink w:anchor="_Toc230734905" w:history="1">
+            <w:r>
+              <w:rPr>
+                <w:rStyle w:val="Hipercze"/>
+                <w:noProof/>
+              </w:rPr>
+              <w:t>8.</w:t>
+            </w:r>
+            <w:r>
+              <w:rPr>
+                <w:rFonts w:asciiTheme="minorHAnsi" w:eastAsiaTheme="minorEastAsia" w:hAnsiTheme="minorHAnsi"/>
+                <w:noProof/>
+                <w:lang w:eastAsia="pl-PL"/>
+              </w:rPr>
+              <w:tab/>
+            </w:r>
+            <w:r>
+              <w:rPr>
+                <w:rStyle w:val="Hipercze"/>
+                <w:noProof/>
+              </w:rPr>
+              <w:t>Bibliografia</w:t>
+            </w:r>
+            <w:r>
+              <w:rPr>
+                <w:noProof/>
+                <w:webHidden/>
+              </w:rPr>
+              <w:tab/>
+            </w:r>
+            <w:r>
+              <w:rPr>
+                <w:noProof/>
+                <w:webHidden/>
+              </w:rPr>
+              <w:fldChar w:fldCharType="begin"/>
+            </w:r>
+            <w:r>
+              <w:rPr>
+                <w:noProof/>
+                <w:webHidden/>
+              </w:rPr>
+              <w:instrText xml:space="preserve"> PAGEREF _Toc230734905 \h </w:instrText>
+            </w:r>
+            <w:r>
+              <w:rPr>
+                <w:noProof/>
+                <w:webHidden/>
+              </w:rPr>
+            </w:r>
+            <w:r>
+              <w:rPr>
+                <w:noProof/>
+                <w:webHidden/>
+              </w:rPr>
+              <w:fldChar w:fldCharType="separate"/>
+            </w:r>
+            <w:r>
+              <w:rPr>
+                <w:noProof/>
+                <w:webHidden/>
+              </w:rPr>
+              <w:t>8</w:t>
+            </w:r>
+            <w:r>
+              <w:rPr>
+                <w:noProof/>
+                <w:webHidden/>
+              </w:rPr>
+              <w:fldChar w:fldCharType="end"/>
+            </w:r>
+          </w:hyperlink>
+        </w:p>
+        <w:p>
+          <w:pPr>
+            <w:pStyle w:val="Spistreci1"/>
+            <w:tabs>
+              <w:tab w:val="left" w:pos="1200"/>
+              <w:tab w:val="right" w:leader="dot" w:pos="8493"/>
+            </w:tabs>
+            <w:rPr>
+              <w:rFonts w:asciiTheme="minorHAnsi" w:eastAsiaTheme="minorEastAsia" w:hAnsiTheme="minorHAnsi"/>
+              <w:noProof/>
+              <w:lang w:eastAsia="pl-PL"/>
+            </w:rPr>
+          </w:pPr>
+          <w:hyperlink w:anchor="_Toc230734906" w:history="1">
+            <w:r>
+              <w:rPr>
+                <w:rStyle w:val="Hipercze"/>
+                <w:noProof/>
+              </w:rPr>
+              <w:t>9.</w:t>
+            </w:r>
+            <w:r>
+              <w:rPr>
+                <w:rFonts w:asciiTheme="minorHAnsi" w:eastAsiaTheme="minorEastAsia" w:hAnsiTheme="minorHAnsi"/>
+                <w:noProof/>
+                <w:lang w:eastAsia="pl-PL"/>
+              </w:rPr>
+              <w:tab/>
+            </w:r>
+            <w:r>
+              <w:rPr>
+                <w:rStyle w:val="Hipercze"/>
+                <w:noProof/>
+              </w:rPr>
+              <w:t>Spis rysunków i tabel</w:t>
+            </w:r>
+            <w:r>
+              <w:rPr>
+                <w:noProof/>
+                <w:webHidden/>
+              </w:rPr>
+              <w:tab/>
+            </w:r>
+            <w:r>
+              <w:rPr>
+                <w:noProof/>
+                <w:webHidden/>
+              </w:rPr>
+              <w:fldChar w:fldCharType="begin"/>
+            </w:r>
+            <w:r>
+              <w:rPr>
+                <w:noProof/>
+                <w:webHidden/>
+              </w:rPr>
+              <w:instrText xml:space="preserve"> PAGEREF _Toc230734906 \h </w:instrText>
+            </w:r>
+            <w:r>
+              <w:rPr>
+                <w:noProof/>
+                <w:webHidden/>
+              </w:rPr>
+            </w:r>
+            <w:r>
+              <w:rPr>
+                <w:noProof/>
+                <w:webHidden/>
+              </w:rPr>
+              <w:fldChar w:fldCharType="separate"/>
+            </w:r>
+            <w:r>
+              <w:rPr>
+                <w:noProof/>
+                <w:webHidden/>
+              </w:rPr>
+              <w:t>8</w:t>
+            </w:r>
+            <w:r>
+              <w:rPr>
+                <w:noProof/>
+                <w:webHidden/>
+              </w:rPr>
+              <w:fldChar w:fldCharType="end"/>
+            </w:r>
+          </w:hyperlink>
+        </w:p>
+        <w:p>
+          <w:r>
+            <w:rPr>
+              <w:b/>
+              <w:bCs/>
+            </w:rPr>
+            <w:fldChar w:fldCharType="end"/>
+          </w:r>
+        </w:p>
+      </w:sdtContent>
+    </w:sdt>
     <w:p/>
+    <w:p/>
+    <w:p/>
+    <w:p/>
+    <w:p>
+      <w:pPr>
+        <w:ind w:firstLine="0"/>
+      </w:pPr>
+    </w:p>
     <w:p>
       <w:pPr>
         <w:pStyle w:val="Nagwek1"/>
       </w:pPr>
-      <w:r>
+      <w:bookmarkStart w:id="1" w:name="_Toc230734859"/>
+      <w:r>
+        <w:lastRenderedPageBreak/>
         <w:t>Wstęp</w:t>
       </w:r>
-    </w:p>
+      <w:bookmarkEnd w:id="1"/>
+    </w:p>
+    <w:p>
+      <w:pPr>
+        <w:pStyle w:val="Nagwek2"/>
+      </w:pPr>
+      <w:bookmarkStart w:id="2" w:name="_Toc230734860"/>
+      <w:r>
+        <w:t>Wprowadzenie do tematu pracy</w:t>
+      </w:r>
+      <w:bookmarkEnd w:id="2"/>
+    </w:p>
+    <w:p/>
+    <w:p>
+      <w:pPr>
+        <w:pStyle w:val="Nagwek2"/>
+      </w:pPr>
+      <w:bookmarkStart w:id="3" w:name="_Toc230734861"/>
+      <w:r>
+        <w:t xml:space="preserve">Cel </w:t>
+      </w:r>
+      <w:r>
+        <w:t xml:space="preserve">i zakres </w:t>
+      </w:r>
+      <w:r>
+        <w:t>pracy</w:t>
+      </w:r>
+      <w:bookmarkEnd w:id="3"/>
+    </w:p>
+    <w:p>
+      <w:pPr>
+        <w:ind w:firstLine="0"/>
+      </w:pPr>
+    </w:p>
+    <w:p>
+      <w:pPr>
+        <w:pStyle w:val="Nagwek2"/>
+      </w:pPr>
+      <w:bookmarkStart w:id="4" w:name="_Toc230734862"/>
+      <w:r>
+        <w:t>Uzasadnienie wyboru tematu</w:t>
+      </w:r>
+      <w:bookmarkEnd w:id="4"/>
+    </w:p>
+    <w:p/>
+    <w:p>
+      <w:pPr>
+        <w:pStyle w:val="Nagwek2"/>
+      </w:pPr>
+      <w:bookmarkStart w:id="5" w:name="_Toc230734863"/>
+      <w:r>
+        <w:t>Struktura pracy</w:t>
+      </w:r>
+      <w:bookmarkEnd w:id="5"/>
+    </w:p>
+    <w:p>
+      <w:pPr>
+        <w:ind w:firstLine="0"/>
+      </w:pPr>
+    </w:p>
+    <w:p/>
     <w:p>
       <w:pPr>
         <w:pStyle w:val="Nagwek1"/>
       </w:pPr>
-      <w:r>
-        <w:t>Założenia aplikacji</w:t>
-      </w:r>
-    </w:p>
+      <w:bookmarkStart w:id="6" w:name="_Toc230734864"/>
+      <w:r>
+        <w:t>Analiza problemu i założenia systemu</w:t>
+      </w:r>
+      <w:bookmarkEnd w:id="6"/>
+    </w:p>
+    <w:p>
+      <w:pPr>
+        <w:pStyle w:val="Nagwek2"/>
+      </w:pPr>
+      <w:bookmarkStart w:id="7" w:name="_Toc230734865"/>
+      <w:r>
+        <w:t>Charakterystyka pracy agentów ubezpieczeniowych</w:t>
+      </w:r>
+      <w:bookmarkEnd w:id="7"/>
+    </w:p>
+    <w:p/>
+    <w:p>
+      <w:pPr>
+        <w:pStyle w:val="Nagwek2"/>
+      </w:pPr>
+      <w:bookmarkStart w:id="8" w:name="_Toc230734866"/>
+      <w:r>
+        <w:t>Problem nadzorowania pracy agentów</w:t>
+      </w:r>
+      <w:bookmarkEnd w:id="8"/>
+    </w:p>
+    <w:p>
+      <w:pPr>
+        <w:ind w:firstLine="0"/>
+      </w:pPr>
+    </w:p>
+    <w:p>
+      <w:pPr>
+        <w:pStyle w:val="Nagwek2"/>
+      </w:pPr>
+      <w:bookmarkStart w:id="9" w:name="_Toc230734867"/>
+      <w:r>
+        <w:t xml:space="preserve">Wymagania funkcjonowania </w:t>
+      </w:r>
+      <w:r>
+        <w:t xml:space="preserve">i niefunkcjonalne </w:t>
+      </w:r>
+      <w:r>
+        <w:t>systemu</w:t>
+      </w:r>
+      <w:bookmarkEnd w:id="9"/>
+    </w:p>
+    <w:p>
+      <w:pPr>
+        <w:ind w:firstLine="0"/>
+      </w:pPr>
+    </w:p>
+    <w:p>
+      <w:pPr>
+        <w:pStyle w:val="Nagwek2"/>
+      </w:pPr>
+      <w:bookmarkStart w:id="10" w:name="_Toc230734868"/>
+      <w:r>
+        <w:t>Role użytkowników systemu</w:t>
+      </w:r>
+      <w:bookmarkEnd w:id="10"/>
+    </w:p>
+    <w:p/>
+    <w:p/>
+    <w:p/>
+    <w:p/>
+    <w:p/>
+    <w:p/>
     <w:p>
       <w:pPr>
         <w:pStyle w:val="Nagwek1"/>
       </w:pPr>
-      <w:r>
-        <w:t>Wykorzystane technologie</w:t>
-      </w:r>
-    </w:p>
+      <w:bookmarkStart w:id="11" w:name="_Toc230734869"/>
+      <w:r>
+        <w:t>Przegląd podobnych rozwiązań i wykorzystywanych technologii</w:t>
+      </w:r>
+      <w:bookmarkEnd w:id="11"/>
+      <w:r>
+        <w:t xml:space="preserve"> </w:t>
+      </w:r>
+    </w:p>
+    <w:p>
+      <w:pPr>
+        <w:pStyle w:val="Nagwek2"/>
+      </w:pPr>
+      <w:bookmarkStart w:id="12" w:name="_Toc230734870"/>
+      <w:r>
+        <w:t>Charakterystyka podobnych systemów</w:t>
+      </w:r>
+      <w:bookmarkEnd w:id="12"/>
+      <w:r>
+        <w:t xml:space="preserve"> </w:t>
+      </w:r>
+    </w:p>
+    <w:p/>
+    <w:p>
+      <w:pPr>
+        <w:pStyle w:val="Nagwek2"/>
+      </w:pPr>
+      <w:bookmarkStart w:id="13" w:name="_Toc230734871"/>
+      <w:r>
+        <w:t>Uzasadnienie wyboru technologii JavaScript</w:t>
+      </w:r>
+      <w:bookmarkEnd w:id="13"/>
+    </w:p>
+    <w:p/>
+    <w:p>
+      <w:pPr>
+        <w:pStyle w:val="Nagwek2"/>
+        <w:rPr>
+          <w:lang w:val="en-US"/>
+        </w:rPr>
+      </w:pPr>
+      <w:bookmarkStart w:id="14" w:name="_Toc230734872"/>
+      <w:r>
+        <w:rPr>
+          <w:lang w:val="en-US"/>
+        </w:rPr>
+        <w:t>Technologie front-end</w:t>
+      </w:r>
+      <w:r>
+        <w:rPr>
+          <w:lang w:val="en-US"/>
+        </w:rPr>
+        <w:t xml:space="preserve"> i back</w:t>
+      </w:r>
+      <w:r>
+        <w:rPr>
+          <w:lang w:val="en-US"/>
+        </w:rPr>
+        <w:t>-end</w:t>
+      </w:r>
+      <w:bookmarkEnd w:id="14"/>
+    </w:p>
+    <w:p>
+      <w:pPr>
+        <w:ind w:firstLine="0"/>
+        <w:rPr>
+          <w:lang w:val="en-US"/>
+        </w:rPr>
+      </w:pPr>
+    </w:p>
+    <w:p>
+      <w:pPr>
+        <w:pStyle w:val="Nagwek2"/>
+      </w:pPr>
+      <w:bookmarkStart w:id="15" w:name="_Toc230734873"/>
+      <w:r>
+        <w:t>Baza danych</w:t>
+      </w:r>
+      <w:bookmarkEnd w:id="15"/>
+    </w:p>
+    <w:p/>
+    <w:p>
+      <w:pPr>
+        <w:pStyle w:val="Nagwek2"/>
+      </w:pPr>
+      <w:bookmarkStart w:id="16" w:name="_Toc230734874"/>
+      <w:r>
+        <w:t>Narzędzia programistyczne</w:t>
+      </w:r>
+      <w:bookmarkEnd w:id="16"/>
+    </w:p>
+    <w:p>
+      <w:pPr>
+        <w:ind w:firstLine="0"/>
+      </w:pPr>
+    </w:p>
+    <w:p/>
+    <w:p/>
     <w:p>
       <w:pPr>
         <w:pStyle w:val="Nagwek1"/>
       </w:pPr>
-      <w:r>
-        <w:t>Opis aplikacji</w:t>
-      </w:r>
+      <w:bookmarkStart w:id="17" w:name="_Toc230734875"/>
+      <w:r>
+        <w:t>Projekt systemu</w:t>
+      </w:r>
+      <w:bookmarkEnd w:id="17"/>
+    </w:p>
+    <w:p>
+      <w:pPr>
+        <w:pStyle w:val="Nagwek2"/>
+      </w:pPr>
+      <w:bookmarkStart w:id="18" w:name="_Toc230734876"/>
+      <w:r>
+        <w:t>Ogólna architektura systemu</w:t>
+      </w:r>
+      <w:bookmarkEnd w:id="18"/>
+      <w:r>
+        <w:t xml:space="preserve"> </w:t>
+      </w:r>
+    </w:p>
+    <w:p/>
+    <w:p>
+      <w:pPr>
+        <w:pStyle w:val="Nagwek2"/>
+      </w:pPr>
+      <w:bookmarkStart w:id="19" w:name="_Toc230734877"/>
+      <w:r>
+        <w:lastRenderedPageBreak/>
+        <w:t>Model ról i uprawnień użytkowników</w:t>
+      </w:r>
+      <w:bookmarkEnd w:id="19"/>
+    </w:p>
+    <w:p/>
+    <w:p>
+      <w:pPr>
+        <w:pStyle w:val="Nagwek2"/>
+      </w:pPr>
+      <w:bookmarkStart w:id="20" w:name="_Toc230734878"/>
+      <w:r>
+        <w:t>Model danych systemu</w:t>
+      </w:r>
+      <w:bookmarkEnd w:id="20"/>
+    </w:p>
+    <w:p/>
+    <w:p>
+      <w:pPr>
+        <w:pStyle w:val="Nagwek2"/>
+      </w:pPr>
+      <w:bookmarkStart w:id="21" w:name="_Toc230734879"/>
+      <w:r>
+        <w:t>Projekt bazy danych</w:t>
+      </w:r>
+      <w:bookmarkEnd w:id="21"/>
+    </w:p>
+    <w:p/>
+    <w:p>
+      <w:pPr>
+        <w:pStyle w:val="Nagwek2"/>
+      </w:pPr>
+      <w:bookmarkStart w:id="22" w:name="_Toc230734880"/>
+      <w:r>
+        <w:t>Projekt głównych modułów aplikacji</w:t>
+      </w:r>
+      <w:bookmarkEnd w:id="22"/>
+    </w:p>
+    <w:p/>
+    <w:p>
+      <w:pPr>
+        <w:pStyle w:val="Nagwek2"/>
+      </w:pPr>
+      <w:bookmarkStart w:id="23" w:name="_Toc230734881"/>
+      <w:r>
+        <w:t>Projekt interfejsu użytkownika</w:t>
+      </w:r>
+      <w:bookmarkEnd w:id="23"/>
+    </w:p>
+    <w:p/>
+    <w:p>
+      <w:pPr>
+        <w:pStyle w:val="Nagwek2"/>
+      </w:pPr>
+      <w:bookmarkStart w:id="24" w:name="_Toc230734882"/>
+      <w:r>
+        <w:t>Założenia dotyczące bezpieczeństwa systemu</w:t>
+      </w:r>
+      <w:bookmarkEnd w:id="24"/>
+    </w:p>
+    <w:p/>
+    <w:p/>
+    <w:p/>
+    <w:p>
+      <w:pPr>
+        <w:ind w:firstLine="0"/>
+      </w:pPr>
     </w:p>
     <w:p>
       <w:pPr>
         <w:pStyle w:val="Nagwek1"/>
       </w:pPr>
-      <w:r>
-        <w:t>Trudności i problemy implementacyjne</w:t>
-      </w:r>
+      <w:bookmarkStart w:id="25" w:name="_Toc230734883"/>
+      <w:r>
+        <w:t>Implementacji i opis działania aplikacji</w:t>
+      </w:r>
+      <w:bookmarkEnd w:id="25"/>
+    </w:p>
+    <w:p>
+      <w:pPr>
+        <w:pStyle w:val="Nagwek2"/>
+      </w:pPr>
+      <w:bookmarkStart w:id="26" w:name="_Toc230734884"/>
+      <w:r>
+        <w:t>Struktura projektu aplikacji</w:t>
+      </w:r>
+      <w:bookmarkEnd w:id="26"/>
+    </w:p>
+    <w:p/>
+    <w:p>
+      <w:pPr>
+        <w:pStyle w:val="Nagwek2"/>
+      </w:pPr>
+      <w:bookmarkStart w:id="27" w:name="_Toc230734885"/>
+      <w:r>
+        <w:t>Implementacja logowania i autoryzacji</w:t>
+      </w:r>
+      <w:bookmarkEnd w:id="27"/>
+    </w:p>
+    <w:p/>
+    <w:p>
+      <w:pPr>
+        <w:pStyle w:val="Nagwek2"/>
+      </w:pPr>
+      <w:bookmarkStart w:id="28" w:name="_Toc230734886"/>
+      <w:r>
+        <w:lastRenderedPageBreak/>
+        <w:t>Panel</w:t>
+      </w:r>
+      <w:r>
+        <w:t xml:space="preserve"> administratora </w:t>
+      </w:r>
+      <w:r>
+        <w:t>lub</w:t>
+      </w:r>
+      <w:r>
+        <w:t xml:space="preserve"> przełożonego</w:t>
+      </w:r>
+      <w:bookmarkEnd w:id="28"/>
+      <w:r>
+        <w:t xml:space="preserve"> </w:t>
+      </w:r>
+    </w:p>
+    <w:p/>
+    <w:p>
+      <w:pPr>
+        <w:pStyle w:val="Nagwek2"/>
+      </w:pPr>
+      <w:bookmarkStart w:id="29" w:name="_Toc230734887"/>
+      <w:r>
+        <w:t>Panel</w:t>
+      </w:r>
+      <w:r>
+        <w:t xml:space="preserve"> agenta</w:t>
+      </w:r>
+      <w:bookmarkEnd w:id="29"/>
+    </w:p>
+    <w:p/>
+    <w:p>
+      <w:pPr>
+        <w:pStyle w:val="Nagwek2"/>
+      </w:pPr>
+      <w:bookmarkStart w:id="30" w:name="_Toc230734888"/>
+      <w:r>
+        <w:t>Zarządzanie zadaniami i spotkaniami</w:t>
+      </w:r>
+      <w:bookmarkEnd w:id="30"/>
+      <w:r>
+        <w:t xml:space="preserve"> </w:t>
+      </w:r>
+    </w:p>
+    <w:p/>
+    <w:p/>
+    <w:p>
+      <w:pPr>
+        <w:pStyle w:val="Nagwek2"/>
+      </w:pPr>
+      <w:bookmarkStart w:id="31" w:name="_Toc230734889"/>
+      <w:r>
+        <w:t>Notatki</w:t>
+      </w:r>
+      <w:r>
+        <w:t xml:space="preserve"> i dokumentowanie pracy</w:t>
+      </w:r>
+      <w:bookmarkEnd w:id="31"/>
+    </w:p>
+    <w:p/>
+    <w:p>
+      <w:pPr>
+        <w:pStyle w:val="Nagwek2"/>
+      </w:pPr>
+      <w:bookmarkStart w:id="32" w:name="_Toc230734890"/>
+      <w:r>
+        <w:t>Raportowanie</w:t>
+      </w:r>
+      <w:r>
+        <w:t xml:space="preserve"> i podgląd aktywności</w:t>
+      </w:r>
+      <w:bookmarkEnd w:id="32"/>
+    </w:p>
+    <w:p/>
+    <w:p>
+      <w:pPr>
+        <w:pStyle w:val="Nagwek2"/>
+      </w:pPr>
+      <w:bookmarkStart w:id="33" w:name="_Toc230734891"/>
+      <w:r>
+        <w:t>Walidacja danych i obsługa błędów</w:t>
+      </w:r>
+      <w:bookmarkEnd w:id="33"/>
+    </w:p>
+    <w:p/>
+    <w:p>
+      <w:pPr>
+        <w:pStyle w:val="Nagwek2"/>
+      </w:pPr>
+      <w:bookmarkStart w:id="34" w:name="_Toc230734892"/>
+      <w:r>
+        <w:t>Problemy implementacyjne i sposoby ich rozwiązania</w:t>
+      </w:r>
+      <w:bookmarkEnd w:id="34"/>
+    </w:p>
+    <w:p/>
+    <w:p/>
+    <w:p/>
+    <w:p/>
+    <w:p/>
+    <w:p/>
+    <w:p/>
+    <w:p>
+      <w:pPr>
+        <w:ind w:firstLine="0"/>
+      </w:pPr>
     </w:p>
     <w:p>
       <w:pPr>
         <w:pStyle w:val="Nagwek1"/>
       </w:pPr>
+      <w:bookmarkStart w:id="35" w:name="_Toc230734893"/>
+      <w:r>
+        <w:lastRenderedPageBreak/>
+        <w:t>Testowanie i weryfikacja systemu</w:t>
+      </w:r>
+      <w:bookmarkEnd w:id="35"/>
+    </w:p>
+    <w:p>
+      <w:pPr>
+        <w:pStyle w:val="Nagwek2"/>
+      </w:pPr>
+      <w:bookmarkStart w:id="36" w:name="_Toc230734894"/>
+      <w:r>
+        <w:t xml:space="preserve">Cel </w:t>
+      </w:r>
+      <w:r>
+        <w:t xml:space="preserve">i zakres </w:t>
+      </w:r>
+      <w:r>
+        <w:t>testowania aplikacji</w:t>
+      </w:r>
+      <w:bookmarkEnd w:id="36"/>
+    </w:p>
+    <w:p/>
+    <w:p>
+      <w:pPr>
+        <w:pStyle w:val="Nagwek2"/>
+      </w:pPr>
+      <w:bookmarkStart w:id="37" w:name="_Toc230734895"/>
+      <w:r>
+        <w:t>Środowisko testowe</w:t>
+      </w:r>
+      <w:bookmarkEnd w:id="37"/>
+    </w:p>
+    <w:p/>
+    <w:p>
+      <w:pPr>
+        <w:pStyle w:val="Nagwek2"/>
+      </w:pPr>
+      <w:bookmarkStart w:id="38" w:name="_Toc230734896"/>
+      <w:r>
+        <w:t>Scenariusze testowe</w:t>
+      </w:r>
+      <w:bookmarkEnd w:id="38"/>
+    </w:p>
+    <w:p/>
+    <w:p>
+      <w:pPr>
+        <w:pStyle w:val="Nagwek2"/>
+      </w:pPr>
+      <w:bookmarkStart w:id="39" w:name="_Toc230734897"/>
+      <w:r>
+        <w:t xml:space="preserve">Testowanie </w:t>
+      </w:r>
+      <w:r>
+        <w:t>głównych</w:t>
+      </w:r>
+      <w:r>
+        <w:t xml:space="preserve"> funkcji systemu</w:t>
+      </w:r>
+      <w:bookmarkEnd w:id="39"/>
+    </w:p>
+    <w:p>
+      <w:pPr>
+        <w:ind w:firstLine="0"/>
+      </w:pPr>
+    </w:p>
+    <w:p>
+      <w:pPr>
+        <w:pStyle w:val="Nagwek2"/>
+      </w:pPr>
+      <w:bookmarkStart w:id="40" w:name="_Toc230734898"/>
+      <w:r>
+        <w:t>Wyniki testów i ocena działania aplikacji</w:t>
+      </w:r>
+      <w:bookmarkEnd w:id="40"/>
+    </w:p>
+    <w:p/>
+    <w:p>
+      <w:pPr>
+        <w:pStyle w:val="Nagwek1"/>
+      </w:pPr>
+      <w:bookmarkStart w:id="41" w:name="_Toc230734899"/>
       <w:r>
         <w:t>Podsumowanie i możliwe</w:t>
       </w:r>
       <w:r>
         <w:t xml:space="preserve"> kierunki rozwoju aplikacji</w:t>
       </w:r>
-    </w:p>
+      <w:bookmarkEnd w:id="41"/>
+    </w:p>
+    <w:p>
+      <w:pPr>
+        <w:pStyle w:val="Nagwek2"/>
+      </w:pPr>
+      <w:bookmarkStart w:id="42" w:name="_Toc230734900"/>
+      <w:r>
+        <w:t>Ocena realizacji celu pracy</w:t>
+      </w:r>
+      <w:bookmarkEnd w:id="42"/>
+    </w:p>
+    <w:p/>
+    <w:p>
+      <w:pPr>
+        <w:pStyle w:val="Nagwek2"/>
+      </w:pPr>
+      <w:bookmarkStart w:id="43" w:name="_Toc230734901"/>
+      <w:r>
+        <w:t>Najważniejsze rezultaty pracy</w:t>
+      </w:r>
+      <w:bookmarkEnd w:id="43"/>
+    </w:p>
+    <w:p>
+      <w:pPr>
+        <w:pStyle w:val="Nagwek2"/>
+        <w:numPr>
+          <w:ilvl w:val="0"/>
+          <w:numId w:val="0"/>
+        </w:numPr>
+        <w:ind w:left="425"/>
+      </w:pPr>
+    </w:p>
+    <w:p>
+      <w:pPr>
+        <w:pStyle w:val="Nagwek2"/>
+      </w:pPr>
+      <w:bookmarkStart w:id="44" w:name="_Toc230734902"/>
+      <w:r>
+        <w:t>Ograniczenia wykonanego systemu</w:t>
+      </w:r>
+      <w:bookmarkEnd w:id="44"/>
+    </w:p>
+    <w:p/>
+    <w:p>
+      <w:pPr>
+        <w:pStyle w:val="Nagwek2"/>
+      </w:pPr>
+      <w:bookmarkStart w:id="45" w:name="_Toc230734903"/>
+      <w:r>
+        <w:lastRenderedPageBreak/>
+        <w:t>Możliwe kierunki dalszego rozwoju</w:t>
+      </w:r>
+      <w:bookmarkEnd w:id="45"/>
+      <w:r>
+        <w:t xml:space="preserve"> </w:t>
+      </w:r>
+    </w:p>
+    <w:p/>
+    <w:p>
+      <w:pPr>
+        <w:pStyle w:val="Nagwek2"/>
+      </w:pPr>
+      <w:bookmarkStart w:id="46" w:name="_Toc230734904"/>
+      <w:r>
+        <w:t>Wnioski końcowe</w:t>
+      </w:r>
+      <w:bookmarkEnd w:id="46"/>
+    </w:p>
+    <w:p/>
+    <w:p/>
     <w:p>
       <w:pPr>
         <w:pStyle w:val="Nagwek1"/>
       </w:pPr>
+      <w:bookmarkStart w:id="47" w:name="_Toc230734905"/>
       <w:r>
         <w:t>Bibliografia</w:t>
       </w:r>
-    </w:p>
+      <w:bookmarkEnd w:id="47"/>
+    </w:p>
+    <w:p/>
     <w:p>
       <w:pPr>
         <w:pStyle w:val="Nagwek1"/>
       </w:pPr>
+      <w:bookmarkStart w:id="48" w:name="_Toc230734906"/>
       <w:r>
         <w:t>Spis rysunków i tabel</w:t>
       </w:r>
+      <w:bookmarkEnd w:id="48"/>
     </w:p>
     <w:p>
       <w:pPr>
@@ -131,9 +5290,10 @@
     </w:p>
     <w:p/>
     <w:sectPr>
-      <w:footerReference w:type="default" r:id="rId8"/>
+      <w:footerReference w:type="default" r:id="rId9"/>
       <w:pgSz w:w="11906" w:h="16838"/>
       <w:pgMar w:top="1418" w:right="1418" w:bottom="1418" w:left="1985" w:header="709" w:footer="709" w:gutter="0"/>
+      <w:pgNumType w:start="1"/>
       <w:cols w:space="708"/>
       <w:docGrid w:linePitch="360"/>
     </w:sectPr>
@@ -168,12 +5328,34 @@
 
 <file path=word/footer1.xml><?xml version="1.0" encoding="utf-8"?>
 <w:ftr xmlns:wpc="http://schemas.microsoft.com/office/word/2010/wordprocessingCanvas" xmlns:cx="http://schemas.microsoft.com/office/drawing/2014/chartex" xmlns:cx1="http://schemas.microsoft.com/office/drawing/2015/9/8/chartex" xmlns:cx2="http://schemas.microsoft.com/office/drawing/2015/10/21/chartex" xmlns:cx3="http://schemas.microsoft.com/office/drawing/2016/5/9/chartex" xmlns:cx4="http://schemas.microsoft.com/office/drawing/2016/5/10/chartex" xmlns:cx5="http://schemas.microsoft.com/office/drawing/2016/5/11/chartex" xmlns:cx6="http://schemas.microsoft.com/office/drawing/2016/5/12/chartex" xmlns:cx7="http://schemas.microsoft.com/office/drawing/2016/5/13/chartex" xmlns:cx8="http://schemas.microsoft.com/office/drawing/2016/5/14/chartex" xmlns:mc="http://schemas.openxmlformats.org/markup-compatibility/2006" xmlns:aink="http://schemas.microsoft.com/office/drawing/2016/ink" xmlns:am3d="http://schemas.microsoft.com/office/drawing/2017/model3d" xmlns:o="urn:schemas-microsoft-com:office:office" xmlns:oel="http://schemas.microsoft.com/office/2019/extlst" xmlns:r="http://schemas.openxmlformats.org/officeDocument/2006/relationships" xmlns:m="http://schemas.openxmlformats.org/officeDocument/2006/math" xmlns:v="urn:schemas-microsoft-com:vml" xmlns:wp14="http://schemas.microsoft.com/office/word/2010/wordprocessingDrawing" xmlns:wp="http://schemas.openxmlformats.org/drawingml/2006/wordprocessingDrawing" xmlns:w10="urn:schemas-microsoft-com:office:word" xmlns:w="http://schemas.openxmlformats.org/wordprocessingml/2006/main" xmlns:w14="http://schemas.microsoft.com/office/word/2010/wordml" xmlns:w15="http://schemas.microsoft.com/office/word/2012/wordml" xmlns:w16cex="http://schemas.microsoft.com/office/word/2018/wordml/cex" xmlns:w16cid="http://schemas.microsoft.com/office/word/2016/wordml/cid" xmlns:w16="http://schemas.microsoft.com/office/word/2018/wordml" xmlns:w16du="http://schemas.microsoft.com/office/word/2023/wordml/word16du" xmlns:w16sdtdh="http://schemas.microsoft.com/office/word/2020/wordml/sdtdatahash" xmlns:w16sdtfl="http://schemas.microsoft.com/office/word/2024/wordml/sdtformatlock" xmlns:w16se="http://schemas.microsoft.com/office/word/2015/wordml/symex" xmlns:wpg="http://schemas.microsoft.com/office/word/2010/wordprocessingGroup" xmlns:wpi="http://schemas.microsoft.com/office/word/2010/wordprocessingInk" xmlns:wne="http://schemas.microsoft.com/office/word/2006/wordml" xmlns:wps="http://schemas.microsoft.com/office/word/2010/wordprocessingShape" mc:Ignorable="w14 w15 w16se w16cid w16 w16cex w16sdtdh w16sdtfl w16du wp14">
+  <w:p>
+    <w:pPr>
+      <w:pStyle w:val="Stopka"/>
+      <w:jc w:val="right"/>
+      <w:rPr>
+        <w:rFonts w:eastAsiaTheme="majorEastAsia" w:cs="Times New Roman"/>
+      </w:rPr>
+    </w:pPr>
+  </w:p>
+  <w:p>
+    <w:pPr>
+      <w:pStyle w:val="Stopka"/>
+      <w:rPr>
+        <w:rFonts w:cs="Times New Roman"/>
+      </w:rPr>
+    </w:pPr>
+  </w:p>
+</w:ftr>
+</file>
+
+<file path=word/footer2.xml><?xml version="1.0" encoding="utf-8"?>
+<w:ftr xmlns:wpc="http://schemas.microsoft.com/office/word/2010/wordprocessingCanvas" xmlns:cx="http://schemas.microsoft.com/office/drawing/2014/chartex" xmlns:cx1="http://schemas.microsoft.com/office/drawing/2015/9/8/chartex" xmlns:cx2="http://schemas.microsoft.com/office/drawing/2015/10/21/chartex" xmlns:cx3="http://schemas.microsoft.com/office/drawing/2016/5/9/chartex" xmlns:cx4="http://schemas.microsoft.com/office/drawing/2016/5/10/chartex" xmlns:cx5="http://schemas.microsoft.com/office/drawing/2016/5/11/chartex" xmlns:cx6="http://schemas.microsoft.com/office/drawing/2016/5/12/chartex" xmlns:cx7="http://schemas.microsoft.com/office/drawing/2016/5/13/chartex" xmlns:cx8="http://schemas.microsoft.com/office/drawing/2016/5/14/chartex" xmlns:mc="http://schemas.openxmlformats.org/markup-compatibility/2006" xmlns:aink="http://schemas.microsoft.com/office/drawing/2016/ink" xmlns:am3d="http://schemas.microsoft.com/office/drawing/2017/model3d" xmlns:o="urn:schemas-microsoft-com:office:office" xmlns:oel="http://schemas.microsoft.com/office/2019/extlst" xmlns:r="http://schemas.openxmlformats.org/officeDocument/2006/relationships" xmlns:m="http://schemas.openxmlformats.org/officeDocument/2006/math" xmlns:v="urn:schemas-microsoft-com:vml" xmlns:wp14="http://schemas.microsoft.com/office/word/2010/wordprocessingDrawing" xmlns:wp="http://schemas.openxmlformats.org/drawingml/2006/wordprocessingDrawing" xmlns:w10="urn:schemas-microsoft-com:office:word" xmlns:w="http://schemas.openxmlformats.org/wordprocessingml/2006/main" xmlns:w14="http://schemas.microsoft.com/office/word/2010/wordml" xmlns:w15="http://schemas.microsoft.com/office/word/2012/wordml" xmlns:w16cex="http://schemas.microsoft.com/office/word/2018/wordml/cex" xmlns:w16cid="http://schemas.microsoft.com/office/word/2016/wordml/cid" xmlns:w16="http://schemas.microsoft.com/office/word/2018/wordml" xmlns:w16du="http://schemas.microsoft.com/office/word/2023/wordml/word16du" xmlns:w16sdtdh="http://schemas.microsoft.com/office/word/2020/wordml/sdtdatahash" xmlns:w16sdtfl="http://schemas.microsoft.com/office/word/2024/wordml/sdtformatlock" xmlns:w16se="http://schemas.microsoft.com/office/word/2015/wordml/symex" xmlns:wpg="http://schemas.microsoft.com/office/word/2010/wordprocessingGroup" xmlns:wpi="http://schemas.microsoft.com/office/word/2010/wordprocessingInk" xmlns:wne="http://schemas.microsoft.com/office/word/2006/wordml" xmlns:wps="http://schemas.microsoft.com/office/word/2010/wordprocessingShape" mc:Ignorable="w14 w15 w16se w16cid w16 w16cex w16sdtdh w16sdtfl w16du wp14">
   <w:sdt>
     <w:sdtPr>
       <w:rPr>
         <w:rFonts w:eastAsiaTheme="majorEastAsia" w:cs="Times New Roman"/>
       </w:rPr>
-      <w:id w:val="-365835809"/>
+      <w:id w:val="-41745575"/>
       <w:docPartObj>
         <w:docPartGallery w:val="Page Numbers (Bottom of Page)"/>
         <w:docPartUnique/>
@@ -352,6 +5534,92 @@
     </w:lvl>
   </w:abstractNum>
   <w:abstractNum w:abstractNumId="1" w15:restartNumberingAfterBreak="0">
+    <w:nsid w:val="53885559"/>
+    <w:multiLevelType w:val="hybridMultilevel"/>
+    <w:tmpl w:val="DC7E7C78"/>
+    <w:lvl w:ilvl="0" w:tplc="0415000F">
+      <w:start w:val="1"/>
+      <w:numFmt w:val="decimal"/>
+      <w:lvlText w:val="%1."/>
+      <w:lvlJc w:val="left"/>
+      <w:pPr>
+        <w:ind w:left="1429" w:hanging="360"/>
+      </w:pPr>
+    </w:lvl>
+    <w:lvl w:ilvl="1" w:tplc="04150019" w:tentative="1">
+      <w:start w:val="1"/>
+      <w:numFmt w:val="lowerLetter"/>
+      <w:lvlText w:val="%2."/>
+      <w:lvlJc w:val="left"/>
+      <w:pPr>
+        <w:ind w:left="2149" w:hanging="360"/>
+      </w:pPr>
+    </w:lvl>
+    <w:lvl w:ilvl="2" w:tplc="0415001B" w:tentative="1">
+      <w:start w:val="1"/>
+      <w:numFmt w:val="lowerRoman"/>
+      <w:lvlText w:val="%3."/>
+      <w:lvlJc w:val="right"/>
+      <w:pPr>
+        <w:ind w:left="2869" w:hanging="180"/>
+      </w:pPr>
+    </w:lvl>
+    <w:lvl w:ilvl="3" w:tplc="0415000F" w:tentative="1">
+      <w:start w:val="1"/>
+      <w:numFmt w:val="decimal"/>
+      <w:lvlText w:val="%4."/>
+      <w:lvlJc w:val="left"/>
+      <w:pPr>
+        <w:ind w:left="3589" w:hanging="360"/>
+      </w:pPr>
+    </w:lvl>
+    <w:lvl w:ilvl="4" w:tplc="04150019" w:tentative="1">
+      <w:start w:val="1"/>
+      <w:numFmt w:val="lowerLetter"/>
+      <w:lvlText w:val="%5."/>
+      <w:lvlJc w:val="left"/>
+      <w:pPr>
+        <w:ind w:left="4309" w:hanging="360"/>
+      </w:pPr>
+    </w:lvl>
+    <w:lvl w:ilvl="5" w:tplc="0415001B" w:tentative="1">
+      <w:start w:val="1"/>
+      <w:numFmt w:val="lowerRoman"/>
+      <w:lvlText w:val="%6."/>
+      <w:lvlJc w:val="right"/>
+      <w:pPr>
+        <w:ind w:left="5029" w:hanging="180"/>
+      </w:pPr>
+    </w:lvl>
+    <w:lvl w:ilvl="6" w:tplc="0415000F" w:tentative="1">
+      <w:start w:val="1"/>
+      <w:numFmt w:val="decimal"/>
+      <w:lvlText w:val="%7."/>
+      <w:lvlJc w:val="left"/>
+      <w:pPr>
+        <w:ind w:left="5749" w:hanging="360"/>
+      </w:pPr>
+    </w:lvl>
+    <w:lvl w:ilvl="7" w:tplc="04150019" w:tentative="1">
+      <w:start w:val="1"/>
+      <w:numFmt w:val="lowerLetter"/>
+      <w:lvlText w:val="%8."/>
+      <w:lvlJc w:val="left"/>
+      <w:pPr>
+        <w:ind w:left="6469" w:hanging="360"/>
+      </w:pPr>
+    </w:lvl>
+    <w:lvl w:ilvl="8" w:tplc="0415001B" w:tentative="1">
+      <w:start w:val="1"/>
+      <w:numFmt w:val="lowerRoman"/>
+      <w:lvlText w:val="%9."/>
+      <w:lvlJc w:val="right"/>
+      <w:pPr>
+        <w:ind w:left="7189" w:hanging="180"/>
+      </w:pPr>
+    </w:lvl>
+  </w:abstractNum>
+  <w:abstractNum w:abstractNumId="2" w15:restartNumberingAfterBreak="0">
     <w:nsid w:val="5BA76661"/>
     <w:multiLevelType w:val="multilevel"/>
     <w:tmpl w:val="ECC01A26"/>
@@ -473,7 +5741,7 @@
       </w:rPr>
     </w:lvl>
   </w:abstractNum>
-  <w:abstractNum w:abstractNumId="2" w15:restartNumberingAfterBreak="0">
+  <w:abstractNum w:abstractNumId="3" w15:restartNumberingAfterBreak="0">
     <w:nsid w:val="681A7830"/>
     <w:multiLevelType w:val="multilevel"/>
     <w:tmpl w:val="9ED623D2"/>
@@ -560,12 +5828,15 @@
     </w:lvl>
   </w:abstractNum>
   <w:num w:numId="1" w16cid:durableId="1471635321">
-    <w:abstractNumId w:val="2"/>
+    <w:abstractNumId w:val="3"/>
   </w:num>
   <w:num w:numId="2" w16cid:durableId="27029476">
     <w:abstractNumId w:val="0"/>
   </w:num>
   <w:num w:numId="3" w16cid:durableId="740371871">
+    <w:abstractNumId w:val="2"/>
+  </w:num>
+  <w:num w:numId="4" w16cid:durableId="1972980876">
     <w:abstractNumId w:val="1"/>
   </w:num>
 </w:numbering>

--- a/Praca Licencjacka.docx
+++ b/Praca Licencjacka.docx
@@ -3012,20 +3012,16 @@
                 <w:noProof/>
                 <w:webHidden/>
               </w:rPr>
-            </w:r>
-            <w:r>
-              <w:rPr>
-                <w:noProof/>
-                <w:webHidden/>
-              </w:rPr>
               <w:fldChar w:fldCharType="separate"/>
             </w:r>
             <w:r>
               <w:rPr>
-                <w:noProof/>
-                <w:webHidden/>
-              </w:rPr>
-              <w:t>6</w:t>
+                <w:b/>
+                <w:bCs/>
+                <w:noProof/>
+                <w:webHidden/>
+              </w:rPr>
+              <w:t>Błąd! Nie zdefiniowano zakładki.</w:t>
             </w:r>
             <w:r>
               <w:rPr>
@@ -3098,20 +3094,16 @@
                 <w:noProof/>
                 <w:webHidden/>
               </w:rPr>
-            </w:r>
-            <w:r>
-              <w:rPr>
-                <w:noProof/>
-                <w:webHidden/>
-              </w:rPr>
               <w:fldChar w:fldCharType="separate"/>
             </w:r>
             <w:r>
               <w:rPr>
-                <w:noProof/>
-                <w:webHidden/>
-              </w:rPr>
-              <w:t>6</w:t>
+                <w:b/>
+                <w:bCs/>
+                <w:noProof/>
+                <w:webHidden/>
+              </w:rPr>
+              <w:t>Błąd! Nie zdefiniowano zakładki.</w:t>
             </w:r>
             <w:r>
               <w:rPr>
@@ -4610,133 +4602,136 @@
       </w:pPr>
       <w:bookmarkStart w:id="1" w:name="_Toc230734859"/>
       <w:r>
+        <w:t>Wstęp</w:t>
+      </w:r>
+      <w:bookmarkEnd w:id="1"/>
+    </w:p>
+    <w:p>
+      <w:pPr>
+        <w:pStyle w:val="Nagwek2"/>
+      </w:pPr>
+      <w:bookmarkStart w:id="2" w:name="_Toc230734860"/>
+      <w:r>
+        <w:t>Wprowadzenie do tematu pracy</w:t>
+      </w:r>
+      <w:bookmarkEnd w:id="2"/>
+    </w:p>
+    <w:p/>
+    <w:p>
+      <w:pPr>
+        <w:pStyle w:val="Nagwek2"/>
+      </w:pPr>
+      <w:bookmarkStart w:id="3" w:name="_Toc230734861"/>
+      <w:r>
+        <w:t xml:space="preserve">Cel </w:t>
+      </w:r>
+      <w:r>
+        <w:t xml:space="preserve">i zakres </w:t>
+      </w:r>
+      <w:r>
+        <w:t>pracy</w:t>
+      </w:r>
+      <w:bookmarkEnd w:id="3"/>
+    </w:p>
+    <w:p>
+      <w:pPr>
+        <w:ind w:firstLine="0"/>
+      </w:pPr>
+    </w:p>
+    <w:p>
+      <w:pPr>
+        <w:pStyle w:val="Nagwek2"/>
+      </w:pPr>
+      <w:bookmarkStart w:id="4" w:name="_Toc230734862"/>
+      <w:r>
+        <w:t>Uzasadnienie wyboru tematu</w:t>
+      </w:r>
+      <w:bookmarkEnd w:id="4"/>
+    </w:p>
+    <w:p/>
+    <w:p>
+      <w:pPr>
+        <w:pStyle w:val="Nagwek2"/>
+      </w:pPr>
+      <w:bookmarkStart w:id="5" w:name="_Toc230734863"/>
+      <w:r>
+        <w:t>Struktura pracy</w:t>
+      </w:r>
+      <w:bookmarkEnd w:id="5"/>
+    </w:p>
+    <w:p>
+      <w:pPr>
+        <w:ind w:firstLine="0"/>
+      </w:pPr>
+    </w:p>
+    <w:p/>
+    <w:p>
+      <w:pPr>
+        <w:pStyle w:val="Nagwek1"/>
+      </w:pPr>
+      <w:bookmarkStart w:id="6" w:name="_Toc230734864"/>
+      <w:r>
+        <w:t>Analiza problemu i założenia systemu</w:t>
+      </w:r>
+      <w:bookmarkEnd w:id="6"/>
+    </w:p>
+    <w:p>
+      <w:pPr>
+        <w:pStyle w:val="Nagwek2"/>
+      </w:pPr>
+      <w:bookmarkStart w:id="7" w:name="_Toc230734865"/>
+      <w:r>
+        <w:t>Charakterystyka pracy agentów ubezpieczeniowych</w:t>
+      </w:r>
+      <w:bookmarkEnd w:id="7"/>
+    </w:p>
+    <w:p/>
+    <w:p>
+      <w:pPr>
+        <w:pStyle w:val="Nagwek2"/>
+      </w:pPr>
+      <w:bookmarkStart w:id="8" w:name="_Toc230734866"/>
+      <w:r>
+        <w:t>Problem nadzorowania pracy agentów</w:t>
+      </w:r>
+      <w:bookmarkEnd w:id="8"/>
+    </w:p>
+    <w:p>
+      <w:pPr>
+        <w:ind w:firstLine="0"/>
+      </w:pPr>
+    </w:p>
+    <w:p>
+      <w:pPr>
+        <w:pStyle w:val="Nagwek2"/>
+      </w:pPr>
+      <w:bookmarkStart w:id="9" w:name="_Toc230734867"/>
+      <w:r>
+        <w:t>Wymagania funkcj</w:t>
+      </w:r>
+      <w:r>
+        <w:t>onalne i</w:t>
+      </w:r>
+      <w:r>
+        <w:t xml:space="preserve"> niefunkcjonalne </w:t>
+      </w:r>
+      <w:r>
+        <w:t>systemu</w:t>
+      </w:r>
+      <w:bookmarkEnd w:id="9"/>
+    </w:p>
+    <w:p>
+      <w:pPr>
+        <w:ind w:firstLine="0"/>
+      </w:pPr>
+    </w:p>
+    <w:p>
+      <w:pPr>
+        <w:pStyle w:val="Nagwek2"/>
+      </w:pPr>
+      <w:bookmarkStart w:id="10" w:name="_Toc230734868"/>
+      <w:r>
         <w:lastRenderedPageBreak/>
-        <w:t>Wstęp</w:t>
-      </w:r>
-      <w:bookmarkEnd w:id="1"/>
-    </w:p>
-    <w:p>
-      <w:pPr>
-        <w:pStyle w:val="Nagwek2"/>
-      </w:pPr>
-      <w:bookmarkStart w:id="2" w:name="_Toc230734860"/>
-      <w:r>
-        <w:t>Wprowadzenie do tematu pracy</w:t>
-      </w:r>
-      <w:bookmarkEnd w:id="2"/>
-    </w:p>
-    <w:p/>
-    <w:p>
-      <w:pPr>
-        <w:pStyle w:val="Nagwek2"/>
-      </w:pPr>
-      <w:bookmarkStart w:id="3" w:name="_Toc230734861"/>
-      <w:r>
-        <w:t xml:space="preserve">Cel </w:t>
-      </w:r>
-      <w:r>
-        <w:t xml:space="preserve">i zakres </w:t>
-      </w:r>
-      <w:r>
-        <w:t>pracy</w:t>
-      </w:r>
-      <w:bookmarkEnd w:id="3"/>
-    </w:p>
-    <w:p>
-      <w:pPr>
-        <w:ind w:firstLine="0"/>
-      </w:pPr>
-    </w:p>
-    <w:p>
-      <w:pPr>
-        <w:pStyle w:val="Nagwek2"/>
-      </w:pPr>
-      <w:bookmarkStart w:id="4" w:name="_Toc230734862"/>
-      <w:r>
-        <w:t>Uzasadnienie wyboru tematu</w:t>
-      </w:r>
-      <w:bookmarkEnd w:id="4"/>
-    </w:p>
-    <w:p/>
-    <w:p>
-      <w:pPr>
-        <w:pStyle w:val="Nagwek2"/>
-      </w:pPr>
-      <w:bookmarkStart w:id="5" w:name="_Toc230734863"/>
-      <w:r>
-        <w:t>Struktura pracy</w:t>
-      </w:r>
-      <w:bookmarkEnd w:id="5"/>
-    </w:p>
-    <w:p>
-      <w:pPr>
-        <w:ind w:firstLine="0"/>
-      </w:pPr>
-    </w:p>
-    <w:p/>
-    <w:p>
-      <w:pPr>
-        <w:pStyle w:val="Nagwek1"/>
-      </w:pPr>
-      <w:bookmarkStart w:id="6" w:name="_Toc230734864"/>
-      <w:r>
-        <w:t>Analiza problemu i założenia systemu</w:t>
-      </w:r>
-      <w:bookmarkEnd w:id="6"/>
-    </w:p>
-    <w:p>
-      <w:pPr>
-        <w:pStyle w:val="Nagwek2"/>
-      </w:pPr>
-      <w:bookmarkStart w:id="7" w:name="_Toc230734865"/>
-      <w:r>
-        <w:t>Charakterystyka pracy agentów ubezpieczeniowych</w:t>
-      </w:r>
-      <w:bookmarkEnd w:id="7"/>
-    </w:p>
-    <w:p/>
-    <w:p>
-      <w:pPr>
-        <w:pStyle w:val="Nagwek2"/>
-      </w:pPr>
-      <w:bookmarkStart w:id="8" w:name="_Toc230734866"/>
-      <w:r>
-        <w:t>Problem nadzorowania pracy agentów</w:t>
-      </w:r>
-      <w:bookmarkEnd w:id="8"/>
-    </w:p>
-    <w:p>
-      <w:pPr>
-        <w:ind w:firstLine="0"/>
-      </w:pPr>
-    </w:p>
-    <w:p>
-      <w:pPr>
-        <w:pStyle w:val="Nagwek2"/>
-      </w:pPr>
-      <w:bookmarkStart w:id="9" w:name="_Toc230734867"/>
-      <w:r>
-        <w:t xml:space="preserve">Wymagania funkcjonowania </w:t>
-      </w:r>
-      <w:r>
-        <w:t xml:space="preserve">i niefunkcjonalne </w:t>
-      </w:r>
-      <w:r>
-        <w:t>systemu</w:t>
-      </w:r>
-      <w:bookmarkEnd w:id="9"/>
-    </w:p>
-    <w:p>
-      <w:pPr>
-        <w:ind w:firstLine="0"/>
-      </w:pPr>
-    </w:p>
-    <w:p>
-      <w:pPr>
-        <w:pStyle w:val="Nagwek2"/>
-      </w:pPr>
-      <w:bookmarkStart w:id="10" w:name="_Toc230734868"/>
-      <w:r>
         <w:t>Role użytkowników systemu</w:t>
       </w:r>
       <w:bookmarkEnd w:id="10"/>
@@ -4855,6 +4850,7 @@
       </w:pPr>
       <w:bookmarkStart w:id="17" w:name="_Toc230734875"/>
       <w:r>
+        <w:lastRenderedPageBreak/>
         <w:t>Projekt systemu</w:t>
       </w:r>
       <w:bookmarkEnd w:id="17"/>
@@ -4879,7 +4875,6 @@
       </w:pPr>
       <w:bookmarkStart w:id="19" w:name="_Toc230734877"/>
       <w:r>
-        <w:lastRenderedPageBreak/>
         <w:t>Model ról i uprawnień użytkowników</w:t>
       </w:r>
       <w:bookmarkEnd w:id="19"/>
@@ -4953,7 +4948,14 @@
       </w:pPr>
       <w:bookmarkStart w:id="25" w:name="_Toc230734883"/>
       <w:r>
-        <w:t>Implementacji i opis działania aplikacji</w:t>
+        <w:lastRenderedPageBreak/>
+        <w:t>Implementacj</w:t>
+      </w:r>
+      <w:r>
+        <w:t>a</w:t>
+      </w:r>
+      <w:r>
+        <w:t xml:space="preserve"> i opis działania aplikacji</w:t>
       </w:r>
       <w:bookmarkEnd w:id="25"/>
     </w:p>
@@ -4985,22 +4987,12 @@
       </w:pPr>
       <w:bookmarkStart w:id="28" w:name="_Toc230734886"/>
       <w:r>
-        <w:lastRenderedPageBreak/>
         <w:t>Panel</w:t>
       </w:r>
       <w:r>
         <w:t xml:space="preserve"> administratora </w:t>
       </w:r>
-      <w:r>
-        <w:t>lub</w:t>
-      </w:r>
-      <w:r>
-        <w:t xml:space="preserve"> przełożonego</w:t>
-      </w:r>
       <w:bookmarkEnd w:id="28"/>
-      <w:r>
-        <w:t xml:space="preserve"> </w:t>
-      </w:r>
     </w:p>
     <w:p/>
     <w:p>
@@ -5021,13 +5013,8 @@
       <w:pPr>
         <w:pStyle w:val="Nagwek2"/>
       </w:pPr>
-      <w:bookmarkStart w:id="30" w:name="_Toc230734888"/>
-      <w:r>
-        <w:t>Zarządzanie zadaniami i spotkaniami</w:t>
-      </w:r>
-      <w:bookmarkEnd w:id="30"/>
-      <w:r>
-        <w:t xml:space="preserve"> </w:t>
+      <w:r>
+        <w:t>Obsługa spotkań i kalendarza</w:t>
       </w:r>
     </w:p>
     <w:p/>
@@ -5036,50 +5023,49 @@
       <w:pPr>
         <w:pStyle w:val="Nagwek2"/>
       </w:pPr>
-      <w:bookmarkStart w:id="31" w:name="_Toc230734889"/>
-      <w:r>
-        <w:t>Notatki</w:t>
-      </w:r>
-      <w:r>
-        <w:t xml:space="preserve"> i dokumentowanie pracy</w:t>
-      </w:r>
-      <w:bookmarkEnd w:id="31"/>
+      <w:r>
+        <w:t>Ewidencja czasu pracy agentó</w:t>
+      </w:r>
+      <w:r>
+        <w:t>w</w:t>
+      </w:r>
     </w:p>
     <w:p/>
     <w:p>
       <w:pPr>
         <w:pStyle w:val="Nagwek2"/>
       </w:pPr>
-      <w:bookmarkStart w:id="32" w:name="_Toc230734890"/>
-      <w:r>
-        <w:t>Raportowanie</w:t>
-      </w:r>
-      <w:r>
-        <w:t xml:space="preserve"> i podgląd aktywności</w:t>
-      </w:r>
-      <w:bookmarkEnd w:id="32"/>
+      <w:r>
+        <w:t>Dokumentacja spotkań, notatki i załączniki</w:t>
+      </w:r>
     </w:p>
     <w:p/>
     <w:p>
       <w:pPr>
         <w:pStyle w:val="Nagwek2"/>
       </w:pPr>
-      <w:bookmarkStart w:id="33" w:name="_Toc230734891"/>
-      <w:r>
-        <w:t>Walidacja danych i obsługa błędów</w:t>
-      </w:r>
-      <w:bookmarkEnd w:id="33"/>
+      <w:r>
+        <w:t>Raport nadzoru i podgląd aktywności</w:t>
+      </w:r>
     </w:p>
     <w:p/>
     <w:p>
       <w:pPr>
         <w:pStyle w:val="Nagwek2"/>
       </w:pPr>
-      <w:bookmarkStart w:id="34" w:name="_Toc230734892"/>
-      <w:r>
-        <w:t>Problemy implementacyjne i sposoby ich rozwiązania</w:t>
-      </w:r>
-      <w:bookmarkEnd w:id="34"/>
+      <w:r>
+        <w:lastRenderedPageBreak/>
+        <w:t>Audyt zmian w systemie</w:t>
+      </w:r>
+    </w:p>
+    <w:p/>
+    <w:p>
+      <w:pPr>
+        <w:pStyle w:val="Nagwek2"/>
+      </w:pPr>
+      <w:r>
+        <w:t>Walidacja danych, obsługa błędów i problemy implementacyjne</w:t>
+      </w:r>
     </w:p>
     <w:p/>
     <w:p/>
@@ -5087,127 +5073,126 @@
     <w:p/>
     <w:p/>
     <w:p/>
+    <w:p>
+      <w:pPr>
+        <w:ind w:firstLine="0"/>
+      </w:pPr>
+    </w:p>
+    <w:p>
+      <w:pPr>
+        <w:pStyle w:val="Nagwek1"/>
+      </w:pPr>
+      <w:bookmarkStart w:id="30" w:name="_Toc230734893"/>
+      <w:r>
+        <w:t>Testowanie i weryfikacja systemu</w:t>
+      </w:r>
+      <w:bookmarkEnd w:id="30"/>
+    </w:p>
+    <w:p>
+      <w:pPr>
+        <w:pStyle w:val="Nagwek2"/>
+      </w:pPr>
+      <w:bookmarkStart w:id="31" w:name="_Toc230734894"/>
+      <w:r>
+        <w:t xml:space="preserve">Cel </w:t>
+      </w:r>
+      <w:r>
+        <w:t xml:space="preserve">i zakres </w:t>
+      </w:r>
+      <w:r>
+        <w:t>testowania aplikacji</w:t>
+      </w:r>
+      <w:bookmarkEnd w:id="31"/>
+    </w:p>
     <w:p/>
     <w:p>
       <w:pPr>
+        <w:pStyle w:val="Nagwek2"/>
+      </w:pPr>
+      <w:bookmarkStart w:id="32" w:name="_Toc230734895"/>
+      <w:r>
+        <w:t>Środowisko testowe</w:t>
+      </w:r>
+      <w:bookmarkEnd w:id="32"/>
+    </w:p>
+    <w:p/>
+    <w:p>
+      <w:pPr>
+        <w:pStyle w:val="Nagwek2"/>
+      </w:pPr>
+      <w:bookmarkStart w:id="33" w:name="_Toc230734896"/>
+      <w:r>
+        <w:t>Scenariusze testowe</w:t>
+      </w:r>
+      <w:bookmarkEnd w:id="33"/>
+    </w:p>
+    <w:p/>
+    <w:p>
+      <w:pPr>
+        <w:pStyle w:val="Nagwek2"/>
+      </w:pPr>
+      <w:bookmarkStart w:id="34" w:name="_Toc230734897"/>
+      <w:r>
+        <w:t xml:space="preserve">Testowanie </w:t>
+      </w:r>
+      <w:r>
+        <w:t>głównych</w:t>
+      </w:r>
+      <w:r>
+        <w:t xml:space="preserve"> funkcji systemu</w:t>
+      </w:r>
+      <w:bookmarkEnd w:id="34"/>
+    </w:p>
+    <w:p>
+      <w:pPr>
         <w:ind w:firstLine="0"/>
       </w:pPr>
     </w:p>
     <w:p>
       <w:pPr>
+        <w:pStyle w:val="Nagwek2"/>
+      </w:pPr>
+      <w:bookmarkStart w:id="35" w:name="_Toc230734898"/>
+      <w:r>
+        <w:t>Wyniki testów i ocena działania aplikacji</w:t>
+      </w:r>
+      <w:bookmarkEnd w:id="35"/>
+    </w:p>
+    <w:p/>
+    <w:p>
+      <w:pPr>
         <w:pStyle w:val="Nagwek1"/>
       </w:pPr>
-      <w:bookmarkStart w:id="35" w:name="_Toc230734893"/>
+      <w:bookmarkStart w:id="36" w:name="_Toc230734899"/>
       <w:r>
         <w:lastRenderedPageBreak/>
-        <w:t>Testowanie i weryfikacja systemu</w:t>
-      </w:r>
-      <w:bookmarkEnd w:id="35"/>
+        <w:t>Podsumowanie i możliwe</w:t>
+      </w:r>
+      <w:r>
+        <w:t xml:space="preserve"> kierunki rozwoju aplikacji</w:t>
+      </w:r>
+      <w:bookmarkEnd w:id="36"/>
     </w:p>
     <w:p>
       <w:pPr>
         <w:pStyle w:val="Nagwek2"/>
       </w:pPr>
-      <w:bookmarkStart w:id="36" w:name="_Toc230734894"/>
-      <w:r>
-        <w:t xml:space="preserve">Cel </w:t>
-      </w:r>
-      <w:r>
-        <w:t xml:space="preserve">i zakres </w:t>
-      </w:r>
-      <w:r>
-        <w:t>testowania aplikacji</w:t>
-      </w:r>
-      <w:bookmarkEnd w:id="36"/>
+      <w:bookmarkStart w:id="37" w:name="_Toc230734900"/>
+      <w:r>
+        <w:t>Ocena realizacji celu pracy</w:t>
+      </w:r>
+      <w:bookmarkEnd w:id="37"/>
     </w:p>
     <w:p/>
     <w:p>
       <w:pPr>
         <w:pStyle w:val="Nagwek2"/>
       </w:pPr>
-      <w:bookmarkStart w:id="37" w:name="_Toc230734895"/>
-      <w:r>
-        <w:t>Środowisko testowe</w:t>
-      </w:r>
-      <w:bookmarkEnd w:id="37"/>
-    </w:p>
-    <w:p/>
-    <w:p>
-      <w:pPr>
-        <w:pStyle w:val="Nagwek2"/>
-      </w:pPr>
-      <w:bookmarkStart w:id="38" w:name="_Toc230734896"/>
-      <w:r>
-        <w:t>Scenariusze testowe</w:t>
+      <w:bookmarkStart w:id="38" w:name="_Toc230734901"/>
+      <w:r>
+        <w:t>Najważniejsze rezultaty pracy</w:t>
       </w:r>
       <w:bookmarkEnd w:id="38"/>
-    </w:p>
-    <w:p/>
-    <w:p>
-      <w:pPr>
-        <w:pStyle w:val="Nagwek2"/>
-      </w:pPr>
-      <w:bookmarkStart w:id="39" w:name="_Toc230734897"/>
-      <w:r>
-        <w:t xml:space="preserve">Testowanie </w:t>
-      </w:r>
-      <w:r>
-        <w:t>głównych</w:t>
-      </w:r>
-      <w:r>
-        <w:t xml:space="preserve"> funkcji systemu</w:t>
-      </w:r>
-      <w:bookmarkEnd w:id="39"/>
-    </w:p>
-    <w:p>
-      <w:pPr>
-        <w:ind w:firstLine="0"/>
-      </w:pPr>
-    </w:p>
-    <w:p>
-      <w:pPr>
-        <w:pStyle w:val="Nagwek2"/>
-      </w:pPr>
-      <w:bookmarkStart w:id="40" w:name="_Toc230734898"/>
-      <w:r>
-        <w:t>Wyniki testów i ocena działania aplikacji</w:t>
-      </w:r>
-      <w:bookmarkEnd w:id="40"/>
-    </w:p>
-    <w:p/>
-    <w:p>
-      <w:pPr>
-        <w:pStyle w:val="Nagwek1"/>
-      </w:pPr>
-      <w:bookmarkStart w:id="41" w:name="_Toc230734899"/>
-      <w:r>
-        <w:t>Podsumowanie i możliwe</w:t>
-      </w:r>
-      <w:r>
-        <w:t xml:space="preserve"> kierunki rozwoju aplikacji</w:t>
-      </w:r>
-      <w:bookmarkEnd w:id="41"/>
-    </w:p>
-    <w:p>
-      <w:pPr>
-        <w:pStyle w:val="Nagwek2"/>
-      </w:pPr>
-      <w:bookmarkStart w:id="42" w:name="_Toc230734900"/>
-      <w:r>
-        <w:t>Ocena realizacji celu pracy</w:t>
-      </w:r>
-      <w:bookmarkEnd w:id="42"/>
-    </w:p>
-    <w:p/>
-    <w:p>
-      <w:pPr>
-        <w:pStyle w:val="Nagwek2"/>
-      </w:pPr>
-      <w:bookmarkStart w:id="43" w:name="_Toc230734901"/>
-      <w:r>
-        <w:t>Najważniejsze rezultaty pracy</w:t>
-      </w:r>
-      <w:bookmarkEnd w:id="43"/>
     </w:p>
     <w:p>
       <w:pPr>
@@ -5223,23 +5208,22 @@
       <w:pPr>
         <w:pStyle w:val="Nagwek2"/>
       </w:pPr>
-      <w:bookmarkStart w:id="44" w:name="_Toc230734902"/>
+      <w:bookmarkStart w:id="39" w:name="_Toc230734902"/>
       <w:r>
         <w:t>Ograniczenia wykonanego systemu</w:t>
       </w:r>
-      <w:bookmarkEnd w:id="44"/>
+      <w:bookmarkEnd w:id="39"/>
     </w:p>
     <w:p/>
     <w:p>
       <w:pPr>
         <w:pStyle w:val="Nagwek2"/>
       </w:pPr>
-      <w:bookmarkStart w:id="45" w:name="_Toc230734903"/>
-      <w:r>
-        <w:lastRenderedPageBreak/>
+      <w:bookmarkStart w:id="40" w:name="_Toc230734903"/>
+      <w:r>
         <w:t>Możliwe kierunki dalszego rozwoju</w:t>
       </w:r>
-      <w:bookmarkEnd w:id="45"/>
+      <w:bookmarkEnd w:id="40"/>
       <w:r>
         <w:t xml:space="preserve"> </w:t>
       </w:r>
@@ -5249,34 +5233,44 @@
       <w:pPr>
         <w:pStyle w:val="Nagwek2"/>
       </w:pPr>
-      <w:bookmarkStart w:id="46" w:name="_Toc230734904"/>
+      <w:bookmarkStart w:id="41" w:name="_Toc230734904"/>
       <w:r>
         <w:t>Wnioski końcowe</w:t>
       </w:r>
-      <w:bookmarkEnd w:id="46"/>
+      <w:bookmarkEnd w:id="41"/>
     </w:p>
     <w:p/>
     <w:p/>
     <w:p>
       <w:pPr>
         <w:pStyle w:val="Nagwek1"/>
-      </w:pPr>
-      <w:bookmarkStart w:id="47" w:name="_Toc230734905"/>
+        <w:numPr>
+          <w:ilvl w:val="0"/>
+          <w:numId w:val="0"/>
+        </w:numPr>
+        <w:ind w:left="425" w:hanging="425"/>
+      </w:pPr>
+      <w:bookmarkStart w:id="42" w:name="_Toc230734905"/>
       <w:r>
         <w:t>Bibliografia</w:t>
       </w:r>
-      <w:bookmarkEnd w:id="47"/>
+      <w:bookmarkEnd w:id="42"/>
     </w:p>
     <w:p/>
     <w:p>
       <w:pPr>
         <w:pStyle w:val="Nagwek1"/>
-      </w:pPr>
-      <w:bookmarkStart w:id="48" w:name="_Toc230734906"/>
+        <w:numPr>
+          <w:ilvl w:val="0"/>
+          <w:numId w:val="0"/>
+        </w:numPr>
+        <w:ind w:left="425" w:hanging="425"/>
+      </w:pPr>
+      <w:bookmarkStart w:id="43" w:name="_Toc230734906"/>
       <w:r>
         <w:t>Spis rysunków i tabel</w:t>
       </w:r>
-      <w:bookmarkEnd w:id="48"/>
+      <w:bookmarkEnd w:id="43"/>
     </w:p>
     <w:p>
       <w:pPr>
@@ -6460,7 +6454,6 @@
   <w:style w:type="character" w:default="1" w:styleId="Domylnaczcionkaakapitu">
     <w:name w:val="Default Paragraph Font"/>
     <w:uiPriority w:val="1"/>
-    <w:semiHidden/>
     <w:unhideWhenUsed/>
   </w:style>
   <w:style w:type="table" w:default="1" w:styleId="Standardowy">
